--- a/HomeOps-PERIMETRE.docx
+++ b/HomeOps-PERIMETRE.docx
@@ -21,40 +21,109 @@
     <w:p>
       <w:pPr>
         <w:pStyle w:val="Heading1"/>
+        <w:spacing w:before="240" w:after="140"/>
       </w:pPr>
       <w:r>
-        <w:t>Objectif</w:t>
+        <w:t>Objectif et cadre</w:t>
       </w:r>
     </w:p>
     <w:p>
       <w:r>
-        <w:t>Développer une application web auto-hébergée destinée aux détenteurs de homelab, permettant d’inventorier leurs services, de surveiller leur disponibilité, de consulter leurs informations techniques, de suivre les incidents et de démarrer, arrêter ou redémarrer leurs conteneurs autorisés depuis un PC ou un téléphone.</w:t>
+        <w:t>HomeOps est une application web auto-hébergée destinée aux détenteurs de homelab. Elle permet d’inventorier les services, de surveiller leur disponibilité, de diagnostiquer les incidents et de démarrer, arrêter ou redémarrer les conteneurs autorisés. Le MVP inclut également un suivi de la consommation électrique à partir d’une prise compatible.</w:t>
       </w:r>
     </w:p>
     <w:p>
       <w:r>
-        <w:t>Un dashboard dédié permet une consultation permanente sur l’écran du homelab de chaque utilisateur.</w:t>
+        <w:t>Chaque détenteur héberge sa propre instance et en devient l’unique administrateur. Le projet est développé individuellement, avec des situations de management et de relation client simulées pour la certification. Les premiers essais sont réalisés sur mon lab, puis sur mon homelab personnel.</w:t>
+      </w:r>
+    </w:p>
+    <w:p>
+      <w:pPr>
+        <w:pStyle w:val="ListBullet"/>
+        <w:keepLines/>
+      </w:pPr>
+      <w:r>
+        <w:rPr>
+          <w:b/>
+        </w:rPr>
+        <w:t xml:space="preserve">Limites — </w:t>
+      </w:r>
+      <w:r>
+        <w:t>Un homelab, jusqu’à 20 services surveillés, un seul hôte Docker pilotable et une seule prise de mesure par instance.</w:t>
+      </w:r>
+    </w:p>
+    <w:p>
+      <w:pPr>
+        <w:pStyle w:val="ListBullet"/>
+        <w:keepLines/>
+      </w:pPr>
+      <w:r>
+        <w:rPr>
+          <w:b/>
+        </w:rPr>
+        <w:t xml:space="preserve">Accès — </w:t>
+      </w:r>
+      <w:r>
+        <w:t>Administration sur PC et mobile via VPN, authentification et HTTPS. Le kiosque est un dashboard permanent en lecture seule sur l’écran du homelab.</w:t>
+      </w:r>
+    </w:p>
+    <w:p>
+      <w:pPr>
+        <w:pStyle w:val="ListBullet"/>
+        <w:keepLines/>
+      </w:pPr>
+      <w:r>
+        <w:rPr>
+          <w:b/>
+        </w:rPr>
+        <w:t xml:space="preserve">Indépendance — </w:t>
+      </w:r>
+      <w:r>
+        <w:t>Chaque instance possède sa base, sa configuration et ses accès. Le développeur ne dispose d’aucun accès automatique aux installations des autres utilisateurs.</w:t>
+      </w:r>
+    </w:p>
+    <w:p>
+      <w:pPr>
+        <w:pStyle w:val="ListBullet"/>
+        <w:keepLines/>
+      </w:pPr>
+      <w:r>
+        <w:rPr>
+          <w:b/>
+        </w:rPr>
+        <w:t xml:space="preserve">Environnement initial — </w:t>
+      </w:r>
+      <w:r>
+        <w:t>Lab Docker Compose reproductible avec de vrais services réseau et des pannes maîtrisées ; API de mesure énergétique simulée jusqu’à réception de la prise.</w:t>
       </w:r>
     </w:p>
     <w:p>
       <w:pPr>
         <w:pStyle w:val="Heading1"/>
+        <w:spacing w:before="240" w:after="140"/>
       </w:pPr>
       <w:r>
-        <w:t>Cadre du projet</w:t>
+        <w:t>Actions humaines</w:t>
       </w:r>
     </w:p>
     <w:tbl>
       <w:tblPr>
+        <w:tblW w:type="auto" w:w="0"/>
         <w:jc w:val="center"/>
         <w:tblLayout w:type="fixed"/>
         <w:tblLook w:firstColumn="1" w:firstRow="1" w:lastColumn="0" w:lastRow="0" w:noHBand="0" w:noVBand="1" w:val="04A0"/>
-        <w:tblW w:w="9638" w:type="dxa"/>
-        <w:tblInd w:w="0" w:type="dxa"/>
+        <w:tblBorders>
+          <w:top w:val="single" w:sz="4" w:color="D9D9D9"/>
+          <w:left w:val="single" w:sz="4" w:color="D9D9D9"/>
+          <w:bottom w:val="single" w:sz="4" w:color="D9D9D9"/>
+          <w:right w:val="single" w:sz="4" w:color="D9D9D9"/>
+          <w:insideH w:val="single" w:sz="4" w:color="D9D9D9"/>
+          <w:insideV w:val="single" w:sz="4" w:color="D9D9D9"/>
+        </w:tblBorders>
       </w:tblPr>
       <w:tblGrid>
-        <w:gridCol w:w="2268"/>
-        <w:gridCol w:w="7370"/>
+        <w:gridCol w:w="1928"/>
+        <w:gridCol w:w="7710"/>
       </w:tblGrid>
       <w:tr>
         <w:trPr>
@@ -63,65 +132,53 @@
         </w:trPr>
         <w:tc>
           <w:tcPr>
-            <w:tcW w:type="dxa" w:w="2268"/>
+            <w:tcW w:type="dxa" w:w="1928"/>
             <w:vAlign w:val="center"/>
-            <w:shd w:fill="DFE8EF"/>
-            <w:tcBorders>
-              <w:top w:val="single" w:sz="4" w:color="D9D9D9"/>
-              <w:left w:val="single" w:sz="4" w:color="D9D9D9"/>
-              <w:bottom w:val="single" w:sz="4" w:color="D9D9D9"/>
-              <w:right w:val="single" w:sz="4" w:color="D9D9D9"/>
-            </w:tcBorders>
+            <w:shd w:fill="303940"/>
             <w:tcMar>
-              <w:top w:w="80" w:type="dxa"/>
-              <w:bottom w:w="80" w:type="dxa"/>
-              <w:left w:w="80" w:type="dxa"/>
-              <w:right w:w="80" w:type="dxa"/>
+              <w:top w:w="90" w:type="dxa"/>
+              <w:bottom w:w="90" w:type="dxa"/>
+              <w:left w:w="110" w:type="dxa"/>
+              <w:right w:w="110" w:type="dxa"/>
             </w:tcMar>
           </w:tcPr>
           <w:p>
             <w:pPr>
-              <w:spacing w:after="20" w:before="0"/>
-              <w:ind w:left="0" w:right="0"/>
+              <w:spacing w:after="0" w:line="250" w:lineRule="auto"/>
             </w:pPr>
             <w:r>
               <w:rPr>
                 <w:b/>
-                <w:sz w:val="20"/>
+                <w:color w:val="FFFFFF"/>
+                <w:sz w:val="21"/>
               </w:rPr>
-              <w:t>Élément</w:t>
+              <w:t>Thème</w:t>
             </w:r>
           </w:p>
         </w:tc>
         <w:tc>
           <w:tcPr>
-            <w:tcW w:type="dxa" w:w="7370"/>
+            <w:tcW w:type="dxa" w:w="7710"/>
             <w:vAlign w:val="center"/>
-            <w:shd w:fill="DFE8EF"/>
-            <w:tcBorders>
-              <w:top w:val="single" w:sz="4" w:color="D9D9D9"/>
-              <w:left w:val="single" w:sz="4" w:color="D9D9D9"/>
-              <w:bottom w:val="single" w:sz="4" w:color="D9D9D9"/>
-              <w:right w:val="single" w:sz="4" w:color="D9D9D9"/>
-            </w:tcBorders>
+            <w:shd w:fill="303940"/>
             <w:tcMar>
-              <w:top w:w="80" w:type="dxa"/>
-              <w:bottom w:w="80" w:type="dxa"/>
-              <w:left w:w="80" w:type="dxa"/>
-              <w:right w:w="80" w:type="dxa"/>
+              <w:top w:w="90" w:type="dxa"/>
+              <w:bottom w:w="90" w:type="dxa"/>
+              <w:left w:w="110" w:type="dxa"/>
+              <w:right w:w="110" w:type="dxa"/>
             </w:tcMar>
           </w:tcPr>
           <w:p>
             <w:pPr>
-              <w:spacing w:after="20" w:before="0"/>
-              <w:ind w:left="0" w:right="0"/>
+              <w:spacing w:after="0" w:line="250" w:lineRule="auto"/>
             </w:pPr>
             <w:r>
               <w:rPr>
                 <w:b/>
-                <w:sz w:val="20"/>
+                <w:color w:val="FFFFFF"/>
+                <w:sz w:val="21"/>
               </w:rPr>
-              <w:t>Périmètre</w:t>
+              <w:t>Actions de l’administrateur</w:t>
             </w:r>
           </w:p>
         </w:tc>
@@ -132,65 +189,53 @@
         </w:trPr>
         <w:tc>
           <w:tcPr>
-            <w:tcW w:type="dxa" w:w="2268"/>
+            <w:tcW w:type="dxa" w:w="1928"/>
             <w:vAlign w:val="center"/>
-            <w:shd w:fill="FFFFFF"/>
-            <w:tcBorders>
-              <w:top w:val="single" w:sz="4" w:color="D9D9D9"/>
-              <w:left w:val="single" w:sz="4" w:color="D9D9D9"/>
-              <w:bottom w:val="single" w:sz="4" w:color="D9D9D9"/>
-              <w:right w:val="single" w:sz="4" w:color="D9D9D9"/>
-            </w:tcBorders>
+            <w:shd w:fill="F3F5F6"/>
             <w:tcMar>
-              <w:top w:w="80" w:type="dxa"/>
-              <w:bottom w:w="80" w:type="dxa"/>
-              <w:left w:w="80" w:type="dxa"/>
-              <w:right w:w="80" w:type="dxa"/>
+              <w:top w:w="90" w:type="dxa"/>
+              <w:bottom w:w="90" w:type="dxa"/>
+              <w:left w:w="110" w:type="dxa"/>
+              <w:right w:w="110" w:type="dxa"/>
             </w:tcMar>
           </w:tcPr>
           <w:p>
             <w:pPr>
-              <w:spacing w:after="20" w:before="0"/>
-              <w:ind w:left="0" w:right="0"/>
+              <w:spacing w:after="0" w:line="250" w:lineRule="auto"/>
             </w:pPr>
             <w:r>
               <w:rPr>
                 <w:b/>
-                <w:sz w:val="20"/>
+                <w:color w:val="000000"/>
+                <w:sz w:val="21"/>
               </w:rPr>
-              <w:t>Utilisateur</w:t>
+              <w:t>Compte</w:t>
             </w:r>
           </w:p>
         </w:tc>
         <w:tc>
           <w:tcPr>
-            <w:tcW w:type="dxa" w:w="7370"/>
+            <w:tcW w:type="dxa" w:w="7710"/>
             <w:vAlign w:val="center"/>
-            <w:shd w:fill="FFFFFF"/>
-            <w:tcBorders>
-              <w:top w:val="single" w:sz="4" w:color="D9D9D9"/>
-              <w:left w:val="single" w:sz="4" w:color="D9D9D9"/>
-              <w:bottom w:val="single" w:sz="4" w:color="D9D9D9"/>
-              <w:right w:val="single" w:sz="4" w:color="D9D9D9"/>
-            </w:tcBorders>
+            <w:shd w:fill="F3F5F6"/>
             <w:tcMar>
-              <w:top w:w="80" w:type="dxa"/>
-              <w:bottom w:w="80" w:type="dxa"/>
-              <w:left w:w="80" w:type="dxa"/>
-              <w:right w:w="80" w:type="dxa"/>
+              <w:top w:w="90" w:type="dxa"/>
+              <w:bottom w:w="90" w:type="dxa"/>
+              <w:left w:w="110" w:type="dxa"/>
+              <w:right w:w="110" w:type="dxa"/>
             </w:tcMar>
           </w:tcPr>
           <w:p>
             <w:pPr>
-              <w:spacing w:after="20" w:before="0"/>
-              <w:ind w:left="0" w:right="0"/>
+              <w:spacing w:after="0" w:line="250" w:lineRule="auto"/>
             </w:pPr>
             <w:r>
               <w:rPr>
                 <w:b w:val="0"/>
-                <w:sz w:val="20"/>
+                <w:color w:val="000000"/>
+                <w:sz w:val="21"/>
               </w:rPr>
-              <w:t>Un administrateur par instance : le détenteur du homelab qui installe HomeOps.</w:t>
+              <w:t>Initialiser l’instance avec le secret de déploiement, créer le compte administrateur, se connecter, se déconnecter et modifier son mot de passe.</w:t>
             </w:r>
           </w:p>
         </w:tc>
@@ -201,65 +246,53 @@
         </w:trPr>
         <w:tc>
           <w:tcPr>
-            <w:tcW w:type="dxa" w:w="2268"/>
+            <w:tcW w:type="dxa" w:w="1928"/>
             <w:vAlign w:val="center"/>
             <w:shd w:fill="FFFFFF"/>
-            <w:tcBorders>
-              <w:top w:val="single" w:sz="4" w:color="D9D9D9"/>
-              <w:left w:val="single" w:sz="4" w:color="D9D9D9"/>
-              <w:bottom w:val="single" w:sz="4" w:color="D9D9D9"/>
-              <w:right w:val="single" w:sz="4" w:color="D9D9D9"/>
-            </w:tcBorders>
             <w:tcMar>
-              <w:top w:w="80" w:type="dxa"/>
-              <w:bottom w:w="80" w:type="dxa"/>
-              <w:left w:w="80" w:type="dxa"/>
-              <w:right w:w="80" w:type="dxa"/>
+              <w:top w:w="90" w:type="dxa"/>
+              <w:bottom w:w="90" w:type="dxa"/>
+              <w:left w:w="110" w:type="dxa"/>
+              <w:right w:w="110" w:type="dxa"/>
             </w:tcMar>
           </w:tcPr>
           <w:p>
             <w:pPr>
-              <w:spacing w:after="20" w:before="0"/>
-              <w:ind w:left="0" w:right="0"/>
+              <w:spacing w:after="0" w:line="250" w:lineRule="auto"/>
             </w:pPr>
             <w:r>
               <w:rPr>
                 <w:b/>
-                <w:sz w:val="20"/>
+                <w:color w:val="000000"/>
+                <w:sz w:val="21"/>
               </w:rPr>
-              <w:t>Accès distant</w:t>
+              <w:t>Services</w:t>
             </w:r>
           </w:p>
         </w:tc>
         <w:tc>
           <w:tcPr>
-            <w:tcW w:type="dxa" w:w="7370"/>
+            <w:tcW w:type="dxa" w:w="7710"/>
             <w:vAlign w:val="center"/>
             <w:shd w:fill="FFFFFF"/>
-            <w:tcBorders>
-              <w:top w:val="single" w:sz="4" w:color="D9D9D9"/>
-              <w:left w:val="single" w:sz="4" w:color="D9D9D9"/>
-              <w:bottom w:val="single" w:sz="4" w:color="D9D9D9"/>
-              <w:right w:val="single" w:sz="4" w:color="D9D9D9"/>
-            </w:tcBorders>
             <w:tcMar>
-              <w:top w:w="80" w:type="dxa"/>
-              <w:bottom w:w="80" w:type="dxa"/>
-              <w:left w:w="80" w:type="dxa"/>
-              <w:right w:w="80" w:type="dxa"/>
+              <w:top w:w="90" w:type="dxa"/>
+              <w:bottom w:w="90" w:type="dxa"/>
+              <w:left w:w="110" w:type="dxa"/>
+              <w:right w:w="110" w:type="dxa"/>
             </w:tcMar>
           </w:tcPr>
           <w:p>
             <w:pPr>
-              <w:spacing w:after="20" w:before="0"/>
-              <w:ind w:left="0" w:right="0"/>
+              <w:spacing w:after="0" w:line="250" w:lineRule="auto"/>
             </w:pPr>
             <w:r>
               <w:rPr>
                 <w:b w:val="0"/>
-                <w:sz w:val="20"/>
+                <w:color w:val="000000"/>
+                <w:sz w:val="21"/>
               </w:rPr>
-              <w:t>Consultation et administration sur PC ou mobile via VPN, avec authentification et HTTPS.</w:t>
+              <w:t>Ajouter, modifier ou supprimer un service ; configurer ses sondes et ses notes ; suspendre ou reprendre sa surveillance ; associer facultativement un conteneur autorisé, sans découverte automatique.</w:t>
             </w:r>
           </w:p>
         </w:tc>
@@ -270,65 +303,53 @@
         </w:trPr>
         <w:tc>
           <w:tcPr>
-            <w:tcW w:type="dxa" w:w="2268"/>
+            <w:tcW w:type="dxa" w:w="1928"/>
             <w:vAlign w:val="center"/>
-            <w:shd w:fill="FFFFFF"/>
-            <w:tcBorders>
-              <w:top w:val="single" w:sz="4" w:color="D9D9D9"/>
-              <w:left w:val="single" w:sz="4" w:color="D9D9D9"/>
-              <w:bottom w:val="single" w:sz="4" w:color="D9D9D9"/>
-              <w:right w:val="single" w:sz="4" w:color="D9D9D9"/>
-            </w:tcBorders>
+            <w:shd w:fill="F3F5F6"/>
             <w:tcMar>
-              <w:top w:w="80" w:type="dxa"/>
-              <w:bottom w:w="80" w:type="dxa"/>
-              <w:left w:w="80" w:type="dxa"/>
-              <w:right w:w="80" w:type="dxa"/>
+              <w:top w:w="90" w:type="dxa"/>
+              <w:bottom w:w="90" w:type="dxa"/>
+              <w:left w:w="110" w:type="dxa"/>
+              <w:right w:w="110" w:type="dxa"/>
             </w:tcMar>
           </w:tcPr>
           <w:p>
             <w:pPr>
-              <w:spacing w:after="20" w:before="0"/>
-              <w:ind w:left="0" w:right="0"/>
+              <w:spacing w:after="0" w:line="250" w:lineRule="auto"/>
             </w:pPr>
             <w:r>
               <w:rPr>
                 <w:b/>
-                <w:sz w:val="20"/>
+                <w:color w:val="000000"/>
+                <w:sz w:val="21"/>
               </w:rPr>
-              <w:t>Accès kiosque</w:t>
+              <w:t>Consultation</w:t>
             </w:r>
           </w:p>
         </w:tc>
         <w:tc>
           <w:tcPr>
-            <w:tcW w:type="dxa" w:w="7370"/>
+            <w:tcW w:type="dxa" w:w="7710"/>
             <w:vAlign w:val="center"/>
-            <w:shd w:fill="FFFFFF"/>
-            <w:tcBorders>
-              <w:top w:val="single" w:sz="4" w:color="D9D9D9"/>
-              <w:left w:val="single" w:sz="4" w:color="D9D9D9"/>
-              <w:bottom w:val="single" w:sz="4" w:color="D9D9D9"/>
-              <w:right w:val="single" w:sz="4" w:color="D9D9D9"/>
-            </w:tcBorders>
+            <w:shd w:fill="F3F5F6"/>
             <w:tcMar>
-              <w:top w:w="80" w:type="dxa"/>
-              <w:bottom w:w="80" w:type="dxa"/>
-              <w:left w:w="80" w:type="dxa"/>
-              <w:right w:w="80" w:type="dxa"/>
+              <w:top w:w="90" w:type="dxa"/>
+              <w:bottom w:w="90" w:type="dxa"/>
+              <w:left w:w="110" w:type="dxa"/>
+              <w:right w:w="110" w:type="dxa"/>
             </w:tcMar>
           </w:tcPr>
           <w:p>
             <w:pPr>
-              <w:spacing w:after="20" w:before="0"/>
-              <w:ind w:left="0" w:right="0"/>
+              <w:spacing w:after="0" w:line="250" w:lineRule="auto"/>
             </w:pPr>
             <w:r>
               <w:rPr>
                 <w:b w:val="0"/>
-                <w:sz w:val="20"/>
+                <w:color w:val="000000"/>
+                <w:sz w:val="21"/>
               </w:rPr>
-              <w:t>Dashboard plein écran, automatiquement actualisé, en lecture seule pour l’écran du homelab.</w:t>
+              <w:t>Consulter le dashboard, les informations techniques et l’historique ; lancer un contrôle immédiat ; ouvrir la vue kiosque.</w:t>
             </w:r>
           </w:p>
         </w:tc>
@@ -339,65 +360,53 @@
         </w:trPr>
         <w:tc>
           <w:tcPr>
-            <w:tcW w:type="dxa" w:w="2268"/>
+            <w:tcW w:type="dxa" w:w="1928"/>
             <w:vAlign w:val="center"/>
             <w:shd w:fill="FFFFFF"/>
-            <w:tcBorders>
-              <w:top w:val="single" w:sz="4" w:color="D9D9D9"/>
-              <w:left w:val="single" w:sz="4" w:color="D9D9D9"/>
-              <w:bottom w:val="single" w:sz="4" w:color="D9D9D9"/>
-              <w:right w:val="single" w:sz="4" w:color="D9D9D9"/>
-            </w:tcBorders>
             <w:tcMar>
-              <w:top w:w="80" w:type="dxa"/>
-              <w:bottom w:w="80" w:type="dxa"/>
-              <w:left w:w="80" w:type="dxa"/>
-              <w:right w:w="80" w:type="dxa"/>
+              <w:top w:w="90" w:type="dxa"/>
+              <w:bottom w:w="90" w:type="dxa"/>
+              <w:left w:w="110" w:type="dxa"/>
+              <w:right w:w="110" w:type="dxa"/>
             </w:tcMar>
           </w:tcPr>
           <w:p>
             <w:pPr>
-              <w:spacing w:after="20" w:before="0"/>
-              <w:ind w:left="0" w:right="0"/>
+              <w:spacing w:after="0" w:line="250" w:lineRule="auto"/>
             </w:pPr>
             <w:r>
               <w:rPr>
                 <w:b/>
-                <w:sz w:val="20"/>
+                <w:color w:val="000000"/>
+                <w:sz w:val="21"/>
               </w:rPr>
-              <w:t>Organisation</w:t>
+              <w:t>Incidents et maintenance</w:t>
             </w:r>
           </w:p>
         </w:tc>
         <w:tc>
           <w:tcPr>
-            <w:tcW w:type="dxa" w:w="7370"/>
+            <w:tcW w:type="dxa" w:w="7710"/>
             <w:vAlign w:val="center"/>
             <w:shd w:fill="FFFFFF"/>
-            <w:tcBorders>
-              <w:top w:val="single" w:sz="4" w:color="D9D9D9"/>
-              <w:left w:val="single" w:sz="4" w:color="D9D9D9"/>
-              <w:bottom w:val="single" w:sz="4" w:color="D9D9D9"/>
-              <w:right w:val="single" w:sz="4" w:color="D9D9D9"/>
-            </w:tcBorders>
             <w:tcMar>
-              <w:top w:w="80" w:type="dxa"/>
-              <w:bottom w:w="80" w:type="dxa"/>
-              <w:left w:w="80" w:type="dxa"/>
-              <w:right w:w="80" w:type="dxa"/>
+              <w:top w:w="90" w:type="dxa"/>
+              <w:bottom w:w="90" w:type="dxa"/>
+              <w:left w:w="110" w:type="dxa"/>
+              <w:right w:w="110" w:type="dxa"/>
             </w:tcMar>
           </w:tcPr>
           <w:p>
             <w:pPr>
-              <w:spacing w:after="20" w:before="0"/>
-              <w:ind w:left="0" w:right="0"/>
+              <w:spacing w:after="0" w:line="250" w:lineRule="auto"/>
             </w:pPr>
             <w:r>
               <w:rPr>
                 <w:b w:val="0"/>
-                <w:sz w:val="20"/>
+                <w:color w:val="000000"/>
+                <w:sz w:val="21"/>
               </w:rPr>
-              <w:t>Développement individuel ; management et relation client simulés pour la certification.</w:t>
+              <w:t>Acquitter une prise en charge, ajouter une note, activer une maintenance temporaire ou y mettre fin.</w:t>
             </w:r>
           </w:p>
         </w:tc>
@@ -408,65 +417,53 @@
         </w:trPr>
         <w:tc>
           <w:tcPr>
-            <w:tcW w:type="dxa" w:w="2268"/>
+            <w:tcW w:type="dxa" w:w="1928"/>
             <w:vAlign w:val="center"/>
-            <w:shd w:fill="FFFFFF"/>
-            <w:tcBorders>
-              <w:top w:val="single" w:sz="4" w:color="D9D9D9"/>
-              <w:left w:val="single" w:sz="4" w:color="D9D9D9"/>
-              <w:bottom w:val="single" w:sz="4" w:color="D9D9D9"/>
-              <w:right w:val="single" w:sz="4" w:color="D9D9D9"/>
-            </w:tcBorders>
+            <w:shd w:fill="F3F5F6"/>
             <w:tcMar>
-              <w:top w:w="80" w:type="dxa"/>
-              <w:bottom w:w="80" w:type="dxa"/>
-              <w:left w:w="80" w:type="dxa"/>
-              <w:right w:w="80" w:type="dxa"/>
+              <w:top w:w="90" w:type="dxa"/>
+              <w:bottom w:w="90" w:type="dxa"/>
+              <w:left w:w="110" w:type="dxa"/>
+              <w:right w:w="110" w:type="dxa"/>
             </w:tcMar>
           </w:tcPr>
           <w:p>
             <w:pPr>
-              <w:spacing w:after="20" w:before="0"/>
-              <w:ind w:left="0" w:right="0"/>
+              <w:spacing w:after="0" w:line="250" w:lineRule="auto"/>
             </w:pPr>
             <w:r>
               <w:rPr>
                 <w:b/>
-                <w:sz w:val="20"/>
+                <w:color w:val="000000"/>
+                <w:sz w:val="21"/>
               </w:rPr>
-              <w:t>Environnement initial</w:t>
+              <w:t>Intervention</w:t>
             </w:r>
           </w:p>
         </w:tc>
         <w:tc>
           <w:tcPr>
-            <w:tcW w:type="dxa" w:w="7370"/>
+            <w:tcW w:type="dxa" w:w="7710"/>
             <w:vAlign w:val="center"/>
-            <w:shd w:fill="FFFFFF"/>
-            <w:tcBorders>
-              <w:top w:val="single" w:sz="4" w:color="D9D9D9"/>
-              <w:left w:val="single" w:sz="4" w:color="D9D9D9"/>
-              <w:bottom w:val="single" w:sz="4" w:color="D9D9D9"/>
-              <w:right w:val="single" w:sz="4" w:color="D9D9D9"/>
-            </w:tcBorders>
+            <w:shd w:fill="F3F5F6"/>
             <w:tcMar>
-              <w:top w:w="80" w:type="dxa"/>
-              <w:bottom w:w="80" w:type="dxa"/>
-              <w:left w:w="80" w:type="dxa"/>
-              <w:right w:w="80" w:type="dxa"/>
+              <w:top w:w="90" w:type="dxa"/>
+              <w:bottom w:w="90" w:type="dxa"/>
+              <w:left w:w="110" w:type="dxa"/>
+              <w:right w:w="110" w:type="dxa"/>
             </w:tcMar>
           </w:tcPr>
           <w:p>
             <w:pPr>
-              <w:spacing w:after="20" w:before="0"/>
-              <w:ind w:left="0" w:right="0"/>
+              <w:spacing w:after="0" w:line="250" w:lineRule="auto"/>
             </w:pPr>
             <w:r>
               <w:rPr>
                 <w:b w:val="0"/>
-                <w:sz w:val="20"/>
+                <w:color w:val="000000"/>
+                <w:sz w:val="21"/>
               </w:rPr>
-              <w:t>Lab reproductible sous Docker Compose avec de vrais services réseau et des scénarios de panne maîtrisés.</w:t>
+              <w:t>Confirmer le démarrage, l’arrêt ou le redémarrage d’un conteneur autorisé et consulter le résultat.</w:t>
             </w:r>
           </w:p>
         </w:tc>
@@ -477,1024 +474,25 @@
         </w:trPr>
         <w:tc>
           <w:tcPr>
-            <w:tcW w:type="dxa" w:w="2268"/>
+            <w:tcW w:type="dxa" w:w="1928"/>
             <w:vAlign w:val="center"/>
             <w:shd w:fill="FFFFFF"/>
-            <w:tcBorders>
-              <w:top w:val="single" w:sz="4" w:color="D9D9D9"/>
-              <w:left w:val="single" w:sz="4" w:color="D9D9D9"/>
-              <w:bottom w:val="single" w:sz="4" w:color="D9D9D9"/>
-              <w:right w:val="single" w:sz="4" w:color="D9D9D9"/>
-            </w:tcBorders>
             <w:tcMar>
-              <w:top w:w="80" w:type="dxa"/>
-              <w:bottom w:w="80" w:type="dxa"/>
-              <w:left w:w="80" w:type="dxa"/>
-              <w:right w:w="80" w:type="dxa"/>
+              <w:top w:w="90" w:type="dxa"/>
+              <w:bottom w:w="90" w:type="dxa"/>
+              <w:left w:w="110" w:type="dxa"/>
+              <w:right w:w="110" w:type="dxa"/>
             </w:tcMar>
           </w:tcPr>
           <w:p>
             <w:pPr>
-              <w:spacing w:after="20" w:before="0"/>
-              <w:ind w:left="0" w:right="0"/>
+              <w:spacing w:after="0" w:line="250" w:lineRule="auto"/>
             </w:pPr>
             <w:r>
               <w:rPr>
                 <w:b/>
-                <w:sz w:val="20"/>
-              </w:rPr>
-              <w:t>Environnement cible</w:t>
-            </w:r>
-          </w:p>
-        </w:tc>
-        <w:tc>
-          <w:tcPr>
-            <w:tcW w:type="dxa" w:w="7370"/>
-            <w:vAlign w:val="center"/>
-            <w:shd w:fill="FFFFFF"/>
-            <w:tcBorders>
-              <w:top w:val="single" w:sz="4" w:color="D9D9D9"/>
-              <w:left w:val="single" w:sz="4" w:color="D9D9D9"/>
-              <w:bottom w:val="single" w:sz="4" w:color="D9D9D9"/>
-              <w:right w:val="single" w:sz="4" w:color="D9D9D9"/>
-            </w:tcBorders>
-            <w:tcMar>
-              <w:top w:w="80" w:type="dxa"/>
-              <w:bottom w:w="80" w:type="dxa"/>
-              <w:left w:w="80" w:type="dxa"/>
-              <w:right w:w="80" w:type="dxa"/>
-            </w:tcMar>
-          </w:tcPr>
-          <w:p>
-            <w:pPr>
-              <w:spacing w:after="20" w:before="0"/>
-              <w:ind w:left="0" w:right="0"/>
-            </w:pPr>
-            <w:r>
-              <w:rPr>
-                <w:b w:val="0"/>
-                <w:sz w:val="20"/>
-              </w:rPr>
-              <w:t>Homelab de l’utilisateur ; un seul hôte Docker pilotable par instance dans le MVP.</w:t>
-            </w:r>
-          </w:p>
-        </w:tc>
-      </w:tr>
-      <w:tr>
-        <w:trPr>
-          <w:cantSplit/>
-        </w:trPr>
-        <w:tc>
-          <w:tcPr>
-            <w:tcW w:type="dxa" w:w="2268"/>
-            <w:vAlign w:val="center"/>
-            <w:shd w:fill="FFFFFF"/>
-            <w:tcBorders>
-              <w:top w:val="single" w:sz="4" w:color="D9D9D9"/>
-              <w:left w:val="single" w:sz="4" w:color="D9D9D9"/>
-              <w:bottom w:val="single" w:sz="4" w:color="D9D9D9"/>
-              <w:right w:val="single" w:sz="4" w:color="D9D9D9"/>
-            </w:tcBorders>
-            <w:tcMar>
-              <w:top w:w="80" w:type="dxa"/>
-              <w:bottom w:w="80" w:type="dxa"/>
-              <w:left w:w="80" w:type="dxa"/>
-              <w:right w:w="80" w:type="dxa"/>
-            </w:tcMar>
-          </w:tcPr>
-          <w:p>
-            <w:pPr>
-              <w:spacing w:after="20" w:before="0"/>
-              <w:ind w:left="0" w:right="0"/>
-            </w:pPr>
-            <w:r>
-              <w:rPr>
-                <w:b/>
-                <w:sz w:val="20"/>
-              </w:rPr>
-              <w:t>Dimensionnement</w:t>
-            </w:r>
-          </w:p>
-        </w:tc>
-        <w:tc>
-          <w:tcPr>
-            <w:tcW w:type="dxa" w:w="7370"/>
-            <w:vAlign w:val="center"/>
-            <w:shd w:fill="FFFFFF"/>
-            <w:tcBorders>
-              <w:top w:val="single" w:sz="4" w:color="D9D9D9"/>
-              <w:left w:val="single" w:sz="4" w:color="D9D9D9"/>
-              <w:bottom w:val="single" w:sz="4" w:color="D9D9D9"/>
-              <w:right w:val="single" w:sz="4" w:color="D9D9D9"/>
-            </w:tcBorders>
-            <w:tcMar>
-              <w:top w:w="80" w:type="dxa"/>
-              <w:bottom w:w="80" w:type="dxa"/>
-              <w:left w:w="80" w:type="dxa"/>
-              <w:right w:w="80" w:type="dxa"/>
-            </w:tcMar>
-          </w:tcPr>
-          <w:p>
-            <w:pPr>
-              <w:spacing w:after="20" w:before="0"/>
-              <w:ind w:left="0" w:right="0"/>
-            </w:pPr>
-            <w:r>
-              <w:rPr>
-                <w:b w:val="0"/>
-                <w:sz w:val="20"/>
-              </w:rPr>
-              <w:t>Jusqu’à 20 services surveillés par instance.</w:t>
-            </w:r>
-          </w:p>
-        </w:tc>
-      </w:tr>
-      <w:tr>
-        <w:trPr>
-          <w:cantSplit/>
-        </w:trPr>
-        <w:tc>
-          <w:tcPr>
-            <w:tcW w:type="dxa" w:w="2268"/>
-            <w:vAlign w:val="center"/>
-            <w:shd w:fill="FFFFFF"/>
-            <w:tcBorders>
-              <w:top w:val="single" w:sz="4" w:color="D9D9D9"/>
-              <w:left w:val="single" w:sz="4" w:color="D9D9D9"/>
-              <w:bottom w:val="single" w:sz="4" w:color="D9D9D9"/>
-              <w:right w:val="single" w:sz="4" w:color="D9D9D9"/>
-            </w:tcBorders>
-            <w:tcMar>
-              <w:top w:w="80" w:type="dxa"/>
-              <w:bottom w:w="80" w:type="dxa"/>
-              <w:left w:w="80" w:type="dxa"/>
-              <w:right w:w="80" w:type="dxa"/>
-            </w:tcMar>
-          </w:tcPr>
-          <w:p>
-            <w:pPr>
-              <w:spacing w:after="20" w:before="0"/>
-              <w:ind w:left="0" w:right="0"/>
-            </w:pPr>
-            <w:r>
-              <w:rPr>
-                <w:b/>
-                <w:sz w:val="20"/>
-              </w:rPr>
-              <w:t>Principe</w:t>
-            </w:r>
-          </w:p>
-        </w:tc>
-        <w:tc>
-          <w:tcPr>
-            <w:tcW w:type="dxa" w:w="7370"/>
-            <w:vAlign w:val="center"/>
-            <w:shd w:fill="FFFFFF"/>
-            <w:tcBorders>
-              <w:top w:val="single" w:sz="4" w:color="D9D9D9"/>
-              <w:left w:val="single" w:sz="4" w:color="D9D9D9"/>
-              <w:bottom w:val="single" w:sz="4" w:color="D9D9D9"/>
-              <w:right w:val="single" w:sz="4" w:color="D9D9D9"/>
-            </w:tcBorders>
-            <w:tcMar>
-              <w:top w:w="80" w:type="dxa"/>
-              <w:bottom w:w="80" w:type="dxa"/>
-              <w:left w:w="80" w:type="dxa"/>
-              <w:right w:w="80" w:type="dxa"/>
-            </w:tcMar>
-          </w:tcPr>
-          <w:p>
-            <w:pPr>
-              <w:spacing w:after="20" w:before="0"/>
-              <w:ind w:left="0" w:right="0"/>
-            </w:pPr>
-            <w:r>
-              <w:rPr>
-                <w:b w:val="0"/>
-                <w:sz w:val="20"/>
-              </w:rPr>
-              <w:t>Surveiller et administrer son homelab à distance, avec démarrage, arrêt et redémarrage manuels des conteneurs autorisés.</w:t>
-            </w:r>
-          </w:p>
-        </w:tc>
-      </w:tr>
-      <w:tr>
-        <w:trPr>
-          <w:cantSplit/>
-        </w:trPr>
-        <w:tc>
-          <w:tcPr>
-            <w:tcW w:type="dxa" w:w="2268"/>
-            <w:vAlign w:val="center"/>
-            <w:shd w:fill="FFFFFF"/>
-            <w:tcBorders>
-              <w:top w:val="single" w:sz="4" w:color="D9D9D9"/>
-              <w:left w:val="single" w:sz="4" w:color="D9D9D9"/>
-              <w:bottom w:val="single" w:sz="4" w:color="D9D9D9"/>
-              <w:right w:val="single" w:sz="4" w:color="D9D9D9"/>
-            </w:tcBorders>
-            <w:tcMar>
-              <w:top w:w="80" w:type="dxa"/>
-              <w:bottom w:w="80" w:type="dxa"/>
-              <w:left w:w="80" w:type="dxa"/>
-              <w:right w:w="80" w:type="dxa"/>
-            </w:tcMar>
-          </w:tcPr>
-          <w:p>
-            <w:pPr>
-              <w:spacing w:after="20" w:before="0"/>
-              <w:ind w:left="0" w:right="0"/>
-            </w:pPr>
-            <w:r>
-              <w:rPr>
-                <w:b/>
-                <w:sz w:val="20"/>
-              </w:rPr>
-              <w:t>Déploiement</w:t>
-            </w:r>
-          </w:p>
-        </w:tc>
-        <w:tc>
-          <w:tcPr>
-            <w:tcW w:type="dxa" w:w="7370"/>
-            <w:vAlign w:val="center"/>
-            <w:shd w:fill="FFFFFF"/>
-            <w:tcBorders>
-              <w:top w:val="single" w:sz="4" w:color="D9D9D9"/>
-              <w:left w:val="single" w:sz="4" w:color="D9D9D9"/>
-              <w:bottom w:val="single" w:sz="4" w:color="D9D9D9"/>
-              <w:right w:val="single" w:sz="4" w:color="D9D9D9"/>
-            </w:tcBorders>
-            <w:tcMar>
-              <w:top w:w="80" w:type="dxa"/>
-              <w:bottom w:w="80" w:type="dxa"/>
-              <w:left w:w="80" w:type="dxa"/>
-              <w:right w:w="80" w:type="dxa"/>
-            </w:tcMar>
-          </w:tcPr>
-          <w:p>
-            <w:pPr>
-              <w:spacing w:after="20" w:before="0"/>
-              <w:ind w:left="0" w:right="0"/>
-            </w:pPr>
-            <w:r>
-              <w:rPr>
-                <w:b w:val="0"/>
-                <w:sz w:val="20"/>
-              </w:rPr>
-              <w:t>Chaque utilisateur héberge sa propre instance, avec sa base de données, sa configuration et ses accès Docker. Aucun accès automatique du développeur aux installations des autres utilisateurs.</w:t>
-            </w:r>
-          </w:p>
-        </w:tc>
-      </w:tr>
-      <w:tr>
-        <w:trPr>
-          <w:cantSplit/>
-        </w:trPr>
-        <w:tc>
-          <w:tcPr>
-            <w:tcW w:type="dxa" w:w="2268"/>
-            <w:vAlign w:val="center"/>
-            <w:shd w:fill="FFFFFF"/>
-            <w:tcBorders>
-              <w:top w:val="single" w:sz="4" w:color="D9D9D9"/>
-              <w:left w:val="single" w:sz="4" w:color="D9D9D9"/>
-              <w:bottom w:val="single" w:sz="4" w:color="D9D9D9"/>
-              <w:right w:val="single" w:sz="4" w:color="D9D9D9"/>
-            </w:tcBorders>
-            <w:tcMar>
-              <w:top w:w="80" w:type="dxa"/>
-              <w:bottom w:w="80" w:type="dxa"/>
-              <w:left w:w="80" w:type="dxa"/>
-              <w:right w:w="80" w:type="dxa"/>
-            </w:tcMar>
-          </w:tcPr>
-          <w:p>
-            <w:pPr>
-              <w:spacing w:after="20" w:before="0"/>
-              <w:ind w:left="0" w:right="0"/>
-            </w:pPr>
-            <w:r>
-              <w:rPr>
-                <w:b/>
-                <w:sz w:val="20"/>
-              </w:rPr>
-              <w:t>Expérimentation</w:t>
-            </w:r>
-          </w:p>
-        </w:tc>
-        <w:tc>
-          <w:tcPr>
-            <w:tcW w:type="dxa" w:w="7370"/>
-            <w:vAlign w:val="center"/>
-            <w:shd w:fill="FFFFFF"/>
-            <w:tcBorders>
-              <w:top w:val="single" w:sz="4" w:color="D9D9D9"/>
-              <w:left w:val="single" w:sz="4" w:color="D9D9D9"/>
-              <w:bottom w:val="single" w:sz="4" w:color="D9D9D9"/>
-              <w:right w:val="single" w:sz="4" w:color="D9D9D9"/>
-            </w:tcBorders>
-            <w:tcMar>
-              <w:top w:w="80" w:type="dxa"/>
-              <w:bottom w:w="80" w:type="dxa"/>
-              <w:left w:w="80" w:type="dxa"/>
-              <w:right w:w="80" w:type="dxa"/>
-            </w:tcMar>
-          </w:tcPr>
-          <w:p>
-            <w:pPr>
-              <w:spacing w:after="20" w:before="0"/>
-              <w:ind w:left="0" w:right="0"/>
-            </w:pPr>
-            <w:r>
-              <w:rPr>
-                <w:b w:val="0"/>
-                <w:sz w:val="20"/>
-              </w:rPr>
-              <w:t>Le développement et les premiers essais sont réalisés sur mon lab, puis sur mon homelab personnel.</w:t>
-            </w:r>
-          </w:p>
-        </w:tc>
-      </w:tr>
-    </w:tbl>
-    <w:p>
-      <w:pPr>
-        <w:spacing w:after="0"/>
-      </w:pPr>
-    </w:p>
-    <w:p>
-      <w:pPr>
-        <w:pStyle w:val="Heading1"/>
-      </w:pPr>
-      <w:r>
-        <w:t>Actions humaines et cas d’utilisation</w:t>
-      </w:r>
-    </w:p>
-    <w:tbl>
-      <w:tblPr>
-        <w:jc w:val="center"/>
-        <w:tblLayout w:type="fixed"/>
-        <w:tblLook w:firstColumn="1" w:firstRow="1" w:lastColumn="0" w:lastRow="0" w:noHBand="0" w:noVBand="1" w:val="04A0"/>
-        <w:tblW w:w="9638" w:type="dxa"/>
-        <w:tblInd w:w="0" w:type="dxa"/>
-      </w:tblPr>
-      <w:tblGrid>
-        <w:gridCol w:w="2268"/>
-        <w:gridCol w:w="7370"/>
-      </w:tblGrid>
-      <w:tr>
-        <w:trPr>
-          <w:cantSplit/>
-          <w:tblHeader/>
-        </w:trPr>
-        <w:tc>
-          <w:tcPr>
-            <w:tcW w:type="dxa" w:w="2268"/>
-            <w:vAlign w:val="center"/>
-            <w:shd w:fill="DFE8EF"/>
-            <w:tcBorders>
-              <w:top w:val="single" w:sz="4" w:color="D9D9D9"/>
-              <w:left w:val="single" w:sz="4" w:color="D9D9D9"/>
-              <w:bottom w:val="single" w:sz="4" w:color="D9D9D9"/>
-              <w:right w:val="single" w:sz="4" w:color="D9D9D9"/>
-            </w:tcBorders>
-            <w:tcMar>
-              <w:top w:w="80" w:type="dxa"/>
-              <w:bottom w:w="80" w:type="dxa"/>
-              <w:left w:w="80" w:type="dxa"/>
-              <w:right w:w="80" w:type="dxa"/>
-            </w:tcMar>
-          </w:tcPr>
-          <w:p>
-            <w:pPr>
-              <w:spacing w:after="20" w:before="0"/>
-              <w:ind w:left="0" w:right="0"/>
-            </w:pPr>
-            <w:r>
-              <w:rPr>
-                <w:b/>
-                <w:sz w:val="20"/>
-              </w:rPr>
-              <w:t>Thème</w:t>
-            </w:r>
-          </w:p>
-        </w:tc>
-        <w:tc>
-          <w:tcPr>
-            <w:tcW w:type="dxa" w:w="7370"/>
-            <w:vAlign w:val="center"/>
-            <w:shd w:fill="DFE8EF"/>
-            <w:tcBorders>
-              <w:top w:val="single" w:sz="4" w:color="D9D9D9"/>
-              <w:left w:val="single" w:sz="4" w:color="D9D9D9"/>
-              <w:bottom w:val="single" w:sz="4" w:color="D9D9D9"/>
-              <w:right w:val="single" w:sz="4" w:color="D9D9D9"/>
-            </w:tcBorders>
-            <w:tcMar>
-              <w:top w:w="80" w:type="dxa"/>
-              <w:bottom w:w="80" w:type="dxa"/>
-              <w:left w:w="80" w:type="dxa"/>
-              <w:right w:w="80" w:type="dxa"/>
-            </w:tcMar>
-          </w:tcPr>
-          <w:p>
-            <w:pPr>
-              <w:spacing w:after="20" w:before="0"/>
-              <w:ind w:left="0" w:right="0"/>
-            </w:pPr>
-            <w:r>
-              <w:rPr>
-                <w:b/>
-                <w:sz w:val="20"/>
-              </w:rPr>
-              <w:t>Actions</w:t>
-            </w:r>
-          </w:p>
-        </w:tc>
-      </w:tr>
-      <w:tr>
-        <w:trPr>
-          <w:cantSplit/>
-        </w:trPr>
-        <w:tc>
-          <w:tcPr>
-            <w:tcW w:type="dxa" w:w="2268"/>
-            <w:vAlign w:val="center"/>
-            <w:shd w:fill="FFFFFF"/>
-            <w:tcBorders>
-              <w:top w:val="single" w:sz="4" w:color="D9D9D9"/>
-              <w:left w:val="single" w:sz="4" w:color="D9D9D9"/>
-              <w:bottom w:val="single" w:sz="4" w:color="D9D9D9"/>
-              <w:right w:val="single" w:sz="4" w:color="D9D9D9"/>
-            </w:tcBorders>
-            <w:tcMar>
-              <w:top w:w="80" w:type="dxa"/>
-              <w:bottom w:w="80" w:type="dxa"/>
-              <w:left w:w="80" w:type="dxa"/>
-              <w:right w:w="80" w:type="dxa"/>
-            </w:tcMar>
-          </w:tcPr>
-          <w:p>
-            <w:pPr>
-              <w:spacing w:after="20" w:before="0"/>
-              <w:ind w:left="0" w:right="0"/>
-            </w:pPr>
-            <w:r>
-              <w:rPr>
-                <w:b/>
-                <w:sz w:val="20"/>
-              </w:rPr>
-              <w:t>Authentification</w:t>
-            </w:r>
-          </w:p>
-        </w:tc>
-        <w:tc>
-          <w:tcPr>
-            <w:tcW w:type="dxa" w:w="7370"/>
-            <w:vAlign w:val="center"/>
-            <w:shd w:fill="FFFFFF"/>
-            <w:tcBorders>
-              <w:top w:val="single" w:sz="4" w:color="D9D9D9"/>
-              <w:left w:val="single" w:sz="4" w:color="D9D9D9"/>
-              <w:bottom w:val="single" w:sz="4" w:color="D9D9D9"/>
-              <w:right w:val="single" w:sz="4" w:color="D9D9D9"/>
-            </w:tcBorders>
-            <w:tcMar>
-              <w:top w:w="80" w:type="dxa"/>
-              <w:bottom w:w="80" w:type="dxa"/>
-              <w:left w:w="80" w:type="dxa"/>
-              <w:right w:w="80" w:type="dxa"/>
-            </w:tcMar>
-          </w:tcPr>
-          <w:p>
-            <w:pPr>
-              <w:spacing w:after="20" w:before="0"/>
-              <w:ind w:left="0" w:right="0"/>
-            </w:pPr>
-            <w:r>
-              <w:rPr>
-                <w:b w:val="0"/>
-                <w:sz w:val="20"/>
-              </w:rPr>
-              <w:t>Initialiser l’instance et créer son compte administrateur lors de la première installation ; se connecter, se déconnecter et modifier son mot de passe.</w:t>
-            </w:r>
-          </w:p>
-        </w:tc>
-      </w:tr>
-      <w:tr>
-        <w:trPr>
-          <w:cantSplit/>
-        </w:trPr>
-        <w:tc>
-          <w:tcPr>
-            <w:tcW w:type="dxa" w:w="2268"/>
-            <w:vAlign w:val="center"/>
-            <w:shd w:fill="FFFFFF"/>
-            <w:tcBorders>
-              <w:top w:val="single" w:sz="4" w:color="D9D9D9"/>
-              <w:left w:val="single" w:sz="4" w:color="D9D9D9"/>
-              <w:bottom w:val="single" w:sz="4" w:color="D9D9D9"/>
-              <w:right w:val="single" w:sz="4" w:color="D9D9D9"/>
-            </w:tcBorders>
-            <w:tcMar>
-              <w:top w:w="80" w:type="dxa"/>
-              <w:bottom w:w="80" w:type="dxa"/>
-              <w:left w:w="80" w:type="dxa"/>
-              <w:right w:w="80" w:type="dxa"/>
-            </w:tcMar>
-          </w:tcPr>
-          <w:p>
-            <w:pPr>
-              <w:spacing w:after="20" w:before="0"/>
-              <w:ind w:left="0" w:right="0"/>
-            </w:pPr>
-            <w:r>
-              <w:rPr>
-                <w:b/>
-                <w:sz w:val="20"/>
-              </w:rPr>
-              <w:t>Services</w:t>
-            </w:r>
-          </w:p>
-        </w:tc>
-        <w:tc>
-          <w:tcPr>
-            <w:tcW w:type="dxa" w:w="7370"/>
-            <w:vAlign w:val="center"/>
-            <w:shd w:fill="FFFFFF"/>
-            <w:tcBorders>
-              <w:top w:val="single" w:sz="4" w:color="D9D9D9"/>
-              <w:left w:val="single" w:sz="4" w:color="D9D9D9"/>
-              <w:bottom w:val="single" w:sz="4" w:color="D9D9D9"/>
-              <w:right w:val="single" w:sz="4" w:color="D9D9D9"/>
-            </w:tcBorders>
-            <w:tcMar>
-              <w:top w:w="80" w:type="dxa"/>
-              <w:bottom w:w="80" w:type="dxa"/>
-              <w:left w:w="80" w:type="dxa"/>
-              <w:right w:w="80" w:type="dxa"/>
-            </w:tcMar>
-          </w:tcPr>
-          <w:p>
-            <w:pPr>
-              <w:spacing w:after="20" w:before="0"/>
-              <w:ind w:left="0" w:right="0"/>
-            </w:pPr>
-            <w:r>
-              <w:rPr>
-                <w:b w:val="0"/>
-                <w:sz w:val="20"/>
-              </w:rPr>
-              <w:t>Ajouter, modifier ou supprimer un service ; configurer ses sondes et notes de dépannage ; suspendre ou reprendre sa surveillance.</w:t>
-            </w:r>
-          </w:p>
-        </w:tc>
-      </w:tr>
-      <w:tr>
-        <w:trPr>
-          <w:cantSplit/>
-        </w:trPr>
-        <w:tc>
-          <w:tcPr>
-            <w:tcW w:type="dxa" w:w="2268"/>
-            <w:vAlign w:val="center"/>
-            <w:shd w:fill="FFFFFF"/>
-            <w:tcBorders>
-              <w:top w:val="single" w:sz="4" w:color="D9D9D9"/>
-              <w:left w:val="single" w:sz="4" w:color="D9D9D9"/>
-              <w:bottom w:val="single" w:sz="4" w:color="D9D9D9"/>
-              <w:right w:val="single" w:sz="4" w:color="D9D9D9"/>
-            </w:tcBorders>
-            <w:tcMar>
-              <w:top w:w="80" w:type="dxa"/>
-              <w:bottom w:w="80" w:type="dxa"/>
-              <w:left w:w="80" w:type="dxa"/>
-              <w:right w:w="80" w:type="dxa"/>
-            </w:tcMar>
-          </w:tcPr>
-          <w:p>
-            <w:pPr>
-              <w:spacing w:after="20" w:before="0"/>
-              <w:ind w:left="0" w:right="0"/>
-            </w:pPr>
-            <w:r>
-              <w:rPr>
-                <w:b/>
-                <w:sz w:val="20"/>
-              </w:rPr>
-              <w:t>Association Docker</w:t>
-            </w:r>
-          </w:p>
-        </w:tc>
-        <w:tc>
-          <w:tcPr>
-            <w:tcW w:type="dxa" w:w="7370"/>
-            <w:vAlign w:val="center"/>
-            <w:shd w:fill="FFFFFF"/>
-            <w:tcBorders>
-              <w:top w:val="single" w:sz="4" w:color="D9D9D9"/>
-              <w:left w:val="single" w:sz="4" w:color="D9D9D9"/>
-              <w:bottom w:val="single" w:sz="4" w:color="D9D9D9"/>
-              <w:right w:val="single" w:sz="4" w:color="D9D9D9"/>
-            </w:tcBorders>
-            <w:tcMar>
-              <w:top w:w="80" w:type="dxa"/>
-              <w:bottom w:w="80" w:type="dxa"/>
-              <w:left w:w="80" w:type="dxa"/>
-              <w:right w:w="80" w:type="dxa"/>
-            </w:tcMar>
-          </w:tcPr>
-          <w:p>
-            <w:pPr>
-              <w:spacing w:after="20" w:before="0"/>
-              <w:ind w:left="0" w:right="0"/>
-            </w:pPr>
-            <w:r>
-              <w:rPr>
-                <w:b w:val="0"/>
-                <w:sz w:val="20"/>
-              </w:rPr>
-              <w:t>Associer facultativement un service à un conteneur autorisé, sans découverte automatique.</w:t>
-            </w:r>
-          </w:p>
-        </w:tc>
-      </w:tr>
-      <w:tr>
-        <w:trPr>
-          <w:cantSplit/>
-        </w:trPr>
-        <w:tc>
-          <w:tcPr>
-            <w:tcW w:type="dxa" w:w="2268"/>
-            <w:vAlign w:val="center"/>
-            <w:shd w:fill="FFFFFF"/>
-            <w:tcBorders>
-              <w:top w:val="single" w:sz="4" w:color="D9D9D9"/>
-              <w:left w:val="single" w:sz="4" w:color="D9D9D9"/>
-              <w:bottom w:val="single" w:sz="4" w:color="D9D9D9"/>
-              <w:right w:val="single" w:sz="4" w:color="D9D9D9"/>
-            </w:tcBorders>
-            <w:tcMar>
-              <w:top w:w="80" w:type="dxa"/>
-              <w:bottom w:w="80" w:type="dxa"/>
-              <w:left w:w="80" w:type="dxa"/>
-              <w:right w:w="80" w:type="dxa"/>
-            </w:tcMar>
-          </w:tcPr>
-          <w:p>
-            <w:pPr>
-              <w:spacing w:after="20" w:before="0"/>
-              <w:ind w:left="0" w:right="0"/>
-            </w:pPr>
-            <w:r>
-              <w:rPr>
-                <w:b/>
-                <w:sz w:val="20"/>
-              </w:rPr>
-              <w:t>Consultation</w:t>
-            </w:r>
-          </w:p>
-        </w:tc>
-        <w:tc>
-          <w:tcPr>
-            <w:tcW w:type="dxa" w:w="7370"/>
-            <w:vAlign w:val="center"/>
-            <w:shd w:fill="FFFFFF"/>
-            <w:tcBorders>
-              <w:top w:val="single" w:sz="4" w:color="D9D9D9"/>
-              <w:left w:val="single" w:sz="4" w:color="D9D9D9"/>
-              <w:bottom w:val="single" w:sz="4" w:color="D9D9D9"/>
-              <w:right w:val="single" w:sz="4" w:color="D9D9D9"/>
-            </w:tcBorders>
-            <w:tcMar>
-              <w:top w:w="80" w:type="dxa"/>
-              <w:bottom w:w="80" w:type="dxa"/>
-              <w:left w:w="80" w:type="dxa"/>
-              <w:right w:w="80" w:type="dxa"/>
-            </w:tcMar>
-          </w:tcPr>
-          <w:p>
-            <w:pPr>
-              <w:spacing w:after="20" w:before="0"/>
-              <w:ind w:left="0" w:right="0"/>
-            </w:pPr>
-            <w:r>
-              <w:rPr>
-                <w:b w:val="0"/>
-                <w:sz w:val="20"/>
-              </w:rPr>
-              <w:t>Consulter le tableau de bord, les informations techniques, les incidents et l’historique d’un service.</w:t>
-            </w:r>
-          </w:p>
-        </w:tc>
-      </w:tr>
-      <w:tr>
-        <w:trPr>
-          <w:cantSplit/>
-        </w:trPr>
-        <w:tc>
-          <w:tcPr>
-            <w:tcW w:type="dxa" w:w="2268"/>
-            <w:vAlign w:val="center"/>
-            <w:shd w:fill="FFFFFF"/>
-            <w:tcBorders>
-              <w:top w:val="single" w:sz="4" w:color="D9D9D9"/>
-              <w:left w:val="single" w:sz="4" w:color="D9D9D9"/>
-              <w:bottom w:val="single" w:sz="4" w:color="D9D9D9"/>
-              <w:right w:val="single" w:sz="4" w:color="D9D9D9"/>
-            </w:tcBorders>
-            <w:tcMar>
-              <w:top w:w="80" w:type="dxa"/>
-              <w:bottom w:w="80" w:type="dxa"/>
-              <w:left w:w="80" w:type="dxa"/>
-              <w:right w:w="80" w:type="dxa"/>
-            </w:tcMar>
-          </w:tcPr>
-          <w:p>
-            <w:pPr>
-              <w:spacing w:after="20" w:before="0"/>
-              <w:ind w:left="0" w:right="0"/>
-            </w:pPr>
-            <w:r>
-              <w:rPr>
-                <w:b/>
-                <w:sz w:val="20"/>
-              </w:rPr>
-              <w:t>Contrôle immédiat</w:t>
-            </w:r>
-          </w:p>
-        </w:tc>
-        <w:tc>
-          <w:tcPr>
-            <w:tcW w:type="dxa" w:w="7370"/>
-            <w:vAlign w:val="center"/>
-            <w:shd w:fill="FFFFFF"/>
-            <w:tcBorders>
-              <w:top w:val="single" w:sz="4" w:color="D9D9D9"/>
-              <w:left w:val="single" w:sz="4" w:color="D9D9D9"/>
-              <w:bottom w:val="single" w:sz="4" w:color="D9D9D9"/>
-              <w:right w:val="single" w:sz="4" w:color="D9D9D9"/>
-            </w:tcBorders>
-            <w:tcMar>
-              <w:top w:w="80" w:type="dxa"/>
-              <w:bottom w:w="80" w:type="dxa"/>
-              <w:left w:w="80" w:type="dxa"/>
-              <w:right w:w="80" w:type="dxa"/>
-            </w:tcMar>
-          </w:tcPr>
-          <w:p>
-            <w:pPr>
-              <w:spacing w:after="20" w:before="0"/>
-              <w:ind w:left="0" w:right="0"/>
-            </w:pPr>
-            <w:r>
-              <w:rPr>
-                <w:b w:val="0"/>
-                <w:sz w:val="20"/>
-              </w:rPr>
-              <w:t>Lancer ponctuellement une sonde pour vérifier un service.</w:t>
-            </w:r>
-          </w:p>
-        </w:tc>
-      </w:tr>
-      <w:tr>
-        <w:trPr>
-          <w:cantSplit/>
-        </w:trPr>
-        <w:tc>
-          <w:tcPr>
-            <w:tcW w:type="dxa" w:w="2268"/>
-            <w:vAlign w:val="center"/>
-            <w:shd w:fill="FFFFFF"/>
-            <w:tcBorders>
-              <w:top w:val="single" w:sz="4" w:color="D9D9D9"/>
-              <w:left w:val="single" w:sz="4" w:color="D9D9D9"/>
-              <w:bottom w:val="single" w:sz="4" w:color="D9D9D9"/>
-              <w:right w:val="single" w:sz="4" w:color="D9D9D9"/>
-            </w:tcBorders>
-            <w:tcMar>
-              <w:top w:w="80" w:type="dxa"/>
-              <w:bottom w:w="80" w:type="dxa"/>
-              <w:left w:w="80" w:type="dxa"/>
-              <w:right w:w="80" w:type="dxa"/>
-            </w:tcMar>
-          </w:tcPr>
-          <w:p>
-            <w:pPr>
-              <w:spacing w:after="20" w:before="0"/>
-              <w:ind w:left="0" w:right="0"/>
-            </w:pPr>
-            <w:r>
-              <w:rPr>
-                <w:b/>
-                <w:sz w:val="20"/>
-              </w:rPr>
-              <w:t>Incidents</w:t>
-            </w:r>
-          </w:p>
-        </w:tc>
-        <w:tc>
-          <w:tcPr>
-            <w:tcW w:type="dxa" w:w="7370"/>
-            <w:vAlign w:val="center"/>
-            <w:shd w:fill="FFFFFF"/>
-            <w:tcBorders>
-              <w:top w:val="single" w:sz="4" w:color="D9D9D9"/>
-              <w:left w:val="single" w:sz="4" w:color="D9D9D9"/>
-              <w:bottom w:val="single" w:sz="4" w:color="D9D9D9"/>
-              <w:right w:val="single" w:sz="4" w:color="D9D9D9"/>
-            </w:tcBorders>
-            <w:tcMar>
-              <w:top w:w="80" w:type="dxa"/>
-              <w:bottom w:w="80" w:type="dxa"/>
-              <w:left w:w="80" w:type="dxa"/>
-              <w:right w:w="80" w:type="dxa"/>
-            </w:tcMar>
-          </w:tcPr>
-          <w:p>
-            <w:pPr>
-              <w:spacing w:after="20" w:before="0"/>
-              <w:ind w:left="0" w:right="0"/>
-            </w:pPr>
-            <w:r>
-              <w:rPr>
-                <w:b w:val="0"/>
-                <w:sz w:val="20"/>
-              </w:rPr>
-              <w:t>Acquitter la prise en charge et ajouter des notes de diagnostic ou de résolution.</w:t>
-            </w:r>
-          </w:p>
-        </w:tc>
-      </w:tr>
-      <w:tr>
-        <w:trPr>
-          <w:cantSplit/>
-        </w:trPr>
-        <w:tc>
-          <w:tcPr>
-            <w:tcW w:type="dxa" w:w="2268"/>
-            <w:vAlign w:val="center"/>
-            <w:shd w:fill="FFFFFF"/>
-            <w:tcBorders>
-              <w:top w:val="single" w:sz="4" w:color="D9D9D9"/>
-              <w:left w:val="single" w:sz="4" w:color="D9D9D9"/>
-              <w:bottom w:val="single" w:sz="4" w:color="D9D9D9"/>
-              <w:right w:val="single" w:sz="4" w:color="D9D9D9"/>
-            </w:tcBorders>
-            <w:tcMar>
-              <w:top w:w="80" w:type="dxa"/>
-              <w:bottom w:w="80" w:type="dxa"/>
-              <w:left w:w="80" w:type="dxa"/>
-              <w:right w:w="80" w:type="dxa"/>
-            </w:tcMar>
-          </w:tcPr>
-          <w:p>
-            <w:pPr>
-              <w:spacing w:after="20" w:before="0"/>
-              <w:ind w:left="0" w:right="0"/>
-            </w:pPr>
-            <w:r>
-              <w:rPr>
-                <w:b/>
-                <w:sz w:val="20"/>
-              </w:rPr>
-              <w:t>Intervention</w:t>
-            </w:r>
-          </w:p>
-        </w:tc>
-        <w:tc>
-          <w:tcPr>
-            <w:tcW w:type="dxa" w:w="7370"/>
-            <w:vAlign w:val="center"/>
-            <w:shd w:fill="FFFFFF"/>
-            <w:tcBorders>
-              <w:top w:val="single" w:sz="4" w:color="D9D9D9"/>
-              <w:left w:val="single" w:sz="4" w:color="D9D9D9"/>
-              <w:bottom w:val="single" w:sz="4" w:color="D9D9D9"/>
-              <w:right w:val="single" w:sz="4" w:color="D9D9D9"/>
-            </w:tcBorders>
-            <w:tcMar>
-              <w:top w:w="80" w:type="dxa"/>
-              <w:bottom w:w="80" w:type="dxa"/>
-              <w:left w:w="80" w:type="dxa"/>
-              <w:right w:w="80" w:type="dxa"/>
-            </w:tcMar>
-          </w:tcPr>
-          <w:p>
-            <w:pPr>
-              <w:spacing w:after="20" w:before="0"/>
-              <w:ind w:left="0" w:right="0"/>
-            </w:pPr>
-            <w:r>
-              <w:rPr>
-                <w:b w:val="0"/>
-                <w:sz w:val="20"/>
-              </w:rPr>
-              <w:t>Démarrer, arrêter ou redémarrer un conteneur associé après confirmation ; consulter le résultat de l’action.</w:t>
-            </w:r>
-          </w:p>
-        </w:tc>
-      </w:tr>
-      <w:tr>
-        <w:trPr>
-          <w:cantSplit/>
-        </w:trPr>
-        <w:tc>
-          <w:tcPr>
-            <w:tcW w:type="dxa" w:w="2268"/>
-            <w:vAlign w:val="center"/>
-            <w:shd w:fill="FFFFFF"/>
-            <w:tcBorders>
-              <w:top w:val="single" w:sz="4" w:color="D9D9D9"/>
-              <w:left w:val="single" w:sz="4" w:color="D9D9D9"/>
-              <w:bottom w:val="single" w:sz="4" w:color="D9D9D9"/>
-              <w:right w:val="single" w:sz="4" w:color="D9D9D9"/>
-            </w:tcBorders>
-            <w:tcMar>
-              <w:top w:w="80" w:type="dxa"/>
-              <w:bottom w:w="80" w:type="dxa"/>
-              <w:left w:w="80" w:type="dxa"/>
-              <w:right w:w="80" w:type="dxa"/>
-            </w:tcMar>
-          </w:tcPr>
-          <w:p>
-            <w:pPr>
-              <w:spacing w:after="20" w:before="0"/>
-              <w:ind w:left="0" w:right="0"/>
-            </w:pPr>
-            <w:r>
-              <w:rPr>
-                <w:b/>
-                <w:sz w:val="20"/>
-              </w:rPr>
-              <w:t>Maintenance</w:t>
-            </w:r>
-          </w:p>
-        </w:tc>
-        <w:tc>
-          <w:tcPr>
-            <w:tcW w:type="dxa" w:w="7370"/>
-            <w:vAlign w:val="center"/>
-            <w:shd w:fill="FFFFFF"/>
-            <w:tcBorders>
-              <w:top w:val="single" w:sz="4" w:color="D9D9D9"/>
-              <w:left w:val="single" w:sz="4" w:color="D9D9D9"/>
-              <w:bottom w:val="single" w:sz="4" w:color="D9D9D9"/>
-              <w:right w:val="single" w:sz="4" w:color="D9D9D9"/>
-            </w:tcBorders>
-            <w:tcMar>
-              <w:top w:w="80" w:type="dxa"/>
-              <w:bottom w:w="80" w:type="dxa"/>
-              <w:left w:w="80" w:type="dxa"/>
-              <w:right w:w="80" w:type="dxa"/>
-            </w:tcMar>
-          </w:tcPr>
-          <w:p>
-            <w:pPr>
-              <w:spacing w:after="20" w:before="0"/>
-              <w:ind w:left="0" w:right="0"/>
-            </w:pPr>
-            <w:r>
-              <w:rPr>
-                <w:b w:val="0"/>
-                <w:sz w:val="20"/>
-              </w:rPr>
-              <w:t>Activer une maintenance pour une durée choisie ou la terminer avant l’échéance.</w:t>
-            </w:r>
-          </w:p>
-        </w:tc>
-      </w:tr>
-      <w:tr>
-        <w:trPr>
-          <w:cantSplit/>
-        </w:trPr>
-        <w:tc>
-          <w:tcPr>
-            <w:tcW w:type="dxa" w:w="2268"/>
-            <w:vAlign w:val="center"/>
-            <w:shd w:fill="FFFFFF"/>
-            <w:tcBorders>
-              <w:top w:val="single" w:sz="4" w:color="D9D9D9"/>
-              <w:left w:val="single" w:sz="4" w:color="D9D9D9"/>
-              <w:bottom w:val="single" w:sz="4" w:color="D9D9D9"/>
-              <w:right w:val="single" w:sz="4" w:color="D9D9D9"/>
-            </w:tcBorders>
-            <w:tcMar>
-              <w:top w:w="80" w:type="dxa"/>
-              <w:bottom w:w="80" w:type="dxa"/>
-              <w:left w:w="80" w:type="dxa"/>
-              <w:right w:w="80" w:type="dxa"/>
-            </w:tcMar>
-          </w:tcPr>
-          <w:p>
-            <w:pPr>
-              <w:spacing w:after="20" w:before="0"/>
-              <w:ind w:left="0" w:right="0"/>
-            </w:pPr>
-            <w:r>
-              <w:rPr>
-                <w:b/>
-                <w:sz w:val="20"/>
+                <w:color w:val="000000"/>
+                <w:sz w:val="21"/>
               </w:rPr>
               <w:t>Alertes</w:t>
             </w:r>
@@ -1502,31 +500,25 @@
         </w:tc>
         <w:tc>
           <w:tcPr>
-            <w:tcW w:type="dxa" w:w="7370"/>
+            <w:tcW w:type="dxa" w:w="7710"/>
             <w:vAlign w:val="center"/>
             <w:shd w:fill="FFFFFF"/>
-            <w:tcBorders>
-              <w:top w:val="single" w:sz="4" w:color="D9D9D9"/>
-              <w:left w:val="single" w:sz="4" w:color="D9D9D9"/>
-              <w:bottom w:val="single" w:sz="4" w:color="D9D9D9"/>
-              <w:right w:val="single" w:sz="4" w:color="D9D9D9"/>
-            </w:tcBorders>
             <w:tcMar>
-              <w:top w:w="80" w:type="dxa"/>
-              <w:bottom w:w="80" w:type="dxa"/>
-              <w:left w:w="80" w:type="dxa"/>
-              <w:right w:w="80" w:type="dxa"/>
+              <w:top w:w="90" w:type="dxa"/>
+              <w:bottom w:w="90" w:type="dxa"/>
+              <w:left w:w="110" w:type="dxa"/>
+              <w:right w:w="110" w:type="dxa"/>
             </w:tcMar>
           </w:tcPr>
           <w:p>
             <w:pPr>
-              <w:spacing w:after="20" w:before="0"/>
-              <w:ind w:left="0" w:right="0"/>
+              <w:spacing w:after="0" w:line="250" w:lineRule="auto"/>
             </w:pPr>
             <w:r>
               <w:rPr>
                 <w:b w:val="0"/>
-                <w:sz w:val="20"/>
+                <w:color w:val="000000"/>
+                <w:sz w:val="21"/>
               </w:rPr>
               <w:t>Configurer l’adresse de réception et envoyer un courriel de test.</w:t>
             </w:r>
@@ -1539,65 +531,53 @@
         </w:trPr>
         <w:tc>
           <w:tcPr>
-            <w:tcW w:type="dxa" w:w="2268"/>
+            <w:tcW w:type="dxa" w:w="1928"/>
             <w:vAlign w:val="center"/>
-            <w:shd w:fill="FFFFFF"/>
-            <w:tcBorders>
-              <w:top w:val="single" w:sz="4" w:color="D9D9D9"/>
-              <w:left w:val="single" w:sz="4" w:color="D9D9D9"/>
-              <w:bottom w:val="single" w:sz="4" w:color="D9D9D9"/>
-              <w:right w:val="single" w:sz="4" w:color="D9D9D9"/>
-            </w:tcBorders>
+            <w:shd w:fill="F3F5F6"/>
             <w:tcMar>
-              <w:top w:w="80" w:type="dxa"/>
-              <w:bottom w:w="80" w:type="dxa"/>
-              <w:left w:w="80" w:type="dxa"/>
-              <w:right w:w="80" w:type="dxa"/>
+              <w:top w:w="90" w:type="dxa"/>
+              <w:bottom w:w="90" w:type="dxa"/>
+              <w:left w:w="110" w:type="dxa"/>
+              <w:right w:w="110" w:type="dxa"/>
             </w:tcMar>
           </w:tcPr>
           <w:p>
             <w:pPr>
-              <w:spacing w:after="20" w:before="0"/>
-              <w:ind w:left="0" w:right="0"/>
+              <w:spacing w:after="0" w:line="250" w:lineRule="auto"/>
             </w:pPr>
             <w:r>
               <w:rPr>
                 <w:b/>
-                <w:sz w:val="20"/>
+                <w:color w:val="000000"/>
+                <w:sz w:val="21"/>
               </w:rPr>
-              <w:t>Kiosque</w:t>
+              <w:t>Énergie</w:t>
             </w:r>
           </w:p>
         </w:tc>
         <w:tc>
           <w:tcPr>
-            <w:tcW w:type="dxa" w:w="7370"/>
+            <w:tcW w:type="dxa" w:w="7710"/>
             <w:vAlign w:val="center"/>
-            <w:shd w:fill="FFFFFF"/>
-            <w:tcBorders>
-              <w:top w:val="single" w:sz="4" w:color="D9D9D9"/>
-              <w:left w:val="single" w:sz="4" w:color="D9D9D9"/>
-              <w:bottom w:val="single" w:sz="4" w:color="D9D9D9"/>
-              <w:right w:val="single" w:sz="4" w:color="D9D9D9"/>
-            </w:tcBorders>
+            <w:shd w:fill="F3F5F6"/>
             <w:tcMar>
-              <w:top w:w="80" w:type="dxa"/>
-              <w:bottom w:w="80" w:type="dxa"/>
-              <w:left w:w="80" w:type="dxa"/>
-              <w:right w:w="80" w:type="dxa"/>
+              <w:top w:w="90" w:type="dxa"/>
+              <w:bottom w:w="90" w:type="dxa"/>
+              <w:left w:w="110" w:type="dxa"/>
+              <w:right w:w="110" w:type="dxa"/>
             </w:tcMar>
           </w:tcPr>
           <w:p>
             <w:pPr>
-              <w:spacing w:after="20" w:before="0"/>
-              <w:ind w:left="0" w:right="0"/>
+              <w:spacing w:after="0" w:line="250" w:lineRule="auto"/>
             </w:pPr>
             <w:r>
               <w:rPr>
                 <w:b w:val="0"/>
-                <w:sz w:val="20"/>
+                <w:color w:val="000000"/>
+                <w:sz w:val="21"/>
               </w:rPr>
-              <w:t>Ouvrir le dashboard simplifié en lecture seule.</w:t>
+              <w:t>Configurer la prise et tester sa connexion ; renseigner le prix du kWh ; consulter la puissance, la consommation et le coût estimé sur une période.</w:t>
             </w:r>
           </w:p>
         </w:tc>
@@ -1605,28 +585,601 @@
     </w:tbl>
     <w:p>
       <w:pPr>
-        <w:spacing w:after="0"/>
+        <w:pStyle w:val="Heading1"/>
+        <w:spacing w:before="240" w:after="140"/>
       </w:pPr>
+      <w:r>
+        <w:t>Informations et fonctionnement automatique</w:t>
+      </w:r>
+    </w:p>
+    <w:p>
+      <w:r>
+        <w:t>L’application présente la disponibilité des services, la configuration et le dernier résultat des sondes, les erreurs, les temps de réponse, l’expiration des certificats et l’état Docker lorsqu’il est accessible. Résultats, incidents, notes et interventions sont horodatés et consultables dans l’historique.</w:t>
+      </w:r>
+    </w:p>
+    <w:p>
+      <w:pPr>
+        <w:pStyle w:val="ListBullet"/>
+        <w:keepLines/>
+      </w:pPr>
+      <w:r>
+        <w:rPr>
+          <w:b/>
+        </w:rPr>
+        <w:t xml:space="preserve">Surveillance — </w:t>
+      </w:r>
+      <w:r>
+        <w:t>Le worker exécute les contrôles HTTP/HTTPS, TCP et d’expiration TLS, puis relève l’état des conteneurs associés.</w:t>
+      </w:r>
+    </w:p>
+    <w:p>
+      <w:pPr>
+        <w:pStyle w:val="ListBullet"/>
+        <w:keepLines/>
+      </w:pPr>
+      <w:r>
+        <w:rPr>
+          <w:b/>
+        </w:rPr>
+        <w:t xml:space="preserve">Détection — </w:t>
+      </w:r>
+      <w:r>
+        <w:t>Les échecs persistants ouvrent un incident ; le rétablissement confirmé le clôture. Des courriels signalent les pannes, rétablissements et échéances TLS.</w:t>
+      </w:r>
+    </w:p>
+    <w:p>
+      <w:pPr>
+        <w:pStyle w:val="ListBullet"/>
+        <w:keepLines/>
+      </w:pPr>
+      <w:r>
+        <w:rPr>
+          <w:b/>
+        </w:rPr>
+        <w:t xml:space="preserve">Exécution — </w:t>
+      </w:r>
+      <w:r>
+        <w:t>Les commandes confirmées sont exécutées et tracées. Les contrôles continuent selon le mode de surveillance choisi.</w:t>
+      </w:r>
+    </w:p>
+    <w:p>
+      <w:pPr>
+        <w:pStyle w:val="ListBullet"/>
+        <w:keepLines/>
+      </w:pPr>
+      <w:r>
+        <w:rPr>
+          <w:b/>
+        </w:rPr>
+        <w:t xml:space="preserve">Actualisation — </w:t>
+      </w:r>
+      <w:r>
+        <w:t>Les maintenances se terminent à l’échéance. L’interface signale les données périmées et les pertes de connexion ; les résultats anciens sont purgés.</w:t>
+      </w:r>
     </w:p>
     <w:p>
       <w:pPr>
         <w:pStyle w:val="Heading1"/>
+        <w:spacing w:before="240" w:after="140"/>
       </w:pPr>
       <w:r>
-        <w:t>Informations consultables</w:t>
+        <w:t>Suivi énergétique</w:t>
+      </w:r>
+    </w:p>
+    <w:p>
+      <w:r>
+        <w:t>Le suivi est facultatif : HomeOps reste utilisable sans prise. La référence retenue pour la première intégration est la Shelly Plug PM Gen3, dédiée à la mesure sans relais marche/arrêt. Le worker interroge son API HTTP locale et lit la réponse JSON toutes les 60 secondes, sans cloud ni plateforme domotique intermédiaire.</w:t>
+      </w:r>
+    </w:p>
+    <w:p>
+      <w:pPr>
+        <w:pStyle w:val="ListBullet"/>
+        <w:keepLines/>
+      </w:pPr>
+      <w:r>
+        <w:rPr>
+          <w:b/>
+        </w:rPr>
+        <w:t xml:space="preserve">Mesures — </w:t>
+      </w:r>
+      <w:r>
+        <w:t>Puissance instantanée en W et énergie cumulée en Wh. HomeOps calcule les kWh consommés sur une période et un coût estimé à partir d’un tarif unique saisi en €/kWh.</w:t>
+      </w:r>
+    </w:p>
+    <w:p>
+      <w:pPr>
+        <w:pStyle w:val="ListBullet"/>
+        <w:keepLines/>
+      </w:pPr>
+      <w:r>
+        <w:rPr>
+          <w:b/>
+        </w:rPr>
+        <w:t xml:space="preserve">Affichage — </w:t>
+      </w:r>
+      <w:r>
+        <w:t>Carte Énergie dans le dashboard : puissance actuelle, consommation du jour, coût estimé et courbe sur 24 h, 7 j ou 30 j. Une section Énergie dans Réglages accueille la configuration ; aucun nouvel onglet principal.</w:t>
+      </w:r>
+    </w:p>
+    <w:p>
+      <w:pPr>
+        <w:pStyle w:val="ListBullet"/>
+        <w:keepLines/>
+      </w:pPr>
+      <w:r>
+        <w:rPr>
+          <w:b/>
+        </w:rPr>
+        <w:t xml:space="preserve">Périmètre mesuré — </w:t>
+      </w:r>
+      <w:r>
+        <w:t>La mesure concerne les appareils alimentés par la prise, dans les limites électriques du matériel. Elle ne fournit pas la consommation de chaque service ou conteneur.</w:t>
+      </w:r>
+    </w:p>
+    <w:p>
+      <w:pPr>
+        <w:pStyle w:val="ListBullet"/>
+        <w:keepLines/>
+      </w:pPr>
+      <w:r>
+        <w:rPr>
+          <w:b/>
+        </w:rPr>
+        <w:t xml:space="preserve">Validation — </w:t>
+      </w:r>
+      <w:r>
+        <w:t>Le lab reproduit le contrat de l’API et les cas d’indisponibilité ou de remise à zéro. Les données simulées sont identifiées ; une recette sur la prise réelle reste obligatoire.</w:t>
+      </w:r>
+    </w:p>
+    <w:p>
+      <w:pPr>
+        <w:pStyle w:val="Heading1"/>
+        <w:spacing w:before="240" w:after="140"/>
+      </w:pPr>
+      <w:r>
+        <w:t>Règles métier de surveillance</w:t>
+      </w:r>
+    </w:p>
+    <w:p>
+      <w:pPr>
+        <w:pStyle w:val="ListBullet"/>
+        <w:keepLines/>
+      </w:pPr>
+      <w:r>
+        <w:rPr>
+          <w:b/>
+        </w:rPr>
+        <w:t xml:space="preserve">RM01 — </w:t>
+      </w:r>
+      <w:r>
+        <w:t>Un service possède un nom, une adresse, éventuellement une description et des notes de dépannage. Il peut disposer de plusieurs sondes, chacune avec sa cible.</w:t>
+      </w:r>
+    </w:p>
+    <w:p>
+      <w:pPr>
+        <w:pStyle w:val="ListBullet"/>
+        <w:keepLines/>
+      </w:pPr>
+      <w:r>
+        <w:rPr>
+          <w:b/>
+        </w:rPr>
+        <w:t xml:space="preserve">RM02 — </w:t>
+      </w:r>
+      <w:r>
+        <w:t>Chaque sonde possède un type, une fréquence et un délai maximal. Une sonde HTTP vérifie un code de réponse attendu.</w:t>
+      </w:r>
+    </w:p>
+    <w:p>
+      <w:pPr>
+        <w:pStyle w:val="ListBullet"/>
+        <w:keepLines/>
+      </w:pPr>
+      <w:r>
+        <w:rPr>
+          <w:b/>
+        </w:rPr>
+        <w:t xml:space="preserve">RM03 — </w:t>
+      </w:r>
+      <w:r>
+        <w:t>Pour les sondes de disponibilité, 3 échecs consécutifs ouvrent un incident et 2 réussites consécutives le clôturent par défaut. Ces seuils sont configurables.</w:t>
+      </w:r>
+    </w:p>
+    <w:p>
+      <w:pPr>
+        <w:pStyle w:val="ListBullet"/>
+        <w:keepLines/>
+      </w:pPr>
+      <w:r>
+        <w:rPr>
+          <w:b/>
+        </w:rPr>
+        <w:t xml:space="preserve">RM04 — </w:t>
+      </w:r>
+      <w:r>
+        <w:t>Une sonde ne possède qu’un incident actif à la fois. Acquitter cet incident signifie « pris en charge », pas « résolu ».</w:t>
+      </w:r>
+    </w:p>
+    <w:p>
+      <w:pPr>
+        <w:pStyle w:val="ListBullet"/>
+        <w:keepLines/>
+      </w:pPr>
+      <w:r>
+        <w:rPr>
+          <w:b/>
+        </w:rPr>
+        <w:t xml:space="preserve">RM05 — </w:t>
+      </w:r>
+      <w:r>
+        <w:t>Le contrôle immédiat est enregistré et participe aux mêmes règles de détection. Il reste possible lorsque la surveillance périodique est suspendue, mais sans ouvrir ni clôturer d’incident dans ce cas.</w:t>
+      </w:r>
+    </w:p>
+    <w:p>
+      <w:pPr>
+        <w:pStyle w:val="ListBullet"/>
+        <w:keepLines/>
+      </w:pPr>
+      <w:r>
+        <w:rPr>
+          <w:b/>
+        </w:rPr>
+        <w:t xml:space="preserve">RM06 — </w:t>
+      </w:r>
+      <w:r>
+        <w:t>Une maintenance conserve les contrôles et l’historique, mais suspend les nouveaux incidents et les notifications. Les incidents existants restent visibles et peuvent être clôturés si le rétablissement est confirmé. À la fin, les compteurs de détection repartent à zéro.</w:t>
+      </w:r>
+    </w:p>
+    <w:p>
+      <w:pPr>
+        <w:pStyle w:val="ListBullet"/>
+        <w:keepLines/>
+      </w:pPr>
+      <w:r>
+        <w:rPr>
+          <w:b/>
+        </w:rPr>
+        <w:t xml:space="preserve">RM07 — </w:t>
+      </w:r>
+      <w:r>
+        <w:t>Suspendre la surveillance arrête les contrôles périodiques sans clôturer les incidents. Sa reprise réinitialise les compteurs de détection.</w:t>
+      </w:r>
+    </w:p>
+    <w:p>
+      <w:pPr>
+        <w:pStyle w:val="ListBullet"/>
+        <w:keepLines/>
+      </w:pPr>
+      <w:r>
+        <w:rPr>
+          <w:b/>
+        </w:rPr>
+        <w:t xml:space="preserve">RM08 — </w:t>
+      </w:r>
+      <w:r>
+        <w:t>Hors maintenance, une notification est envoyée à l’ouverture et à la clôture de l’incident. Les échecs successifs ne produisent pas de notifications répétées.</w:t>
+      </w:r>
+    </w:p>
+    <w:p>
+      <w:pPr>
+        <w:pStyle w:val="ListBullet"/>
+        <w:keepLines/>
+      </w:pPr>
+      <w:r>
+        <w:rPr>
+          <w:b/>
+        </w:rPr>
+        <w:t xml:space="preserve">RM09 — </w:t>
+      </w:r>
+      <w:r>
+        <w:t>Une alerte TLS est envoyée lorsque la durée restante passe sous le seuil configuré, ou dès le premier contrôle si elle est déjà inférieure. Elle n’est pas répétée à chaque contrôle ; un renouvellement réarme l’alerte.</w:t>
+      </w:r>
+    </w:p>
+    <w:p>
+      <w:pPr>
+        <w:pStyle w:val="ListBullet"/>
+        <w:keepLines/>
+      </w:pPr>
+      <w:r>
+        <w:rPr>
+          <w:b/>
+        </w:rPr>
+        <w:t xml:space="preserve">RM10 — </w:t>
+      </w:r>
+      <w:r>
+        <w:t>Une panne confirmée sur une sonde de disponibilité suffit à déclarer le service indisponible. Sans panne confirmée, l’absence de résultats récents empêche de le présenter comme entièrement disponible. Les avertissements TLS sont affichés séparément.</w:t>
+      </w:r>
+    </w:p>
+    <w:p>
+      <w:pPr>
+        <w:pStyle w:val="ListBullet"/>
+        <w:keepLines/>
+      </w:pPr>
+      <w:r>
+        <w:rPr>
+          <w:b/>
+        </w:rPr>
+        <w:t xml:space="preserve">RM11 — </w:t>
+      </w:r>
+      <w:r>
+        <w:t>L’état Docker et la disponibilité applicative sont distincts : un conteneur démarré ne garantit pas que son application fonctionne. Une information Docker inaccessible est indiquée comme inconnue, et non comme « conteneur arrêté ».</w:t>
+      </w:r>
+    </w:p>
+    <w:p>
+      <w:pPr>
+        <w:pStyle w:val="ListBullet"/>
+        <w:keepLines/>
+      </w:pPr>
+      <w:r>
+        <w:rPr>
+          <w:b/>
+        </w:rPr>
+        <w:t xml:space="preserve">RM12 — </w:t>
+      </w:r>
+      <w:r>
+        <w:t>Chaque information de surveillance est horodatée. Elle est considérée comme périmée au-delà de deux intervalles d’actualisation plus le délai maximal du contrôle.</w:t>
+      </w:r>
+    </w:p>
+    <w:p>
+      <w:pPr>
+        <w:pStyle w:val="Heading1"/>
+        <w:spacing w:before="240" w:after="140"/>
+      </w:pPr>
+      <w:r>
+        <w:t>Règles métier de pilotage et de sécurité</w:t>
+      </w:r>
+    </w:p>
+    <w:p>
+      <w:pPr>
+        <w:pStyle w:val="ListBullet"/>
+        <w:keepLines/>
+      </w:pPr>
+      <w:r>
+        <w:rPr>
+          <w:b/>
+        </w:rPr>
+        <w:t xml:space="preserve">RM13 — </w:t>
+      </w:r>
+      <w:r>
+        <w:t>Un service peut être associé à un conteneur pour le pilotage. Les services sans association Docker restent surveillables. Seuls les conteneurs explicitement autorisés peuvent être commandés ; les composants nécessaires à HomeOps sont exclus.</w:t>
+      </w:r>
+    </w:p>
+    <w:p>
+      <w:pPr>
+        <w:pStyle w:val="ListBullet"/>
+        <w:keepLines/>
+      </w:pPr>
+      <w:r>
+        <w:rPr>
+          <w:b/>
+        </w:rPr>
+        <w:t xml:space="preserve">RM14 — </w:t>
+      </w:r>
+      <w:r>
+        <w:t>Chaque démarrage, arrêt ou redémarrage nécessite une confirmation mentionnant la cible. Les autorisations sont vérifiées côté serveur. Une seule opération peut être en cours par conteneur.</w:t>
+      </w:r>
+    </w:p>
+    <w:p>
+      <w:pPr>
+        <w:pStyle w:val="ListBullet"/>
+        <w:keepLines/>
+      </w:pPr>
+      <w:r>
+        <w:rPr>
+          <w:b/>
+        </w:rPr>
+        <w:t xml:space="preserve">RM15 — </w:t>
+      </w:r>
+      <w:r>
+        <w:t>Avant un arrêt volontaire, l’administrateur choisit une maintenance temporaire ou une suspension de surveillance. Cette protection est appliquée avant la commande. En cas d’échec ou de résultat incertain, elle reste visible et peut être levée manuellement.</w:t>
+      </w:r>
+    </w:p>
+    <w:p>
+      <w:pPr>
+        <w:pStyle w:val="ListBullet"/>
+        <w:keepLines/>
+      </w:pPr>
+      <w:r>
+        <w:rPr>
+          <w:b/>
+        </w:rPr>
+        <w:t xml:space="preserve">RM16 — </w:t>
+      </w:r>
+      <w:r>
+        <w:t>Démarrer un conteneur ne lève pas implicitement une maintenance ou une suspension : l’administrateur reprend explicitement la surveillance ou termine la maintenance.</w:t>
+      </w:r>
+    </w:p>
+    <w:p>
+      <w:pPr>
+        <w:pStyle w:val="ListBullet"/>
+        <w:keepLines/>
+      </w:pPr>
+      <w:r>
+        <w:rPr>
+          <w:b/>
+        </w:rPr>
+        <w:t xml:space="preserve">RM17 — </w:t>
+      </w:r>
+      <w:r>
+        <w:t>Une intervention conserve l’action, la date, la cible, l’initiateur et le résultat : en cours, réussi, échoué ou indéterminé. Aucun nouvel essai automatique n’est lancé si le résultat est incertain.</w:t>
+      </w:r>
+    </w:p>
+    <w:p>
+      <w:pPr>
+        <w:pStyle w:val="ListBullet"/>
+        <w:keepLines/>
+      </w:pPr>
+      <w:r>
+        <w:rPr>
+          <w:b/>
+        </w:rPr>
+        <w:t xml:space="preserve">RM18 — </w:t>
+      </w:r>
+      <w:r>
+        <w:t>Le succès d’une commande ne clôture pas un incident. Les sondes doivent confirmer le rétablissement. Si l’hôte ou le connecteur est injoignable, l’impossibilité d’intervenir est signalée.</w:t>
+      </w:r>
+    </w:p>
+    <w:p>
+      <w:pPr>
+        <w:pStyle w:val="ListBullet"/>
+        <w:keepLines/>
+      </w:pPr>
+      <w:r>
+        <w:rPr>
+          <w:b/>
+        </w:rPr>
+        <w:t xml:space="preserve">RM19 — </w:t>
+      </w:r>
+      <w:r>
+        <w:t>Les résultats détaillés sont conservés 30 jours par défaut. Incidents, notes et interventions sont conservés tant que le service existe.</w:t>
+      </w:r>
+    </w:p>
+    <w:p>
+      <w:pPr>
+        <w:pStyle w:val="ListBullet"/>
+        <w:keepLines/>
+      </w:pPr>
+      <w:r>
+        <w:rPr>
+          <w:b/>
+        </w:rPr>
+        <w:t xml:space="preserve">RM20 — </w:t>
+      </w:r>
+      <w:r>
+        <w:t>Supprimer un service supprime ses sondes et son historique après confirmation. Cela ne supprime ni n’arrête le conteneur associé.</w:t>
+      </w:r>
+    </w:p>
+    <w:p>
+      <w:pPr>
+        <w:pStyle w:val="ListBullet"/>
+        <w:keepLines/>
+      </w:pPr>
+      <w:r>
+        <w:rPr>
+          <w:b/>
+        </w:rPr>
+        <w:t xml:space="preserve">RM21 — </w:t>
+      </w:r>
+      <w:r>
+        <w:t>Seul l’administrateur modifie les données ou déclenche une action. L’accès kiosque est restreint côté serveur et n’affiche aucun secret.</w:t>
+      </w:r>
+    </w:p>
+    <w:p>
+      <w:pPr>
+        <w:pStyle w:val="ListBullet"/>
+        <w:keepLines/>
+      </w:pPr>
+      <w:r>
+        <w:rPr>
+          <w:b/>
+        </w:rPr>
+        <w:t xml:space="preserve">RM22 — </w:t>
+      </w:r>
+      <w:r>
+        <w:t>Chaque instance possède un seul compte administrateur dans le MVP. Sa création s’effectue lors d’une initialisation protégée par un secret fourni au déploiement. Une fois le compte créé, ce parcours est désactivé. Aucun identifiant ni mot de passe par défaut n’est codé en dur.</w:t>
+      </w:r>
+    </w:p>
+    <w:p>
+      <w:pPr>
+        <w:pStyle w:val="Heading1"/>
+        <w:spacing w:before="240" w:after="140"/>
+      </w:pPr>
+      <w:r>
+        <w:t>Règles métier du suivi énergétique</w:t>
+      </w:r>
+    </w:p>
+    <w:p>
+      <w:pPr>
+        <w:pStyle w:val="ListBullet"/>
+        <w:keepLines/>
+      </w:pPr>
+      <w:r>
+        <w:rPr>
+          <w:b/>
+        </w:rPr>
+        <w:t xml:space="preserve">RM23 — </w:t>
+      </w:r>
+      <w:r>
+        <w:t>Une seule prise compatible peut être configurée par instance. HomeOps en lit les mesures ; aucune commande de coupure électrique n’est proposée. L’adresse et les éventuels identifiants sont externalisés et ne sont jamais exposés au kiosque.</w:t>
+      </w:r>
+    </w:p>
+    <w:p>
+      <w:pPr>
+        <w:pStyle w:val="ListBullet"/>
+        <w:keepLines/>
+      </w:pPr>
+      <w:r>
+        <w:rPr>
+          <w:b/>
+        </w:rPr>
+        <w:t xml:space="preserve">RM24 — </w:t>
+      </w:r>
+      <w:r>
+        <w:t>Les consommations sont calculées par différence entre compteurs cumulés, puis converties en kWh. Une remise à zéro ou un remplacement ouvre une nouvelle référence de calcul, sans produire de consommation négative. Les périodes incomplètes sont signalées.</w:t>
+      </w:r>
+    </w:p>
+    <w:p>
+      <w:pPr>
+        <w:pStyle w:val="ListBullet"/>
+        <w:keepLines/>
+      </w:pPr>
+      <w:r>
+        <w:rPr>
+          <w:b/>
+        </w:rPr>
+        <w:t xml:space="preserve">RM25 — </w:t>
+      </w:r>
+      <w:r>
+        <w:t>Chaque relevé est horodaté. En cas d’absence de donnée récente, la valeur est indiquée comme indisponible ou périmée selon RM12, jamais remplacée par zéro. Une panne de collecte ne modifie pas la disponibilité des services surveillés.</w:t>
+      </w:r>
+    </w:p>
+    <w:p>
+      <w:pPr>
+        <w:pStyle w:val="ListBullet"/>
+        <w:keepLines/>
+      </w:pPr>
+      <w:r>
+        <w:rPr>
+          <w:b/>
+        </w:rPr>
+        <w:t xml:space="preserve">RM26 — </w:t>
+      </w:r>
+      <w:r>
+        <w:t>Les relevés énergétiques sont conservés 30 jours par défaut. Le coût est une estimation hors abonnement, calculée avec le tarif actuellement renseigné ; changer ce tarif recalcule l’estimation affichée. Aucun calcul carbone ni tarif heures pleines ou creuses dans le MVP.</w:t>
+      </w:r>
+    </w:p>
+    <w:p>
+      <w:pPr>
+        <w:pStyle w:val="Heading1"/>
+        <w:spacing w:before="240" w:after="140"/>
+      </w:pPr>
+      <w:r>
+        <w:t>Écrans prévus</w:t>
+      </w:r>
+    </w:p>
+    <w:p>
+      <w:r>
+        <w:t>L’interface est responsive ; les mêmes actions administratives sont disponibles sur PC et mobile. La PWA permet l’installation sur les appareils compatibles. Les notifications du MVP sont envoyées par courriel.</w:t>
       </w:r>
     </w:p>
     <w:tbl>
       <w:tblPr>
+        <w:tblW w:type="auto" w:w="0"/>
         <w:jc w:val="center"/>
         <w:tblLayout w:type="fixed"/>
         <w:tblLook w:firstColumn="1" w:firstRow="1" w:lastColumn="0" w:lastRow="0" w:noHBand="0" w:noVBand="1" w:val="04A0"/>
-        <w:tblW w:w="9638" w:type="dxa"/>
-        <w:tblInd w:w="0" w:type="dxa"/>
+        <w:tblBorders>
+          <w:top w:val="single" w:sz="4" w:color="D9D9D9"/>
+          <w:left w:val="single" w:sz="4" w:color="D9D9D9"/>
+          <w:bottom w:val="single" w:sz="4" w:color="D9D9D9"/>
+          <w:right w:val="single" w:sz="4" w:color="D9D9D9"/>
+          <w:insideH w:val="single" w:sz="4" w:color="D9D9D9"/>
+          <w:insideV w:val="single" w:sz="4" w:color="D9D9D9"/>
+        </w:tblBorders>
       </w:tblPr>
       <w:tblGrid>
-        <w:gridCol w:w="2268"/>
-        <w:gridCol w:w="7370"/>
+        <w:gridCol w:w="1928"/>
+        <w:gridCol w:w="7710"/>
       </w:tblGrid>
       <w:tr>
         <w:trPr>
@@ -1635,63 +1188,51 @@
         </w:trPr>
         <w:tc>
           <w:tcPr>
-            <w:tcW w:type="dxa" w:w="2268"/>
+            <w:tcW w:type="dxa" w:w="1928"/>
             <w:vAlign w:val="center"/>
-            <w:shd w:fill="DFE8EF"/>
-            <w:tcBorders>
-              <w:top w:val="single" w:sz="4" w:color="D9D9D9"/>
-              <w:left w:val="single" w:sz="4" w:color="D9D9D9"/>
-              <w:bottom w:val="single" w:sz="4" w:color="D9D9D9"/>
-              <w:right w:val="single" w:sz="4" w:color="D9D9D9"/>
-            </w:tcBorders>
+            <w:shd w:fill="303940"/>
             <w:tcMar>
-              <w:top w:w="80" w:type="dxa"/>
-              <w:bottom w:w="80" w:type="dxa"/>
-              <w:left w:w="80" w:type="dxa"/>
-              <w:right w:w="80" w:type="dxa"/>
+              <w:top w:w="90" w:type="dxa"/>
+              <w:bottom w:w="90" w:type="dxa"/>
+              <w:left w:w="110" w:type="dxa"/>
+              <w:right w:w="110" w:type="dxa"/>
             </w:tcMar>
           </w:tcPr>
           <w:p>
             <w:pPr>
-              <w:spacing w:after="20" w:before="0"/>
-              <w:ind w:left="0" w:right="0"/>
+              <w:spacing w:after="0" w:line="250" w:lineRule="auto"/>
             </w:pPr>
             <w:r>
               <w:rPr>
                 <w:b/>
-                <w:sz w:val="20"/>
+                <w:color w:val="FFFFFF"/>
+                <w:sz w:val="21"/>
               </w:rPr>
-              <w:t>Information</w:t>
+              <w:t>Écran</w:t>
             </w:r>
           </w:p>
         </w:tc>
         <w:tc>
           <w:tcPr>
-            <w:tcW w:type="dxa" w:w="7370"/>
+            <w:tcW w:type="dxa" w:w="7710"/>
             <w:vAlign w:val="center"/>
-            <w:shd w:fill="DFE8EF"/>
-            <w:tcBorders>
-              <w:top w:val="single" w:sz="4" w:color="D9D9D9"/>
-              <w:left w:val="single" w:sz="4" w:color="D9D9D9"/>
-              <w:bottom w:val="single" w:sz="4" w:color="D9D9D9"/>
-              <w:right w:val="single" w:sz="4" w:color="D9D9D9"/>
-            </w:tcBorders>
+            <w:shd w:fill="303940"/>
             <w:tcMar>
-              <w:top w:w="80" w:type="dxa"/>
-              <w:bottom w:w="80" w:type="dxa"/>
-              <w:left w:w="80" w:type="dxa"/>
-              <w:right w:w="80" w:type="dxa"/>
+              <w:top w:w="90" w:type="dxa"/>
+              <w:bottom w:w="90" w:type="dxa"/>
+              <w:left w:w="110" w:type="dxa"/>
+              <w:right w:w="110" w:type="dxa"/>
             </w:tcMar>
           </w:tcPr>
           <w:p>
             <w:pPr>
-              <w:spacing w:after="20" w:before="0"/>
-              <w:ind w:left="0" w:right="0"/>
+              <w:spacing w:after="0" w:line="250" w:lineRule="auto"/>
             </w:pPr>
             <w:r>
               <w:rPr>
                 <w:b/>
-                <w:sz w:val="20"/>
+                <w:color w:val="FFFFFF"/>
+                <w:sz w:val="21"/>
               </w:rPr>
               <w:t>Contenu</w:t>
             </w:r>
@@ -1704,65 +1245,53 @@
         </w:trPr>
         <w:tc>
           <w:tcPr>
-            <w:tcW w:type="dxa" w:w="2268"/>
+            <w:tcW w:type="dxa" w:w="1928"/>
             <w:vAlign w:val="center"/>
-            <w:shd w:fill="FFFFFF"/>
-            <w:tcBorders>
-              <w:top w:val="single" w:sz="4" w:color="D9D9D9"/>
-              <w:left w:val="single" w:sz="4" w:color="D9D9D9"/>
-              <w:bottom w:val="single" w:sz="4" w:color="D9D9D9"/>
-              <w:right w:val="single" w:sz="4" w:color="D9D9D9"/>
-            </w:tcBorders>
+            <w:shd w:fill="F3F5F6"/>
             <w:tcMar>
-              <w:top w:w="80" w:type="dxa"/>
-              <w:bottom w:w="80" w:type="dxa"/>
-              <w:left w:w="80" w:type="dxa"/>
-              <w:right w:w="80" w:type="dxa"/>
+              <w:top w:w="90" w:type="dxa"/>
+              <w:bottom w:w="90" w:type="dxa"/>
+              <w:left w:w="110" w:type="dxa"/>
+              <w:right w:w="110" w:type="dxa"/>
             </w:tcMar>
           </w:tcPr>
           <w:p>
             <w:pPr>
-              <w:spacing w:after="20" w:before="0"/>
-              <w:ind w:left="0" w:right="0"/>
+              <w:spacing w:after="0" w:line="250" w:lineRule="auto"/>
             </w:pPr>
             <w:r>
               <w:rPr>
                 <w:b/>
-                <w:sz w:val="20"/>
+                <w:color w:val="000000"/>
+                <w:sz w:val="21"/>
               </w:rPr>
-              <w:t>Disponibilité</w:t>
+              <w:t>Initialisation et connexion</w:t>
             </w:r>
           </w:p>
         </w:tc>
         <w:tc>
           <w:tcPr>
-            <w:tcW w:type="dxa" w:w="7370"/>
+            <w:tcW w:type="dxa" w:w="7710"/>
             <w:vAlign w:val="center"/>
-            <w:shd w:fill="FFFFFF"/>
-            <w:tcBorders>
-              <w:top w:val="single" w:sz="4" w:color="D9D9D9"/>
-              <w:left w:val="single" w:sz="4" w:color="D9D9D9"/>
-              <w:bottom w:val="single" w:sz="4" w:color="D9D9D9"/>
-              <w:right w:val="single" w:sz="4" w:color="D9D9D9"/>
-            </w:tcBorders>
+            <w:shd w:fill="F3F5F6"/>
             <w:tcMar>
-              <w:top w:w="80" w:type="dxa"/>
-              <w:bottom w:w="80" w:type="dxa"/>
-              <w:left w:w="80" w:type="dxa"/>
-              <w:right w:w="80" w:type="dxa"/>
+              <w:top w:w="90" w:type="dxa"/>
+              <w:bottom w:w="90" w:type="dxa"/>
+              <w:left w:w="110" w:type="dxa"/>
+              <w:right w:w="110" w:type="dxa"/>
             </w:tcMar>
           </w:tcPr>
           <w:p>
             <w:pPr>
-              <w:spacing w:after="20" w:before="0"/>
-              <w:ind w:left="0" w:right="0"/>
+              <w:spacing w:after="0" w:line="250" w:lineRule="auto"/>
             </w:pPr>
             <w:r>
               <w:rPr>
                 <w:b w:val="0"/>
-                <w:sz w:val="20"/>
+                <w:color w:val="000000"/>
+                <w:sz w:val="21"/>
               </w:rPr>
-              <w:t>Disponible, indisponible ou inconnue ; indication distincte de maintenance ou de surveillance suspendue.</w:t>
+              <w:t>Vérification du secret, création du compte lors de la première installation, puis identification. Le parcours d’initialisation est fermé après création du compte.</w:t>
             </w:r>
           </w:p>
         </w:tc>
@@ -1773,65 +1302,53 @@
         </w:trPr>
         <w:tc>
           <w:tcPr>
-            <w:tcW w:type="dxa" w:w="2268"/>
+            <w:tcW w:type="dxa" w:w="1928"/>
             <w:vAlign w:val="center"/>
             <w:shd w:fill="FFFFFF"/>
-            <w:tcBorders>
-              <w:top w:val="single" w:sz="4" w:color="D9D9D9"/>
-              <w:left w:val="single" w:sz="4" w:color="D9D9D9"/>
-              <w:bottom w:val="single" w:sz="4" w:color="D9D9D9"/>
-              <w:right w:val="single" w:sz="4" w:color="D9D9D9"/>
-            </w:tcBorders>
             <w:tcMar>
-              <w:top w:w="80" w:type="dxa"/>
-              <w:bottom w:w="80" w:type="dxa"/>
-              <w:left w:w="80" w:type="dxa"/>
-              <w:right w:w="80" w:type="dxa"/>
+              <w:top w:w="90" w:type="dxa"/>
+              <w:bottom w:w="90" w:type="dxa"/>
+              <w:left w:w="110" w:type="dxa"/>
+              <w:right w:w="110" w:type="dxa"/>
             </w:tcMar>
           </w:tcPr>
           <w:p>
             <w:pPr>
-              <w:spacing w:after="20" w:before="0"/>
-              <w:ind w:left="0" w:right="0"/>
+              <w:spacing w:after="0" w:line="250" w:lineRule="auto"/>
             </w:pPr>
             <w:r>
               <w:rPr>
                 <w:b/>
-                <w:sz w:val="20"/>
+                <w:color w:val="000000"/>
+                <w:sz w:val="21"/>
               </w:rPr>
-              <w:t>Configuration des contrôles</w:t>
+              <w:t>Tableau de bord</w:t>
             </w:r>
           </w:p>
         </w:tc>
         <w:tc>
           <w:tcPr>
-            <w:tcW w:type="dxa" w:w="7370"/>
+            <w:tcW w:type="dxa" w:w="7710"/>
             <w:vAlign w:val="center"/>
             <w:shd w:fill="FFFFFF"/>
-            <w:tcBorders>
-              <w:top w:val="single" w:sz="4" w:color="D9D9D9"/>
-              <w:left w:val="single" w:sz="4" w:color="D9D9D9"/>
-              <w:bottom w:val="single" w:sz="4" w:color="D9D9D9"/>
-              <w:right w:val="single" w:sz="4" w:color="D9D9D9"/>
-            </w:tcBorders>
             <w:tcMar>
-              <w:top w:w="80" w:type="dxa"/>
-              <w:bottom w:w="80" w:type="dxa"/>
-              <w:left w:w="80" w:type="dxa"/>
-              <w:right w:w="80" w:type="dxa"/>
+              <w:top w:w="90" w:type="dxa"/>
+              <w:bottom w:w="90" w:type="dxa"/>
+              <w:left w:w="110" w:type="dxa"/>
+              <w:right w:w="110" w:type="dxa"/>
             </w:tcMar>
           </w:tcPr>
           <w:p>
             <w:pPr>
-              <w:spacing w:after="20" w:before="0"/>
-              <w:ind w:left="0" w:right="0"/>
+              <w:spacing w:after="0" w:line="250" w:lineRule="auto"/>
             </w:pPr>
             <w:r>
               <w:rPr>
                 <w:b w:val="0"/>
-                <w:sz w:val="20"/>
+                <w:color w:val="000000"/>
+                <w:sz w:val="21"/>
               </w:rPr>
-              <w:t>Type de sonde, protocole, adresse, port, fréquence et délai maximal.</w:t>
+              <w:t>Services, disponibilité, incidents actifs, avertissements et carte Énergie. Le détail énergétique s’ouvre depuis cette carte.</w:t>
             </w:r>
           </w:p>
         </w:tc>
@@ -1842,65 +1359,53 @@
         </w:trPr>
         <w:tc>
           <w:tcPr>
-            <w:tcW w:type="dxa" w:w="2268"/>
+            <w:tcW w:type="dxa" w:w="1928"/>
             <w:vAlign w:val="center"/>
-            <w:shd w:fill="FFFFFF"/>
-            <w:tcBorders>
-              <w:top w:val="single" w:sz="4" w:color="D9D9D9"/>
-              <w:left w:val="single" w:sz="4" w:color="D9D9D9"/>
-              <w:bottom w:val="single" w:sz="4" w:color="D9D9D9"/>
-              <w:right w:val="single" w:sz="4" w:color="D9D9D9"/>
-            </w:tcBorders>
+            <w:shd w:fill="F3F5F6"/>
             <w:tcMar>
-              <w:top w:w="80" w:type="dxa"/>
-              <w:bottom w:w="80" w:type="dxa"/>
-              <w:left w:w="80" w:type="dxa"/>
-              <w:right w:w="80" w:type="dxa"/>
+              <w:top w:w="90" w:type="dxa"/>
+              <w:bottom w:w="90" w:type="dxa"/>
+              <w:left w:w="110" w:type="dxa"/>
+              <w:right w:w="110" w:type="dxa"/>
             </w:tcMar>
           </w:tcPr>
           <w:p>
             <w:pPr>
-              <w:spacing w:after="20" w:before="0"/>
-              <w:ind w:left="0" w:right="0"/>
+              <w:spacing w:after="0" w:line="250" w:lineRule="auto"/>
             </w:pPr>
             <w:r>
               <w:rPr>
                 <w:b/>
-                <w:sz w:val="20"/>
+                <w:color w:val="000000"/>
+                <w:sz w:val="21"/>
               </w:rPr>
-              <w:t>Dernier résultat</w:t>
+              <w:t>Services</w:t>
             </w:r>
           </w:p>
         </w:tc>
         <w:tc>
           <w:tcPr>
-            <w:tcW w:type="dxa" w:w="7370"/>
+            <w:tcW w:type="dxa" w:w="7710"/>
             <w:vAlign w:val="center"/>
-            <w:shd w:fill="FFFFFF"/>
-            <w:tcBorders>
-              <w:top w:val="single" w:sz="4" w:color="D9D9D9"/>
-              <w:left w:val="single" w:sz="4" w:color="D9D9D9"/>
-              <w:bottom w:val="single" w:sz="4" w:color="D9D9D9"/>
-              <w:right w:val="single" w:sz="4" w:color="D9D9D9"/>
-            </w:tcBorders>
+            <w:shd w:fill="F3F5F6"/>
             <w:tcMar>
-              <w:top w:w="80" w:type="dxa"/>
-              <w:bottom w:w="80" w:type="dxa"/>
-              <w:left w:w="80" w:type="dxa"/>
-              <w:right w:w="80" w:type="dxa"/>
+              <w:top w:w="90" w:type="dxa"/>
+              <w:bottom w:w="90" w:type="dxa"/>
+              <w:left w:w="110" w:type="dxa"/>
+              <w:right w:w="110" w:type="dxa"/>
             </w:tcMar>
           </w:tcPr>
           <w:p>
             <w:pPr>
-              <w:spacing w:after="20" w:before="0"/>
-              <w:ind w:left="0" w:right="0"/>
+              <w:spacing w:after="0" w:line="250" w:lineRule="auto"/>
             </w:pPr>
             <w:r>
               <w:rPr>
                 <w:b w:val="0"/>
-                <w:sz w:val="20"/>
+                <w:color w:val="000000"/>
+                <w:sz w:val="21"/>
               </w:rPr>
-              <w:t>Horodatage, code HTTP, accessibilité TCP, temps de réponse ou erreur rencontrée.</w:t>
+              <w:t>Inventaire et fiche détaillée : configuration, sondes, notes, état Docker, contrôle immédiat, commandes, maintenance et historique.</w:t>
             </w:r>
           </w:p>
         </w:tc>
@@ -1911,65 +1416,53 @@
         </w:trPr>
         <w:tc>
           <w:tcPr>
-            <w:tcW w:type="dxa" w:w="2268"/>
+            <w:tcW w:type="dxa" w:w="1928"/>
             <w:vAlign w:val="center"/>
             <w:shd w:fill="FFFFFF"/>
-            <w:tcBorders>
-              <w:top w:val="single" w:sz="4" w:color="D9D9D9"/>
-              <w:left w:val="single" w:sz="4" w:color="D9D9D9"/>
-              <w:bottom w:val="single" w:sz="4" w:color="D9D9D9"/>
-              <w:right w:val="single" w:sz="4" w:color="D9D9D9"/>
-            </w:tcBorders>
             <w:tcMar>
-              <w:top w:w="80" w:type="dxa"/>
-              <w:bottom w:w="80" w:type="dxa"/>
-              <w:left w:w="80" w:type="dxa"/>
-              <w:right w:w="80" w:type="dxa"/>
+              <w:top w:w="90" w:type="dxa"/>
+              <w:bottom w:w="90" w:type="dxa"/>
+              <w:left w:w="110" w:type="dxa"/>
+              <w:right w:w="110" w:type="dxa"/>
             </w:tcMar>
           </w:tcPr>
           <w:p>
             <w:pPr>
-              <w:spacing w:after="20" w:before="0"/>
-              <w:ind w:left="0" w:right="0"/>
+              <w:spacing w:after="0" w:line="250" w:lineRule="auto"/>
             </w:pPr>
             <w:r>
               <w:rPr>
                 <w:b/>
-                <w:sz w:val="20"/>
+                <w:color w:val="000000"/>
+                <w:sz w:val="21"/>
               </w:rPr>
-              <w:t>Certificat TLS</w:t>
+              <w:t>Incidents</w:t>
             </w:r>
           </w:p>
         </w:tc>
         <w:tc>
           <w:tcPr>
-            <w:tcW w:type="dxa" w:w="7370"/>
+            <w:tcW w:type="dxa" w:w="7710"/>
             <w:vAlign w:val="center"/>
             <w:shd w:fill="FFFFFF"/>
-            <w:tcBorders>
-              <w:top w:val="single" w:sz="4" w:color="D9D9D9"/>
-              <w:left w:val="single" w:sz="4" w:color="D9D9D9"/>
-              <w:bottom w:val="single" w:sz="4" w:color="D9D9D9"/>
-              <w:right w:val="single" w:sz="4" w:color="D9D9D9"/>
-            </w:tcBorders>
             <w:tcMar>
-              <w:top w:w="80" w:type="dxa"/>
-              <w:bottom w:w="80" w:type="dxa"/>
-              <w:left w:w="80" w:type="dxa"/>
-              <w:right w:w="80" w:type="dxa"/>
+              <w:top w:w="90" w:type="dxa"/>
+              <w:bottom w:w="90" w:type="dxa"/>
+              <w:left w:w="110" w:type="dxa"/>
+              <w:right w:w="110" w:type="dxa"/>
             </w:tcMar>
           </w:tcPr>
           <w:p>
             <w:pPr>
-              <w:spacing w:after="20" w:before="0"/>
-              <w:ind w:left="0" w:right="0"/>
+              <w:spacing w:after="0" w:line="250" w:lineRule="auto"/>
             </w:pPr>
             <w:r>
               <w:rPr>
                 <w:b w:val="0"/>
-                <w:sz w:val="20"/>
+                <w:color w:val="000000"/>
+                <w:sz w:val="21"/>
               </w:rPr>
-              <w:t>Date d’expiration, jours restants et avertissement associé.</w:t>
+              <w:t>Liste, chronologie, prise en charge, notes et accès aux interventions.</w:t>
             </w:r>
           </w:p>
         </w:tc>
@@ -1980,65 +1473,53 @@
         </w:trPr>
         <w:tc>
           <w:tcPr>
-            <w:tcW w:type="dxa" w:w="2268"/>
+            <w:tcW w:type="dxa" w:w="1928"/>
             <w:vAlign w:val="center"/>
-            <w:shd w:fill="FFFFFF"/>
-            <w:tcBorders>
-              <w:top w:val="single" w:sz="4" w:color="D9D9D9"/>
-              <w:left w:val="single" w:sz="4" w:color="D9D9D9"/>
-              <w:bottom w:val="single" w:sz="4" w:color="D9D9D9"/>
-              <w:right w:val="single" w:sz="4" w:color="D9D9D9"/>
-            </w:tcBorders>
+            <w:shd w:fill="F3F5F6"/>
             <w:tcMar>
-              <w:top w:w="80" w:type="dxa"/>
-              <w:bottom w:w="80" w:type="dxa"/>
-              <w:left w:w="80" w:type="dxa"/>
-              <w:right w:w="80" w:type="dxa"/>
+              <w:top w:w="90" w:type="dxa"/>
+              <w:bottom w:w="90" w:type="dxa"/>
+              <w:left w:w="110" w:type="dxa"/>
+              <w:right w:w="110" w:type="dxa"/>
             </w:tcMar>
           </w:tcPr>
           <w:p>
             <w:pPr>
-              <w:spacing w:after="20" w:before="0"/>
-              <w:ind w:left="0" w:right="0"/>
+              <w:spacing w:after="0" w:line="250" w:lineRule="auto"/>
             </w:pPr>
             <w:r>
               <w:rPr>
                 <w:b/>
-                <w:sz w:val="20"/>
+                <w:color w:val="000000"/>
+                <w:sz w:val="21"/>
               </w:rPr>
-              <w:t>Conteneur Docker</w:t>
+              <w:t>Réglages et profil</w:t>
             </w:r>
           </w:p>
         </w:tc>
         <w:tc>
           <w:tcPr>
-            <w:tcW w:type="dxa" w:w="7370"/>
+            <w:tcW w:type="dxa" w:w="7710"/>
             <w:vAlign w:val="center"/>
-            <w:shd w:fill="FFFFFF"/>
-            <w:tcBorders>
-              <w:top w:val="single" w:sz="4" w:color="D9D9D9"/>
-              <w:left w:val="single" w:sz="4" w:color="D9D9D9"/>
-              <w:bottom w:val="single" w:sz="4" w:color="D9D9D9"/>
-              <w:right w:val="single" w:sz="4" w:color="D9D9D9"/>
-            </w:tcBorders>
+            <w:shd w:fill="F3F5F6"/>
             <w:tcMar>
-              <w:top w:w="80" w:type="dxa"/>
-              <w:bottom w:w="80" w:type="dxa"/>
-              <w:left w:w="80" w:type="dxa"/>
-              <w:right w:w="80" w:type="dxa"/>
+              <w:top w:w="90" w:type="dxa"/>
+              <w:bottom w:w="90" w:type="dxa"/>
+              <w:left w:w="110" w:type="dxa"/>
+              <w:right w:w="110" w:type="dxa"/>
             </w:tcMar>
           </w:tcPr>
           <w:p>
             <w:pPr>
-              <w:spacing w:after="20" w:before="0"/>
-              <w:ind w:left="0" w:right="0"/>
+              <w:spacing w:after="0" w:line="250" w:lineRule="auto"/>
             </w:pPr>
             <w:r>
               <w:rPr>
                 <w:b w:val="0"/>
-                <w:sz w:val="20"/>
+                <w:color w:val="000000"/>
+                <w:sz w:val="21"/>
               </w:rPr>
-              <w:t>État d’exécution et état de santé lorsqu’il est configuré ; date de dernière actualisation.</w:t>
+              <w:t>Courriel d’alerte, paramètres généraux, état du connecteur Docker et configuration Énergie ; accès à la gestion du compte, au changement de mot de passe et à la déconnexion.</w:t>
             </w:r>
           </w:p>
         </w:tc>
@@ -2049,65 +1530,53 @@
         </w:trPr>
         <w:tc>
           <w:tcPr>
-            <w:tcW w:type="dxa" w:w="2268"/>
+            <w:tcW w:type="dxa" w:w="1928"/>
             <w:vAlign w:val="center"/>
             <w:shd w:fill="FFFFFF"/>
-            <w:tcBorders>
-              <w:top w:val="single" w:sz="4" w:color="D9D9D9"/>
-              <w:left w:val="single" w:sz="4" w:color="D9D9D9"/>
-              <w:bottom w:val="single" w:sz="4" w:color="D9D9D9"/>
-              <w:right w:val="single" w:sz="4" w:color="D9D9D9"/>
-            </w:tcBorders>
             <w:tcMar>
-              <w:top w:w="80" w:type="dxa"/>
-              <w:bottom w:w="80" w:type="dxa"/>
-              <w:left w:w="80" w:type="dxa"/>
-              <w:right w:w="80" w:type="dxa"/>
+              <w:top w:w="90" w:type="dxa"/>
+              <w:bottom w:w="90" w:type="dxa"/>
+              <w:left w:w="110" w:type="dxa"/>
+              <w:right w:w="110" w:type="dxa"/>
             </w:tcMar>
           </w:tcPr>
           <w:p>
             <w:pPr>
-              <w:spacing w:after="20" w:before="0"/>
-              <w:ind w:left="0" w:right="0"/>
+              <w:spacing w:after="0" w:line="250" w:lineRule="auto"/>
             </w:pPr>
             <w:r>
               <w:rPr>
                 <w:b/>
-                <w:sz w:val="20"/>
+                <w:color w:val="000000"/>
+                <w:sz w:val="21"/>
               </w:rPr>
-              <w:t>Historique</w:t>
+              <w:t>Kiosque</w:t>
             </w:r>
           </w:p>
         </w:tc>
         <w:tc>
           <w:tcPr>
-            <w:tcW w:type="dxa" w:w="7370"/>
+            <w:tcW w:type="dxa" w:w="7710"/>
             <w:vAlign w:val="center"/>
             <w:shd w:fill="FFFFFF"/>
-            <w:tcBorders>
-              <w:top w:val="single" w:sz="4" w:color="D9D9D9"/>
-              <w:left w:val="single" w:sz="4" w:color="D9D9D9"/>
-              <w:bottom w:val="single" w:sz="4" w:color="D9D9D9"/>
-              <w:right w:val="single" w:sz="4" w:color="D9D9D9"/>
-            </w:tcBorders>
             <w:tcMar>
-              <w:top w:w="80" w:type="dxa"/>
-              <w:bottom w:w="80" w:type="dxa"/>
-              <w:left w:w="80" w:type="dxa"/>
-              <w:right w:w="80" w:type="dxa"/>
+              <w:top w:w="90" w:type="dxa"/>
+              <w:bottom w:w="90" w:type="dxa"/>
+              <w:left w:w="110" w:type="dxa"/>
+              <w:right w:w="110" w:type="dxa"/>
             </w:tcMar>
           </w:tcPr>
           <w:p>
             <w:pPr>
-              <w:spacing w:after="20" w:before="0"/>
-              <w:ind w:left="0" w:right="0"/>
+              <w:spacing w:after="0" w:line="250" w:lineRule="auto"/>
             </w:pPr>
             <w:r>
               <w:rPr>
                 <w:b w:val="0"/>
-                <w:sz w:val="20"/>
+                <w:color w:val="000000"/>
+                <w:sz w:val="21"/>
               </w:rPr>
-              <w:t>Résultats des sondes, incidents, notes et interventions réalisées depuis HomeOps.</w:t>
+              <w:t>Dashboard lisible à distance et en lecture seule ; synthèse énergétique si une prise est configurée.</w:t>
             </w:r>
           </w:p>
         </w:tc>
@@ -2115,28 +1584,148 @@
     </w:tbl>
     <w:p>
       <w:pPr>
-        <w:spacing w:after="0"/>
+        <w:pStyle w:val="Heading1"/>
+        <w:spacing w:before="240" w:after="140"/>
       </w:pPr>
+      <w:r>
+        <w:t>Lab et passage au homelab</w:t>
+      </w:r>
+    </w:p>
+    <w:p>
+      <w:r>
+        <w:t>Le lab permet de développer sans attendre le matériel. Les sondes effectuent de vraies requêtes HTTP, TCP et HTTPS ; des conteneurs autorisés permettent de tester les interventions. Seule la source énergétique est simulée avant sa validation matérielle.</w:t>
+      </w:r>
+    </w:p>
+    <w:p>
+      <w:pPr>
+        <w:pStyle w:val="ListBullet"/>
+        <w:keepLines/>
+      </w:pPr>
+      <w:r>
+        <w:rPr>
+          <w:b/>
+        </w:rPr>
+        <w:t xml:space="preserve">Reproductibilité — </w:t>
+      </w:r>
+      <w:r>
+        <w:t>Conserver les mêmes versions des images HomeOps et la même procédure de déploiement ; adapter uniquement la configuration, sans secret, adresse ou chemin du lab codé en dur.</w:t>
+      </w:r>
+    </w:p>
+    <w:p>
+      <w:pPr>
+        <w:pStyle w:val="ListBullet"/>
+        <w:keepLines/>
+      </w:pPr>
+      <w:r>
+        <w:rPr>
+          <w:b/>
+        </w:rPr>
+        <w:t xml:space="preserve">Isolation — </w:t>
+      </w:r>
+      <w:r>
+        <w:t>Séparer données, secrets et cibles ; le lab ne peut pas commander les conteneurs du homelab réel.</w:t>
+      </w:r>
+    </w:p>
+    <w:p>
+      <w:pPr>
+        <w:pStyle w:val="ListBullet"/>
+        <w:keepLines/>
+      </w:pPr>
+      <w:r>
+        <w:rPr>
+          <w:b/>
+        </w:rPr>
+        <w:t xml:space="preserve">Recette réseau — </w:t>
+      </w:r>
+      <w:r>
+        <w:t>Tester une cible extérieure au réseau Docker, DNS, filtrage, HTTPS et consultation mobile via VPN.</w:t>
+      </w:r>
+    </w:p>
+    <w:p>
+      <w:pPr>
+        <w:pStyle w:val="ListBullet"/>
+        <w:keepLines/>
+      </w:pPr>
+      <w:r>
+        <w:rPr>
+          <w:b/>
+        </w:rPr>
+        <w:t xml:space="preserve">Bascule — </w:t>
+      </w:r>
+      <w:r>
+        <w:t>Valider sur le homelab les sondes, alertes, autorisations, commandes, collecte énergétique, persistance et restauration avant exploitation.</w:t>
+      </w:r>
     </w:p>
     <w:p>
       <w:pPr>
         <w:pStyle w:val="Heading1"/>
+        <w:spacing w:before="240" w:after="140"/>
       </w:pPr>
       <w:r>
-        <w:t>Fonctionnement automatique</w:t>
+        <w:t>Socle technique et exploitation</w:t>
+      </w:r>
+    </w:p>
+    <w:p>
+      <w:r>
+        <w:t>C# et ASP.NET Core MVC avec vues Razor, HTML/CSS responsive et JavaScript léger ; PostgreSQL et Entity Framework Core pour les données ; worker .NET indépendant pour les sondes et les relevés énergétiques. Le déploiement repose sur Docker Compose, HTTPS et un VPN pour l’accès distant.</w:t>
+      </w:r>
+    </w:p>
+    <w:p>
+      <w:r>
+        <w:t>Un connecteur Docker isolé consulte les états et exécute uniquement les trois actions autorisées sur les cibles configurées. L’application web n’accède pas directement au socket Docker. La collecte énergétique utilise un adaptateur dédié, interchangeable avec le simulateur du lab.</w:t>
+      </w:r>
+    </w:p>
+    <w:p>
+      <w:r>
+        <w:t>Tests, accessibilité, sécurité, CI/CD, documentation, sauvegarde et restauration testée font partie du projet. HomeOps supervise son application, sa base et son worker ; un heartbeat est suivi par un dispositif extérieur au domaine de panne du homelab.</w:t>
+      </w:r>
+    </w:p>
+    <w:p>
+      <w:pPr>
+        <w:pStyle w:val="Heading1"/>
+        <w:spacing w:before="240" w:after="140"/>
+      </w:pPr>
+      <w:r>
+        <w:t>Hors MVP</w:t>
+      </w:r>
+    </w:p>
+    <w:p>
+      <w:r>
+        <w:t>Découverte automatique Docker, plusieurs hôtes pilotables, adaptateurs Proxmox/Prometheus, CVE, plusieurs comptes par instance, gestion centralisée des installations, notifications push, calendrier avancé, journaux complets des conteneurs, terminal distant, mises à jour ou suppressions de conteneurs, redémarrage de l’hôte et réparations automatiques.</w:t>
+      </w:r>
+    </w:p>
+    <w:p>
+      <w:r>
+        <w:t>Pour l’énergie : plusieurs prises ou marques, attribution par conteneur, empreinte carbone, tarification complexe et coupure électrique distante.</w:t>
+      </w:r>
+    </w:p>
+    <w:p>
+      <w:pPr>
+        <w:pStyle w:val="Heading1"/>
+        <w:spacing w:before="240" w:after="140"/>
+      </w:pPr>
+      <w:r>
+        <w:t>Critères de réussite</w:t>
       </w:r>
     </w:p>
     <w:tbl>
       <w:tblPr>
+        <w:tblW w:type="auto" w:w="0"/>
         <w:jc w:val="center"/>
         <w:tblLayout w:type="fixed"/>
         <w:tblLook w:firstColumn="1" w:firstRow="1" w:lastColumn="0" w:lastRow="0" w:noHBand="0" w:noVBand="1" w:val="04A0"/>
-        <w:tblW w:w="9638" w:type="dxa"/>
-        <w:tblInd w:w="0" w:type="dxa"/>
+        <w:tblBorders>
+          <w:top w:val="single" w:sz="4" w:color="D9D9D9"/>
+          <w:left w:val="single" w:sz="4" w:color="D9D9D9"/>
+          <w:bottom w:val="single" w:sz="4" w:color="D9D9D9"/>
+          <w:right w:val="single" w:sz="4" w:color="D9D9D9"/>
+          <w:insideH w:val="single" w:sz="4" w:color="D9D9D9"/>
+          <w:insideV w:val="single" w:sz="4" w:color="D9D9D9"/>
+        </w:tblBorders>
       </w:tblPr>
       <w:tblGrid>
-        <w:gridCol w:w="2268"/>
-        <w:gridCol w:w="7370"/>
+        <w:gridCol w:w="1928"/>
+        <w:gridCol w:w="7710"/>
       </w:tblGrid>
       <w:tr>
         <w:trPr>
@@ -2145,4053 +1734,25 @@
         </w:trPr>
         <w:tc>
           <w:tcPr>
-            <w:tcW w:type="dxa" w:w="2268"/>
+            <w:tcW w:type="dxa" w:w="1928"/>
             <w:vAlign w:val="center"/>
-            <w:shd w:fill="DFE8EF"/>
-            <w:tcBorders>
-              <w:top w:val="single" w:sz="4" w:color="D9D9D9"/>
-              <w:left w:val="single" w:sz="4" w:color="D9D9D9"/>
-              <w:bottom w:val="single" w:sz="4" w:color="D9D9D9"/>
-              <w:right w:val="single" w:sz="4" w:color="D9D9D9"/>
-            </w:tcBorders>
+            <w:shd w:fill="303940"/>
             <w:tcMar>
-              <w:top w:w="80" w:type="dxa"/>
-              <w:bottom w:w="80" w:type="dxa"/>
-              <w:left w:w="80" w:type="dxa"/>
-              <w:right w:w="80" w:type="dxa"/>
+              <w:top w:w="90" w:type="dxa"/>
+              <w:bottom w:w="90" w:type="dxa"/>
+              <w:left w:w="110" w:type="dxa"/>
+              <w:right w:w="110" w:type="dxa"/>
             </w:tcMar>
           </w:tcPr>
           <w:p>
             <w:pPr>
-              <w:spacing w:after="20" w:before="0"/>
-              <w:ind w:left="0" w:right="0"/>
+              <w:spacing w:after="0" w:line="250" w:lineRule="auto"/>
             </w:pPr>
             <w:r>
               <w:rPr>
                 <w:b/>
-                <w:sz w:val="20"/>
-              </w:rPr>
-              <w:t>Thème</w:t>
-            </w:r>
-          </w:p>
-        </w:tc>
-        <w:tc>
-          <w:tcPr>
-            <w:tcW w:type="dxa" w:w="7370"/>
-            <w:vAlign w:val="center"/>
-            <w:shd w:fill="DFE8EF"/>
-            <w:tcBorders>
-              <w:top w:val="single" w:sz="4" w:color="D9D9D9"/>
-              <w:left w:val="single" w:sz="4" w:color="D9D9D9"/>
-              <w:bottom w:val="single" w:sz="4" w:color="D9D9D9"/>
-              <w:right w:val="single" w:sz="4" w:color="D9D9D9"/>
-            </w:tcBorders>
-            <w:tcMar>
-              <w:top w:w="80" w:type="dxa"/>
-              <w:bottom w:w="80" w:type="dxa"/>
-              <w:left w:w="80" w:type="dxa"/>
-              <w:right w:w="80" w:type="dxa"/>
-            </w:tcMar>
-          </w:tcPr>
-          <w:p>
-            <w:pPr>
-              <w:spacing w:after="20" w:before="0"/>
-              <w:ind w:left="0" w:right="0"/>
-            </w:pPr>
-            <w:r>
-              <w:rPr>
-                <w:b/>
-                <w:sz w:val="20"/>
-              </w:rPr>
-              <w:t>Automatismes</w:t>
-            </w:r>
-          </w:p>
-        </w:tc>
-      </w:tr>
-      <w:tr>
-        <w:trPr>
-          <w:cantSplit/>
-        </w:trPr>
-        <w:tc>
-          <w:tcPr>
-            <w:tcW w:type="dxa" w:w="2268"/>
-            <w:vAlign w:val="center"/>
-            <w:shd w:fill="FFFFFF"/>
-            <w:tcBorders>
-              <w:top w:val="single" w:sz="4" w:color="D9D9D9"/>
-              <w:left w:val="single" w:sz="4" w:color="D9D9D9"/>
-              <w:bottom w:val="single" w:sz="4" w:color="D9D9D9"/>
-              <w:right w:val="single" w:sz="4" w:color="D9D9D9"/>
-            </w:tcBorders>
-            <w:tcMar>
-              <w:top w:w="80" w:type="dxa"/>
-              <w:bottom w:w="80" w:type="dxa"/>
-              <w:left w:w="80" w:type="dxa"/>
-              <w:right w:w="80" w:type="dxa"/>
-            </w:tcMar>
-          </w:tcPr>
-          <w:p>
-            <w:pPr>
-              <w:spacing w:after="20" w:before="0"/>
-              <w:ind w:left="0" w:right="0"/>
-            </w:pPr>
-            <w:r>
-              <w:rPr>
-                <w:b/>
-                <w:sz w:val="20"/>
-              </w:rPr>
-              <w:t>Surveillance</w:t>
-            </w:r>
-          </w:p>
-        </w:tc>
-        <w:tc>
-          <w:tcPr>
-            <w:tcW w:type="dxa" w:w="7370"/>
-            <w:vAlign w:val="center"/>
-            <w:shd w:fill="FFFFFF"/>
-            <w:tcBorders>
-              <w:top w:val="single" w:sz="4" w:color="D9D9D9"/>
-              <w:left w:val="single" w:sz="4" w:color="D9D9D9"/>
-              <w:bottom w:val="single" w:sz="4" w:color="D9D9D9"/>
-              <w:right w:val="single" w:sz="4" w:color="D9D9D9"/>
-            </w:tcBorders>
-            <w:tcMar>
-              <w:top w:w="80" w:type="dxa"/>
-              <w:bottom w:w="80" w:type="dxa"/>
-              <w:left w:w="80" w:type="dxa"/>
-              <w:right w:w="80" w:type="dxa"/>
-            </w:tcMar>
-          </w:tcPr>
-          <w:p>
-            <w:pPr>
-              <w:spacing w:after="20" w:before="0"/>
-              <w:ind w:left="0" w:right="0"/>
-            </w:pPr>
-            <w:r>
-              <w:rPr>
-                <w:b w:val="0"/>
-                <w:sz w:val="20"/>
-              </w:rPr>
-              <w:t>Exécuter les sondes HTTP/HTTPS, TCP et d’expiration TLS ; relever l’état des conteneurs associés.</w:t>
-            </w:r>
-          </w:p>
-        </w:tc>
-      </w:tr>
-      <w:tr>
-        <w:trPr>
-          <w:cantSplit/>
-        </w:trPr>
-        <w:tc>
-          <w:tcPr>
-            <w:tcW w:type="dxa" w:w="2268"/>
-            <w:vAlign w:val="center"/>
-            <w:shd w:fill="FFFFFF"/>
-            <w:tcBorders>
-              <w:top w:val="single" w:sz="4" w:color="D9D9D9"/>
-              <w:left w:val="single" w:sz="4" w:color="D9D9D9"/>
-              <w:bottom w:val="single" w:sz="4" w:color="D9D9D9"/>
-              <w:right w:val="single" w:sz="4" w:color="D9D9D9"/>
-            </w:tcBorders>
-            <w:tcMar>
-              <w:top w:w="80" w:type="dxa"/>
-              <w:bottom w:w="80" w:type="dxa"/>
-              <w:left w:w="80" w:type="dxa"/>
-              <w:right w:w="80" w:type="dxa"/>
-            </w:tcMar>
-          </w:tcPr>
-          <w:p>
-            <w:pPr>
-              <w:spacing w:after="20" w:before="0"/>
-              <w:ind w:left="0" w:right="0"/>
-            </w:pPr>
-            <w:r>
-              <w:rPr>
-                <w:b/>
-                <w:sz w:val="20"/>
-              </w:rPr>
-              <w:t>Résultats</w:t>
-            </w:r>
-          </w:p>
-        </w:tc>
-        <w:tc>
-          <w:tcPr>
-            <w:tcW w:type="dxa" w:w="7370"/>
-            <w:vAlign w:val="center"/>
-            <w:shd w:fill="FFFFFF"/>
-            <w:tcBorders>
-              <w:top w:val="single" w:sz="4" w:color="D9D9D9"/>
-              <w:left w:val="single" w:sz="4" w:color="D9D9D9"/>
-              <w:bottom w:val="single" w:sz="4" w:color="D9D9D9"/>
-              <w:right w:val="single" w:sz="4" w:color="D9D9D9"/>
-            </w:tcBorders>
-            <w:tcMar>
-              <w:top w:w="80" w:type="dxa"/>
-              <w:bottom w:w="80" w:type="dxa"/>
-              <w:left w:w="80" w:type="dxa"/>
-              <w:right w:w="80" w:type="dxa"/>
-            </w:tcMar>
-          </w:tcPr>
-          <w:p>
-            <w:pPr>
-              <w:spacing w:after="20" w:before="0"/>
-              <w:ind w:left="0" w:right="0"/>
-            </w:pPr>
-            <w:r>
-              <w:rPr>
-                <w:b w:val="0"/>
-                <w:sz w:val="20"/>
-              </w:rPr>
-              <w:t>Enregistrer les résultats, leur date et le temps de réponse lorsque pertinent.</w:t>
-            </w:r>
-          </w:p>
-        </w:tc>
-      </w:tr>
-      <w:tr>
-        <w:trPr>
-          <w:cantSplit/>
-        </w:trPr>
-        <w:tc>
-          <w:tcPr>
-            <w:tcW w:type="dxa" w:w="2268"/>
-            <w:vAlign w:val="center"/>
-            <w:shd w:fill="FFFFFF"/>
-            <w:tcBorders>
-              <w:top w:val="single" w:sz="4" w:color="D9D9D9"/>
-              <w:left w:val="single" w:sz="4" w:color="D9D9D9"/>
-              <w:bottom w:val="single" w:sz="4" w:color="D9D9D9"/>
-              <w:right w:val="single" w:sz="4" w:color="D9D9D9"/>
-            </w:tcBorders>
-            <w:tcMar>
-              <w:top w:w="80" w:type="dxa"/>
-              <w:bottom w:w="80" w:type="dxa"/>
-              <w:left w:w="80" w:type="dxa"/>
-              <w:right w:w="80" w:type="dxa"/>
-            </w:tcMar>
-          </w:tcPr>
-          <w:p>
-            <w:pPr>
-              <w:spacing w:after="20" w:before="0"/>
-              <w:ind w:left="0" w:right="0"/>
-            </w:pPr>
-            <w:r>
-              <w:rPr>
-                <w:b/>
-                <w:sz w:val="20"/>
-              </w:rPr>
-              <w:t>Incidents</w:t>
-            </w:r>
-          </w:p>
-        </w:tc>
-        <w:tc>
-          <w:tcPr>
-            <w:tcW w:type="dxa" w:w="7370"/>
-            <w:vAlign w:val="center"/>
-            <w:shd w:fill="FFFFFF"/>
-            <w:tcBorders>
-              <w:top w:val="single" w:sz="4" w:color="D9D9D9"/>
-              <w:left w:val="single" w:sz="4" w:color="D9D9D9"/>
-              <w:bottom w:val="single" w:sz="4" w:color="D9D9D9"/>
-              <w:right w:val="single" w:sz="4" w:color="D9D9D9"/>
-            </w:tcBorders>
-            <w:tcMar>
-              <w:top w:w="80" w:type="dxa"/>
-              <w:bottom w:w="80" w:type="dxa"/>
-              <w:left w:w="80" w:type="dxa"/>
-              <w:right w:w="80" w:type="dxa"/>
-            </w:tcMar>
-          </w:tcPr>
-          <w:p>
-            <w:pPr>
-              <w:spacing w:after="20" w:before="0"/>
-              <w:ind w:left="0" w:right="0"/>
-            </w:pPr>
-            <w:r>
-              <w:rPr>
-                <w:b w:val="0"/>
-                <w:sz w:val="20"/>
-              </w:rPr>
-              <w:t>Détecter les échecs persistants, ouvrir les incidents et les clôturer après rétablissement confirmé.</w:t>
-            </w:r>
-          </w:p>
-        </w:tc>
-      </w:tr>
-      <w:tr>
-        <w:trPr>
-          <w:cantSplit/>
-        </w:trPr>
-        <w:tc>
-          <w:tcPr>
-            <w:tcW w:type="dxa" w:w="2268"/>
-            <w:vAlign w:val="center"/>
-            <w:shd w:fill="FFFFFF"/>
-            <w:tcBorders>
-              <w:top w:val="single" w:sz="4" w:color="D9D9D9"/>
-              <w:left w:val="single" w:sz="4" w:color="D9D9D9"/>
-              <w:bottom w:val="single" w:sz="4" w:color="D9D9D9"/>
-              <w:right w:val="single" w:sz="4" w:color="D9D9D9"/>
-            </w:tcBorders>
-            <w:tcMar>
-              <w:top w:w="80" w:type="dxa"/>
-              <w:bottom w:w="80" w:type="dxa"/>
-              <w:left w:w="80" w:type="dxa"/>
-              <w:right w:w="80" w:type="dxa"/>
-            </w:tcMar>
-          </w:tcPr>
-          <w:p>
-            <w:pPr>
-              <w:spacing w:after="20" w:before="0"/>
-              <w:ind w:left="0" w:right="0"/>
-            </w:pPr>
-            <w:r>
-              <w:rPr>
-                <w:b/>
-                <w:sz w:val="20"/>
-              </w:rPr>
-              <w:t>Notifications</w:t>
-            </w:r>
-          </w:p>
-        </w:tc>
-        <w:tc>
-          <w:tcPr>
-            <w:tcW w:type="dxa" w:w="7370"/>
-            <w:vAlign w:val="center"/>
-            <w:shd w:fill="FFFFFF"/>
-            <w:tcBorders>
-              <w:top w:val="single" w:sz="4" w:color="D9D9D9"/>
-              <w:left w:val="single" w:sz="4" w:color="D9D9D9"/>
-              <w:bottom w:val="single" w:sz="4" w:color="D9D9D9"/>
-              <w:right w:val="single" w:sz="4" w:color="D9D9D9"/>
-            </w:tcBorders>
-            <w:tcMar>
-              <w:top w:w="80" w:type="dxa"/>
-              <w:bottom w:w="80" w:type="dxa"/>
-              <w:left w:w="80" w:type="dxa"/>
-              <w:right w:w="80" w:type="dxa"/>
-            </w:tcMar>
-          </w:tcPr>
-          <w:p>
-            <w:pPr>
-              <w:spacing w:after="20" w:before="0"/>
-              <w:ind w:left="0" w:right="0"/>
-            </w:pPr>
-            <w:r>
-              <w:rPr>
-                <w:b w:val="0"/>
-                <w:sz w:val="20"/>
-              </w:rPr>
-              <w:t>Envoyer les courriels de panne, de rétablissement et d’expiration prochaine d’un certificat.</w:t>
-            </w:r>
-          </w:p>
-        </w:tc>
-      </w:tr>
-      <w:tr>
-        <w:trPr>
-          <w:cantSplit/>
-        </w:trPr>
-        <w:tc>
-          <w:tcPr>
-            <w:tcW w:type="dxa" w:w="2268"/>
-            <w:vAlign w:val="center"/>
-            <w:shd w:fill="FFFFFF"/>
-            <w:tcBorders>
-              <w:top w:val="single" w:sz="4" w:color="D9D9D9"/>
-              <w:left w:val="single" w:sz="4" w:color="D9D9D9"/>
-              <w:bottom w:val="single" w:sz="4" w:color="D9D9D9"/>
-              <w:right w:val="single" w:sz="4" w:color="D9D9D9"/>
-            </w:tcBorders>
-            <w:tcMar>
-              <w:top w:w="80" w:type="dxa"/>
-              <w:bottom w:w="80" w:type="dxa"/>
-              <w:left w:w="80" w:type="dxa"/>
-              <w:right w:w="80" w:type="dxa"/>
-            </w:tcMar>
-          </w:tcPr>
-          <w:p>
-            <w:pPr>
-              <w:spacing w:after="20" w:before="0"/>
-              <w:ind w:left="0" w:right="0"/>
-            </w:pPr>
-            <w:r>
-              <w:rPr>
-                <w:b/>
-                <w:sz w:val="20"/>
-              </w:rPr>
-              <w:t>Interventions</w:t>
-            </w:r>
-          </w:p>
-        </w:tc>
-        <w:tc>
-          <w:tcPr>
-            <w:tcW w:type="dxa" w:w="7370"/>
-            <w:vAlign w:val="center"/>
-            <w:shd w:fill="FFFFFF"/>
-            <w:tcBorders>
-              <w:top w:val="single" w:sz="4" w:color="D9D9D9"/>
-              <w:left w:val="single" w:sz="4" w:color="D9D9D9"/>
-              <w:bottom w:val="single" w:sz="4" w:color="D9D9D9"/>
-              <w:right w:val="single" w:sz="4" w:color="D9D9D9"/>
-            </w:tcBorders>
-            <w:tcMar>
-              <w:top w:w="80" w:type="dxa"/>
-              <w:bottom w:w="80" w:type="dxa"/>
-              <w:left w:w="80" w:type="dxa"/>
-              <w:right w:w="80" w:type="dxa"/>
-            </w:tcMar>
-          </w:tcPr>
-          <w:p>
-            <w:pPr>
-              <w:spacing w:after="20" w:before="0"/>
-              <w:ind w:left="0" w:right="0"/>
-            </w:pPr>
-            <w:r>
-              <w:rPr>
-                <w:b w:val="0"/>
-                <w:sz w:val="20"/>
-              </w:rPr>
-              <w:t>Exécuter les actions confirmées, enregistrer leur résultat et poursuivre les contrôles selon le mode de surveillance.</w:t>
-            </w:r>
-          </w:p>
-        </w:tc>
-      </w:tr>
-      <w:tr>
-        <w:trPr>
-          <w:cantSplit/>
-        </w:trPr>
-        <w:tc>
-          <w:tcPr>
-            <w:tcW w:type="dxa" w:w="2268"/>
-            <w:vAlign w:val="center"/>
-            <w:shd w:fill="FFFFFF"/>
-            <w:tcBorders>
-              <w:top w:val="single" w:sz="4" w:color="D9D9D9"/>
-              <w:left w:val="single" w:sz="4" w:color="D9D9D9"/>
-              <w:bottom w:val="single" w:sz="4" w:color="D9D9D9"/>
-              <w:right w:val="single" w:sz="4" w:color="D9D9D9"/>
-            </w:tcBorders>
-            <w:tcMar>
-              <w:top w:w="80" w:type="dxa"/>
-              <w:bottom w:w="80" w:type="dxa"/>
-              <w:left w:w="80" w:type="dxa"/>
-              <w:right w:w="80" w:type="dxa"/>
-            </w:tcMar>
-          </w:tcPr>
-          <w:p>
-            <w:pPr>
-              <w:spacing w:after="20" w:before="0"/>
-              <w:ind w:left="0" w:right="0"/>
-            </w:pPr>
-            <w:r>
-              <w:rPr>
-                <w:b/>
-                <w:sz w:val="20"/>
-              </w:rPr>
-              <w:t>Maintenance</w:t>
-            </w:r>
-          </w:p>
-        </w:tc>
-        <w:tc>
-          <w:tcPr>
-            <w:tcW w:type="dxa" w:w="7370"/>
-            <w:vAlign w:val="center"/>
-            <w:shd w:fill="FFFFFF"/>
-            <w:tcBorders>
-              <w:top w:val="single" w:sz="4" w:color="D9D9D9"/>
-              <w:left w:val="single" w:sz="4" w:color="D9D9D9"/>
-              <w:bottom w:val="single" w:sz="4" w:color="D9D9D9"/>
-              <w:right w:val="single" w:sz="4" w:color="D9D9D9"/>
-            </w:tcBorders>
-            <w:tcMar>
-              <w:top w:w="80" w:type="dxa"/>
-              <w:bottom w:w="80" w:type="dxa"/>
-              <w:left w:w="80" w:type="dxa"/>
-              <w:right w:w="80" w:type="dxa"/>
-            </w:tcMar>
-          </w:tcPr>
-          <w:p>
-            <w:pPr>
-              <w:spacing w:after="20" w:before="0"/>
-              <w:ind w:left="0" w:right="0"/>
-            </w:pPr>
-            <w:r>
-              <w:rPr>
-                <w:b w:val="0"/>
-                <w:sz w:val="20"/>
-              </w:rPr>
-              <w:t>Terminer la maintenance à l’échéance et reprendre la détection normale.</w:t>
-            </w:r>
-          </w:p>
-        </w:tc>
-      </w:tr>
-      <w:tr>
-        <w:trPr>
-          <w:cantSplit/>
-        </w:trPr>
-        <w:tc>
-          <w:tcPr>
-            <w:tcW w:type="dxa" w:w="2268"/>
-            <w:vAlign w:val="center"/>
-            <w:shd w:fill="FFFFFF"/>
-            <w:tcBorders>
-              <w:top w:val="single" w:sz="4" w:color="D9D9D9"/>
-              <w:left w:val="single" w:sz="4" w:color="D9D9D9"/>
-              <w:bottom w:val="single" w:sz="4" w:color="D9D9D9"/>
-              <w:right w:val="single" w:sz="4" w:color="D9D9D9"/>
-            </w:tcBorders>
-            <w:tcMar>
-              <w:top w:w="80" w:type="dxa"/>
-              <w:bottom w:w="80" w:type="dxa"/>
-              <w:left w:w="80" w:type="dxa"/>
-              <w:right w:w="80" w:type="dxa"/>
-            </w:tcMar>
-          </w:tcPr>
-          <w:p>
-            <w:pPr>
-              <w:spacing w:after="20" w:before="0"/>
-              <w:ind w:left="0" w:right="0"/>
-            </w:pPr>
-            <w:r>
-              <w:rPr>
-                <w:b/>
-                <w:sz w:val="20"/>
-              </w:rPr>
-              <w:t>Affichage</w:t>
-            </w:r>
-          </w:p>
-        </w:tc>
-        <w:tc>
-          <w:tcPr>
-            <w:tcW w:type="dxa" w:w="7370"/>
-            <w:vAlign w:val="center"/>
-            <w:shd w:fill="FFFFFF"/>
-            <w:tcBorders>
-              <w:top w:val="single" w:sz="4" w:color="D9D9D9"/>
-              <w:left w:val="single" w:sz="4" w:color="D9D9D9"/>
-              <w:bottom w:val="single" w:sz="4" w:color="D9D9D9"/>
-              <w:right w:val="single" w:sz="4" w:color="D9D9D9"/>
-            </w:tcBorders>
-            <w:tcMar>
-              <w:top w:w="80" w:type="dxa"/>
-              <w:bottom w:w="80" w:type="dxa"/>
-              <w:left w:w="80" w:type="dxa"/>
-              <w:right w:w="80" w:type="dxa"/>
-            </w:tcMar>
-          </w:tcPr>
-          <w:p>
-            <w:pPr>
-              <w:spacing w:after="20" w:before="0"/>
-              <w:ind w:left="0" w:right="0"/>
-            </w:pPr>
-            <w:r>
-              <w:rPr>
-                <w:b w:val="0"/>
-                <w:sz w:val="20"/>
-              </w:rPr>
-              <w:t>Actualiser les informations et signaler les données périmées ou la perte de connexion.</w:t>
-            </w:r>
-          </w:p>
-        </w:tc>
-      </w:tr>
-      <w:tr>
-        <w:trPr>
-          <w:cantSplit/>
-        </w:trPr>
-        <w:tc>
-          <w:tcPr>
-            <w:tcW w:type="dxa" w:w="2268"/>
-            <w:vAlign w:val="center"/>
-            <w:shd w:fill="FFFFFF"/>
-            <w:tcBorders>
-              <w:top w:val="single" w:sz="4" w:color="D9D9D9"/>
-              <w:left w:val="single" w:sz="4" w:color="D9D9D9"/>
-              <w:bottom w:val="single" w:sz="4" w:color="D9D9D9"/>
-              <w:right w:val="single" w:sz="4" w:color="D9D9D9"/>
-            </w:tcBorders>
-            <w:tcMar>
-              <w:top w:w="80" w:type="dxa"/>
-              <w:bottom w:w="80" w:type="dxa"/>
-              <w:left w:w="80" w:type="dxa"/>
-              <w:right w:w="80" w:type="dxa"/>
-            </w:tcMar>
-          </w:tcPr>
-          <w:p>
-            <w:pPr>
-              <w:spacing w:after="20" w:before="0"/>
-              <w:ind w:left="0" w:right="0"/>
-            </w:pPr>
-            <w:r>
-              <w:rPr>
-                <w:b/>
-                <w:sz w:val="20"/>
-              </w:rPr>
-              <w:t>Historique</w:t>
-            </w:r>
-          </w:p>
-        </w:tc>
-        <w:tc>
-          <w:tcPr>
-            <w:tcW w:type="dxa" w:w="7370"/>
-            <w:vAlign w:val="center"/>
-            <w:shd w:fill="FFFFFF"/>
-            <w:tcBorders>
-              <w:top w:val="single" w:sz="4" w:color="D9D9D9"/>
-              <w:left w:val="single" w:sz="4" w:color="D9D9D9"/>
-              <w:bottom w:val="single" w:sz="4" w:color="D9D9D9"/>
-              <w:right w:val="single" w:sz="4" w:color="D9D9D9"/>
-            </w:tcBorders>
-            <w:tcMar>
-              <w:top w:w="80" w:type="dxa"/>
-              <w:bottom w:w="80" w:type="dxa"/>
-              <w:left w:w="80" w:type="dxa"/>
-              <w:right w:w="80" w:type="dxa"/>
-            </w:tcMar>
-          </w:tcPr>
-          <w:p>
-            <w:pPr>
-              <w:spacing w:after="20" w:before="0"/>
-              <w:ind w:left="0" w:right="0"/>
-            </w:pPr>
-            <w:r>
-              <w:rPr>
-                <w:b w:val="0"/>
-                <w:sz w:val="20"/>
-              </w:rPr>
-              <w:t>Purger les résultats anciens selon la durée de conservation.</w:t>
-            </w:r>
-          </w:p>
-        </w:tc>
-      </w:tr>
-    </w:tbl>
-    <w:p>
-      <w:pPr>
-        <w:spacing w:after="0"/>
-      </w:pPr>
-    </w:p>
-    <w:p>
-      <w:pPr>
-        <w:pStyle w:val="Heading1"/>
-      </w:pPr>
-      <w:r>
-        <w:t>Règles métier</w:t>
-      </w:r>
-    </w:p>
-    <w:tbl>
-      <w:tblPr>
-        <w:jc w:val="center"/>
-        <w:tblLayout w:type="fixed"/>
-        <w:tblLook w:firstColumn="1" w:firstRow="1" w:lastColumn="0" w:lastRow="0" w:noHBand="0" w:noVBand="1" w:val="04A0"/>
-        <w:tblW w:w="9638" w:type="dxa"/>
-        <w:tblInd w:w="0" w:type="dxa"/>
-      </w:tblPr>
-      <w:tblGrid>
-        <w:gridCol w:w="2268"/>
-        <w:gridCol w:w="7370"/>
-      </w:tblGrid>
-      <w:tr>
-        <w:trPr>
-          <w:cantSplit/>
-          <w:tblHeader/>
-        </w:trPr>
-        <w:tc>
-          <w:tcPr>
-            <w:tcW w:type="dxa" w:w="2268"/>
-            <w:vAlign w:val="center"/>
-            <w:shd w:fill="DFE8EF"/>
-            <w:tcBorders>
-              <w:top w:val="single" w:sz="4" w:color="D9D9D9"/>
-              <w:left w:val="single" w:sz="4" w:color="D9D9D9"/>
-              <w:bottom w:val="single" w:sz="4" w:color="D9D9D9"/>
-              <w:right w:val="single" w:sz="4" w:color="D9D9D9"/>
-            </w:tcBorders>
-            <w:tcMar>
-              <w:top w:w="80" w:type="dxa"/>
-              <w:bottom w:w="80" w:type="dxa"/>
-              <w:left w:w="80" w:type="dxa"/>
-              <w:right w:w="80" w:type="dxa"/>
-            </w:tcMar>
-          </w:tcPr>
-          <w:p>
-            <w:pPr>
-              <w:spacing w:after="20" w:before="0"/>
-              <w:ind w:left="0" w:right="0"/>
-            </w:pPr>
-            <w:r>
-              <w:rPr>
-                <w:b/>
-                <w:sz w:val="20"/>
-              </w:rPr>
-              <w:t>Réf.</w:t>
-            </w:r>
-          </w:p>
-        </w:tc>
-        <w:tc>
-          <w:tcPr>
-            <w:tcW w:type="dxa" w:w="7370"/>
-            <w:vAlign w:val="center"/>
-            <w:shd w:fill="DFE8EF"/>
-            <w:tcBorders>
-              <w:top w:val="single" w:sz="4" w:color="D9D9D9"/>
-              <w:left w:val="single" w:sz="4" w:color="D9D9D9"/>
-              <w:bottom w:val="single" w:sz="4" w:color="D9D9D9"/>
-              <w:right w:val="single" w:sz="4" w:color="D9D9D9"/>
-            </w:tcBorders>
-            <w:tcMar>
-              <w:top w:w="80" w:type="dxa"/>
-              <w:bottom w:w="80" w:type="dxa"/>
-              <w:left w:w="80" w:type="dxa"/>
-              <w:right w:w="80" w:type="dxa"/>
-            </w:tcMar>
-          </w:tcPr>
-          <w:p>
-            <w:pPr>
-              <w:spacing w:after="20" w:before="0"/>
-              <w:ind w:left="0" w:right="0"/>
-            </w:pPr>
-            <w:r>
-              <w:rPr>
-                <w:b/>
-                <w:sz w:val="20"/>
-              </w:rPr>
-              <w:t>Règle</w:t>
-            </w:r>
-          </w:p>
-        </w:tc>
-      </w:tr>
-      <w:tr>
-        <w:trPr>
-          <w:cantSplit/>
-        </w:trPr>
-        <w:tc>
-          <w:tcPr>
-            <w:tcW w:type="dxa" w:w="2268"/>
-            <w:vAlign w:val="center"/>
-            <w:shd w:fill="FFFFFF"/>
-            <w:tcBorders>
-              <w:top w:val="single" w:sz="4" w:color="D9D9D9"/>
-              <w:left w:val="single" w:sz="4" w:color="D9D9D9"/>
-              <w:bottom w:val="single" w:sz="4" w:color="D9D9D9"/>
-              <w:right w:val="single" w:sz="4" w:color="D9D9D9"/>
-            </w:tcBorders>
-            <w:tcMar>
-              <w:top w:w="80" w:type="dxa"/>
-              <w:bottom w:w="80" w:type="dxa"/>
-              <w:left w:w="80" w:type="dxa"/>
-              <w:right w:w="80" w:type="dxa"/>
-            </w:tcMar>
-          </w:tcPr>
-          <w:p>
-            <w:pPr>
-              <w:spacing w:after="20" w:before="0"/>
-              <w:ind w:left="0" w:right="0"/>
-            </w:pPr>
-            <w:r>
-              <w:rPr>
-                <w:b/>
-                <w:sz w:val="20"/>
-              </w:rPr>
-              <w:t>RM01</w:t>
-            </w:r>
-          </w:p>
-        </w:tc>
-        <w:tc>
-          <w:tcPr>
-            <w:tcW w:type="dxa" w:w="7370"/>
-            <w:vAlign w:val="center"/>
-            <w:shd w:fill="FFFFFF"/>
-            <w:tcBorders>
-              <w:top w:val="single" w:sz="4" w:color="D9D9D9"/>
-              <w:left w:val="single" w:sz="4" w:color="D9D9D9"/>
-              <w:bottom w:val="single" w:sz="4" w:color="D9D9D9"/>
-              <w:right w:val="single" w:sz="4" w:color="D9D9D9"/>
-            </w:tcBorders>
-            <w:tcMar>
-              <w:top w:w="80" w:type="dxa"/>
-              <w:bottom w:w="80" w:type="dxa"/>
-              <w:left w:w="80" w:type="dxa"/>
-              <w:right w:w="80" w:type="dxa"/>
-            </w:tcMar>
-          </w:tcPr>
-          <w:p>
-            <w:pPr>
-              <w:spacing w:after="20" w:before="0"/>
-              <w:ind w:left="0" w:right="0"/>
-            </w:pPr>
-            <w:r>
-              <w:rPr>
-                <w:b w:val="0"/>
-                <w:sz w:val="20"/>
-              </w:rPr>
-              <w:t>Un service possède un nom, une adresse, éventuellement une description et des notes de dépannage. Il peut disposer de plusieurs sondes, chacune avec sa cible.</w:t>
-            </w:r>
-          </w:p>
-        </w:tc>
-      </w:tr>
-      <w:tr>
-        <w:trPr>
-          <w:cantSplit/>
-        </w:trPr>
-        <w:tc>
-          <w:tcPr>
-            <w:tcW w:type="dxa" w:w="2268"/>
-            <w:vAlign w:val="center"/>
-            <w:shd w:fill="FFFFFF"/>
-            <w:tcBorders>
-              <w:top w:val="single" w:sz="4" w:color="D9D9D9"/>
-              <w:left w:val="single" w:sz="4" w:color="D9D9D9"/>
-              <w:bottom w:val="single" w:sz="4" w:color="D9D9D9"/>
-              <w:right w:val="single" w:sz="4" w:color="D9D9D9"/>
-            </w:tcBorders>
-            <w:tcMar>
-              <w:top w:w="80" w:type="dxa"/>
-              <w:bottom w:w="80" w:type="dxa"/>
-              <w:left w:w="80" w:type="dxa"/>
-              <w:right w:w="80" w:type="dxa"/>
-            </w:tcMar>
-          </w:tcPr>
-          <w:p>
-            <w:pPr>
-              <w:spacing w:after="20" w:before="0"/>
-              <w:ind w:left="0" w:right="0"/>
-            </w:pPr>
-            <w:r>
-              <w:rPr>
-                <w:b/>
-                <w:sz w:val="20"/>
-              </w:rPr>
-              <w:t>RM02</w:t>
-            </w:r>
-          </w:p>
-        </w:tc>
-        <w:tc>
-          <w:tcPr>
-            <w:tcW w:type="dxa" w:w="7370"/>
-            <w:vAlign w:val="center"/>
-            <w:shd w:fill="FFFFFF"/>
-            <w:tcBorders>
-              <w:top w:val="single" w:sz="4" w:color="D9D9D9"/>
-              <w:left w:val="single" w:sz="4" w:color="D9D9D9"/>
-              <w:bottom w:val="single" w:sz="4" w:color="D9D9D9"/>
-              <w:right w:val="single" w:sz="4" w:color="D9D9D9"/>
-            </w:tcBorders>
-            <w:tcMar>
-              <w:top w:w="80" w:type="dxa"/>
-              <w:bottom w:w="80" w:type="dxa"/>
-              <w:left w:w="80" w:type="dxa"/>
-              <w:right w:w="80" w:type="dxa"/>
-            </w:tcMar>
-          </w:tcPr>
-          <w:p>
-            <w:pPr>
-              <w:spacing w:after="20" w:before="0"/>
-              <w:ind w:left="0" w:right="0"/>
-            </w:pPr>
-            <w:r>
-              <w:rPr>
-                <w:b w:val="0"/>
-                <w:sz w:val="20"/>
-              </w:rPr>
-              <w:t>Chaque sonde possède un type, une fréquence et un délai maximal. Une sonde HTTP vérifie un code de réponse attendu.</w:t>
-            </w:r>
-          </w:p>
-        </w:tc>
-      </w:tr>
-      <w:tr>
-        <w:trPr>
-          <w:cantSplit/>
-        </w:trPr>
-        <w:tc>
-          <w:tcPr>
-            <w:tcW w:type="dxa" w:w="2268"/>
-            <w:vAlign w:val="center"/>
-            <w:shd w:fill="FFFFFF"/>
-            <w:tcBorders>
-              <w:top w:val="single" w:sz="4" w:color="D9D9D9"/>
-              <w:left w:val="single" w:sz="4" w:color="D9D9D9"/>
-              <w:bottom w:val="single" w:sz="4" w:color="D9D9D9"/>
-              <w:right w:val="single" w:sz="4" w:color="D9D9D9"/>
-            </w:tcBorders>
-            <w:tcMar>
-              <w:top w:w="80" w:type="dxa"/>
-              <w:bottom w:w="80" w:type="dxa"/>
-              <w:left w:w="80" w:type="dxa"/>
-              <w:right w:w="80" w:type="dxa"/>
-            </w:tcMar>
-          </w:tcPr>
-          <w:p>
-            <w:pPr>
-              <w:spacing w:after="20" w:before="0"/>
-              <w:ind w:left="0" w:right="0"/>
-            </w:pPr>
-            <w:r>
-              <w:rPr>
-                <w:b/>
-                <w:sz w:val="20"/>
-              </w:rPr>
-              <w:t>RM03</w:t>
-            </w:r>
-          </w:p>
-        </w:tc>
-        <w:tc>
-          <w:tcPr>
-            <w:tcW w:type="dxa" w:w="7370"/>
-            <w:vAlign w:val="center"/>
-            <w:shd w:fill="FFFFFF"/>
-            <w:tcBorders>
-              <w:top w:val="single" w:sz="4" w:color="D9D9D9"/>
-              <w:left w:val="single" w:sz="4" w:color="D9D9D9"/>
-              <w:bottom w:val="single" w:sz="4" w:color="D9D9D9"/>
-              <w:right w:val="single" w:sz="4" w:color="D9D9D9"/>
-            </w:tcBorders>
-            <w:tcMar>
-              <w:top w:w="80" w:type="dxa"/>
-              <w:bottom w:w="80" w:type="dxa"/>
-              <w:left w:w="80" w:type="dxa"/>
-              <w:right w:w="80" w:type="dxa"/>
-            </w:tcMar>
-          </w:tcPr>
-          <w:p>
-            <w:pPr>
-              <w:spacing w:after="20" w:before="0"/>
-              <w:ind w:left="0" w:right="0"/>
-            </w:pPr>
-            <w:r>
-              <w:rPr>
-                <w:b w:val="0"/>
-                <w:sz w:val="20"/>
-              </w:rPr>
-              <w:t>Pour les sondes de disponibilité, 3 échecs consécutifs ouvrent un incident et 2 réussites consécutives le clôturent par défaut. Ces seuils sont configurables.</w:t>
-            </w:r>
-          </w:p>
-        </w:tc>
-      </w:tr>
-      <w:tr>
-        <w:trPr>
-          <w:cantSplit/>
-        </w:trPr>
-        <w:tc>
-          <w:tcPr>
-            <w:tcW w:type="dxa" w:w="2268"/>
-            <w:vAlign w:val="center"/>
-            <w:shd w:fill="FFFFFF"/>
-            <w:tcBorders>
-              <w:top w:val="single" w:sz="4" w:color="D9D9D9"/>
-              <w:left w:val="single" w:sz="4" w:color="D9D9D9"/>
-              <w:bottom w:val="single" w:sz="4" w:color="D9D9D9"/>
-              <w:right w:val="single" w:sz="4" w:color="D9D9D9"/>
-            </w:tcBorders>
-            <w:tcMar>
-              <w:top w:w="80" w:type="dxa"/>
-              <w:bottom w:w="80" w:type="dxa"/>
-              <w:left w:w="80" w:type="dxa"/>
-              <w:right w:w="80" w:type="dxa"/>
-            </w:tcMar>
-          </w:tcPr>
-          <w:p>
-            <w:pPr>
-              <w:spacing w:after="20" w:before="0"/>
-              <w:ind w:left="0" w:right="0"/>
-            </w:pPr>
-            <w:r>
-              <w:rPr>
-                <w:b/>
-                <w:sz w:val="20"/>
-              </w:rPr>
-              <w:t>RM04</w:t>
-            </w:r>
-          </w:p>
-        </w:tc>
-        <w:tc>
-          <w:tcPr>
-            <w:tcW w:type="dxa" w:w="7370"/>
-            <w:vAlign w:val="center"/>
-            <w:shd w:fill="FFFFFF"/>
-            <w:tcBorders>
-              <w:top w:val="single" w:sz="4" w:color="D9D9D9"/>
-              <w:left w:val="single" w:sz="4" w:color="D9D9D9"/>
-              <w:bottom w:val="single" w:sz="4" w:color="D9D9D9"/>
-              <w:right w:val="single" w:sz="4" w:color="D9D9D9"/>
-            </w:tcBorders>
-            <w:tcMar>
-              <w:top w:w="80" w:type="dxa"/>
-              <w:bottom w:w="80" w:type="dxa"/>
-              <w:left w:w="80" w:type="dxa"/>
-              <w:right w:w="80" w:type="dxa"/>
-            </w:tcMar>
-          </w:tcPr>
-          <w:p>
-            <w:pPr>
-              <w:spacing w:after="20" w:before="0"/>
-              <w:ind w:left="0" w:right="0"/>
-            </w:pPr>
-            <w:r>
-              <w:rPr>
-                <w:b w:val="0"/>
-                <w:sz w:val="20"/>
-              </w:rPr>
-              <w:t>Une sonde ne possède qu’un incident actif à la fois. Acquitter cet incident signifie « pris en charge », pas « résolu ».</w:t>
-            </w:r>
-          </w:p>
-        </w:tc>
-      </w:tr>
-      <w:tr>
-        <w:trPr>
-          <w:cantSplit/>
-        </w:trPr>
-        <w:tc>
-          <w:tcPr>
-            <w:tcW w:type="dxa" w:w="2268"/>
-            <w:vAlign w:val="center"/>
-            <w:shd w:fill="FFFFFF"/>
-            <w:tcBorders>
-              <w:top w:val="single" w:sz="4" w:color="D9D9D9"/>
-              <w:left w:val="single" w:sz="4" w:color="D9D9D9"/>
-              <w:bottom w:val="single" w:sz="4" w:color="D9D9D9"/>
-              <w:right w:val="single" w:sz="4" w:color="D9D9D9"/>
-            </w:tcBorders>
-            <w:tcMar>
-              <w:top w:w="80" w:type="dxa"/>
-              <w:bottom w:w="80" w:type="dxa"/>
-              <w:left w:w="80" w:type="dxa"/>
-              <w:right w:w="80" w:type="dxa"/>
-            </w:tcMar>
-          </w:tcPr>
-          <w:p>
-            <w:pPr>
-              <w:spacing w:after="20" w:before="0"/>
-              <w:ind w:left="0" w:right="0"/>
-            </w:pPr>
-            <w:r>
-              <w:rPr>
-                <w:b/>
-                <w:sz w:val="20"/>
-              </w:rPr>
-              <w:t>RM05</w:t>
-            </w:r>
-          </w:p>
-        </w:tc>
-        <w:tc>
-          <w:tcPr>
-            <w:tcW w:type="dxa" w:w="7370"/>
-            <w:vAlign w:val="center"/>
-            <w:shd w:fill="FFFFFF"/>
-            <w:tcBorders>
-              <w:top w:val="single" w:sz="4" w:color="D9D9D9"/>
-              <w:left w:val="single" w:sz="4" w:color="D9D9D9"/>
-              <w:bottom w:val="single" w:sz="4" w:color="D9D9D9"/>
-              <w:right w:val="single" w:sz="4" w:color="D9D9D9"/>
-            </w:tcBorders>
-            <w:tcMar>
-              <w:top w:w="80" w:type="dxa"/>
-              <w:bottom w:w="80" w:type="dxa"/>
-              <w:left w:w="80" w:type="dxa"/>
-              <w:right w:w="80" w:type="dxa"/>
-            </w:tcMar>
-          </w:tcPr>
-          <w:p>
-            <w:pPr>
-              <w:spacing w:after="20" w:before="0"/>
-              <w:ind w:left="0" w:right="0"/>
-            </w:pPr>
-            <w:r>
-              <w:rPr>
-                <w:b w:val="0"/>
-                <w:sz w:val="20"/>
-              </w:rPr>
-              <w:t>Le contrôle immédiat est enregistré et participe aux mêmes règles de détection. Il reste possible lorsque la surveillance périodique est suspendue, mais sans ouvrir ni clôturer d’incident dans ce cas.</w:t>
-            </w:r>
-          </w:p>
-        </w:tc>
-      </w:tr>
-      <w:tr>
-        <w:trPr>
-          <w:cantSplit/>
-        </w:trPr>
-        <w:tc>
-          <w:tcPr>
-            <w:tcW w:type="dxa" w:w="2268"/>
-            <w:vAlign w:val="center"/>
-            <w:shd w:fill="FFFFFF"/>
-            <w:tcBorders>
-              <w:top w:val="single" w:sz="4" w:color="D9D9D9"/>
-              <w:left w:val="single" w:sz="4" w:color="D9D9D9"/>
-              <w:bottom w:val="single" w:sz="4" w:color="D9D9D9"/>
-              <w:right w:val="single" w:sz="4" w:color="D9D9D9"/>
-            </w:tcBorders>
-            <w:tcMar>
-              <w:top w:w="80" w:type="dxa"/>
-              <w:bottom w:w="80" w:type="dxa"/>
-              <w:left w:w="80" w:type="dxa"/>
-              <w:right w:w="80" w:type="dxa"/>
-            </w:tcMar>
-          </w:tcPr>
-          <w:p>
-            <w:pPr>
-              <w:spacing w:after="20" w:before="0"/>
-              <w:ind w:left="0" w:right="0"/>
-            </w:pPr>
-            <w:r>
-              <w:rPr>
-                <w:b/>
-                <w:sz w:val="20"/>
-              </w:rPr>
-              <w:t>RM06</w:t>
-            </w:r>
-          </w:p>
-        </w:tc>
-        <w:tc>
-          <w:tcPr>
-            <w:tcW w:type="dxa" w:w="7370"/>
-            <w:vAlign w:val="center"/>
-            <w:shd w:fill="FFFFFF"/>
-            <w:tcBorders>
-              <w:top w:val="single" w:sz="4" w:color="D9D9D9"/>
-              <w:left w:val="single" w:sz="4" w:color="D9D9D9"/>
-              <w:bottom w:val="single" w:sz="4" w:color="D9D9D9"/>
-              <w:right w:val="single" w:sz="4" w:color="D9D9D9"/>
-            </w:tcBorders>
-            <w:tcMar>
-              <w:top w:w="80" w:type="dxa"/>
-              <w:bottom w:w="80" w:type="dxa"/>
-              <w:left w:w="80" w:type="dxa"/>
-              <w:right w:w="80" w:type="dxa"/>
-            </w:tcMar>
-          </w:tcPr>
-          <w:p>
-            <w:pPr>
-              <w:spacing w:after="20" w:before="0"/>
-              <w:ind w:left="0" w:right="0"/>
-            </w:pPr>
-            <w:r>
-              <w:rPr>
-                <w:b w:val="0"/>
-                <w:sz w:val="20"/>
-              </w:rPr>
-              <w:t>Une maintenance conserve les contrôles et l’historique, mais suspend les nouveaux incidents et les notifications. Les incidents existants restent visibles et peuvent être clôturés si le rétablissement est confirmé. À la fin, les compteurs de détection repartent à zéro.</w:t>
-            </w:r>
-          </w:p>
-        </w:tc>
-      </w:tr>
-      <w:tr>
-        <w:trPr>
-          <w:cantSplit/>
-        </w:trPr>
-        <w:tc>
-          <w:tcPr>
-            <w:tcW w:type="dxa" w:w="2268"/>
-            <w:vAlign w:val="center"/>
-            <w:shd w:fill="FFFFFF"/>
-            <w:tcBorders>
-              <w:top w:val="single" w:sz="4" w:color="D9D9D9"/>
-              <w:left w:val="single" w:sz="4" w:color="D9D9D9"/>
-              <w:bottom w:val="single" w:sz="4" w:color="D9D9D9"/>
-              <w:right w:val="single" w:sz="4" w:color="D9D9D9"/>
-            </w:tcBorders>
-            <w:tcMar>
-              <w:top w:w="80" w:type="dxa"/>
-              <w:bottom w:w="80" w:type="dxa"/>
-              <w:left w:w="80" w:type="dxa"/>
-              <w:right w:w="80" w:type="dxa"/>
-            </w:tcMar>
-          </w:tcPr>
-          <w:p>
-            <w:pPr>
-              <w:spacing w:after="20" w:before="0"/>
-              <w:ind w:left="0" w:right="0"/>
-            </w:pPr>
-            <w:r>
-              <w:rPr>
-                <w:b/>
-                <w:sz w:val="20"/>
-              </w:rPr>
-              <w:t>RM07</w:t>
-            </w:r>
-          </w:p>
-        </w:tc>
-        <w:tc>
-          <w:tcPr>
-            <w:tcW w:type="dxa" w:w="7370"/>
-            <w:vAlign w:val="center"/>
-            <w:shd w:fill="FFFFFF"/>
-            <w:tcBorders>
-              <w:top w:val="single" w:sz="4" w:color="D9D9D9"/>
-              <w:left w:val="single" w:sz="4" w:color="D9D9D9"/>
-              <w:bottom w:val="single" w:sz="4" w:color="D9D9D9"/>
-              <w:right w:val="single" w:sz="4" w:color="D9D9D9"/>
-            </w:tcBorders>
-            <w:tcMar>
-              <w:top w:w="80" w:type="dxa"/>
-              <w:bottom w:w="80" w:type="dxa"/>
-              <w:left w:w="80" w:type="dxa"/>
-              <w:right w:w="80" w:type="dxa"/>
-            </w:tcMar>
-          </w:tcPr>
-          <w:p>
-            <w:pPr>
-              <w:spacing w:after="20" w:before="0"/>
-              <w:ind w:left="0" w:right="0"/>
-            </w:pPr>
-            <w:r>
-              <w:rPr>
-                <w:b w:val="0"/>
-                <w:sz w:val="20"/>
-              </w:rPr>
-              <w:t>Suspendre la surveillance arrête les contrôles périodiques sans clôturer les incidents. Sa reprise réinitialise les compteurs de détection.</w:t>
-            </w:r>
-          </w:p>
-        </w:tc>
-      </w:tr>
-      <w:tr>
-        <w:trPr>
-          <w:cantSplit/>
-        </w:trPr>
-        <w:tc>
-          <w:tcPr>
-            <w:tcW w:type="dxa" w:w="2268"/>
-            <w:vAlign w:val="center"/>
-            <w:shd w:fill="FFFFFF"/>
-            <w:tcBorders>
-              <w:top w:val="single" w:sz="4" w:color="D9D9D9"/>
-              <w:left w:val="single" w:sz="4" w:color="D9D9D9"/>
-              <w:bottom w:val="single" w:sz="4" w:color="D9D9D9"/>
-              <w:right w:val="single" w:sz="4" w:color="D9D9D9"/>
-            </w:tcBorders>
-            <w:tcMar>
-              <w:top w:w="80" w:type="dxa"/>
-              <w:bottom w:w="80" w:type="dxa"/>
-              <w:left w:w="80" w:type="dxa"/>
-              <w:right w:w="80" w:type="dxa"/>
-            </w:tcMar>
-          </w:tcPr>
-          <w:p>
-            <w:pPr>
-              <w:spacing w:after="20" w:before="0"/>
-              <w:ind w:left="0" w:right="0"/>
-            </w:pPr>
-            <w:r>
-              <w:rPr>
-                <w:b/>
-                <w:sz w:val="20"/>
-              </w:rPr>
-              <w:t>RM08</w:t>
-            </w:r>
-          </w:p>
-        </w:tc>
-        <w:tc>
-          <w:tcPr>
-            <w:tcW w:type="dxa" w:w="7370"/>
-            <w:vAlign w:val="center"/>
-            <w:shd w:fill="FFFFFF"/>
-            <w:tcBorders>
-              <w:top w:val="single" w:sz="4" w:color="D9D9D9"/>
-              <w:left w:val="single" w:sz="4" w:color="D9D9D9"/>
-              <w:bottom w:val="single" w:sz="4" w:color="D9D9D9"/>
-              <w:right w:val="single" w:sz="4" w:color="D9D9D9"/>
-            </w:tcBorders>
-            <w:tcMar>
-              <w:top w:w="80" w:type="dxa"/>
-              <w:bottom w:w="80" w:type="dxa"/>
-              <w:left w:w="80" w:type="dxa"/>
-              <w:right w:w="80" w:type="dxa"/>
-            </w:tcMar>
-          </w:tcPr>
-          <w:p>
-            <w:pPr>
-              <w:spacing w:after="20" w:before="0"/>
-              <w:ind w:left="0" w:right="0"/>
-            </w:pPr>
-            <w:r>
-              <w:rPr>
-                <w:b w:val="0"/>
-                <w:sz w:val="20"/>
-              </w:rPr>
-              <w:t>Hors maintenance, une notification est envoyée à l’ouverture et à la clôture de l’incident. Les échecs successifs ne produisent pas de notifications répétées.</w:t>
-            </w:r>
-          </w:p>
-        </w:tc>
-      </w:tr>
-      <w:tr>
-        <w:trPr>
-          <w:cantSplit/>
-        </w:trPr>
-        <w:tc>
-          <w:tcPr>
-            <w:tcW w:type="dxa" w:w="2268"/>
-            <w:vAlign w:val="center"/>
-            <w:shd w:fill="FFFFFF"/>
-            <w:tcBorders>
-              <w:top w:val="single" w:sz="4" w:color="D9D9D9"/>
-              <w:left w:val="single" w:sz="4" w:color="D9D9D9"/>
-              <w:bottom w:val="single" w:sz="4" w:color="D9D9D9"/>
-              <w:right w:val="single" w:sz="4" w:color="D9D9D9"/>
-            </w:tcBorders>
-            <w:tcMar>
-              <w:top w:w="80" w:type="dxa"/>
-              <w:bottom w:w="80" w:type="dxa"/>
-              <w:left w:w="80" w:type="dxa"/>
-              <w:right w:w="80" w:type="dxa"/>
-            </w:tcMar>
-          </w:tcPr>
-          <w:p>
-            <w:pPr>
-              <w:spacing w:after="20" w:before="0"/>
-              <w:ind w:left="0" w:right="0"/>
-            </w:pPr>
-            <w:r>
-              <w:rPr>
-                <w:b/>
-                <w:sz w:val="20"/>
-              </w:rPr>
-              <w:t>RM09</w:t>
-            </w:r>
-          </w:p>
-        </w:tc>
-        <w:tc>
-          <w:tcPr>
-            <w:tcW w:type="dxa" w:w="7370"/>
-            <w:vAlign w:val="center"/>
-            <w:shd w:fill="FFFFFF"/>
-            <w:tcBorders>
-              <w:top w:val="single" w:sz="4" w:color="D9D9D9"/>
-              <w:left w:val="single" w:sz="4" w:color="D9D9D9"/>
-              <w:bottom w:val="single" w:sz="4" w:color="D9D9D9"/>
-              <w:right w:val="single" w:sz="4" w:color="D9D9D9"/>
-            </w:tcBorders>
-            <w:tcMar>
-              <w:top w:w="80" w:type="dxa"/>
-              <w:bottom w:w="80" w:type="dxa"/>
-              <w:left w:w="80" w:type="dxa"/>
-              <w:right w:w="80" w:type="dxa"/>
-            </w:tcMar>
-          </w:tcPr>
-          <w:p>
-            <w:pPr>
-              <w:spacing w:after="20" w:before="0"/>
-              <w:ind w:left="0" w:right="0"/>
-            </w:pPr>
-            <w:r>
-              <w:rPr>
-                <w:b w:val="0"/>
-                <w:sz w:val="20"/>
-              </w:rPr>
-              <w:t>Une alerte TLS est envoyée lorsque la durée restante passe sous le seuil configuré, ou dès le premier contrôle si elle est déjà inférieure. Elle n’est pas répétée à chaque contrôle ; un renouvellement réarme l’alerte.</w:t>
-            </w:r>
-          </w:p>
-        </w:tc>
-      </w:tr>
-      <w:tr>
-        <w:trPr>
-          <w:cantSplit/>
-        </w:trPr>
-        <w:tc>
-          <w:tcPr>
-            <w:tcW w:type="dxa" w:w="2268"/>
-            <w:vAlign w:val="center"/>
-            <w:shd w:fill="FFFFFF"/>
-            <w:tcBorders>
-              <w:top w:val="single" w:sz="4" w:color="D9D9D9"/>
-              <w:left w:val="single" w:sz="4" w:color="D9D9D9"/>
-              <w:bottom w:val="single" w:sz="4" w:color="D9D9D9"/>
-              <w:right w:val="single" w:sz="4" w:color="D9D9D9"/>
-            </w:tcBorders>
-            <w:tcMar>
-              <w:top w:w="80" w:type="dxa"/>
-              <w:bottom w:w="80" w:type="dxa"/>
-              <w:left w:w="80" w:type="dxa"/>
-              <w:right w:w="80" w:type="dxa"/>
-            </w:tcMar>
-          </w:tcPr>
-          <w:p>
-            <w:pPr>
-              <w:spacing w:after="20" w:before="0"/>
-              <w:ind w:left="0" w:right="0"/>
-            </w:pPr>
-            <w:r>
-              <w:rPr>
-                <w:b/>
-                <w:sz w:val="20"/>
-              </w:rPr>
-              <w:t>RM10</w:t>
-            </w:r>
-          </w:p>
-        </w:tc>
-        <w:tc>
-          <w:tcPr>
-            <w:tcW w:type="dxa" w:w="7370"/>
-            <w:vAlign w:val="center"/>
-            <w:shd w:fill="FFFFFF"/>
-            <w:tcBorders>
-              <w:top w:val="single" w:sz="4" w:color="D9D9D9"/>
-              <w:left w:val="single" w:sz="4" w:color="D9D9D9"/>
-              <w:bottom w:val="single" w:sz="4" w:color="D9D9D9"/>
-              <w:right w:val="single" w:sz="4" w:color="D9D9D9"/>
-            </w:tcBorders>
-            <w:tcMar>
-              <w:top w:w="80" w:type="dxa"/>
-              <w:bottom w:w="80" w:type="dxa"/>
-              <w:left w:w="80" w:type="dxa"/>
-              <w:right w:w="80" w:type="dxa"/>
-            </w:tcMar>
-          </w:tcPr>
-          <w:p>
-            <w:pPr>
-              <w:spacing w:after="20" w:before="0"/>
-              <w:ind w:left="0" w:right="0"/>
-            </w:pPr>
-            <w:r>
-              <w:rPr>
-                <w:b w:val="0"/>
-                <w:sz w:val="20"/>
-              </w:rPr>
-              <w:t>Une panne confirmée sur une sonde de disponibilité suffit à déclarer le service indisponible. Sans panne confirmée, l’absence de résultats récents empêche de le présenter comme entièrement disponible. Les avertissements TLS sont affichés séparément.</w:t>
-            </w:r>
-          </w:p>
-        </w:tc>
-      </w:tr>
-      <w:tr>
-        <w:trPr>
-          <w:cantSplit/>
-        </w:trPr>
-        <w:tc>
-          <w:tcPr>
-            <w:tcW w:type="dxa" w:w="2268"/>
-            <w:vAlign w:val="center"/>
-            <w:shd w:fill="FFFFFF"/>
-            <w:tcBorders>
-              <w:top w:val="single" w:sz="4" w:color="D9D9D9"/>
-              <w:left w:val="single" w:sz="4" w:color="D9D9D9"/>
-              <w:bottom w:val="single" w:sz="4" w:color="D9D9D9"/>
-              <w:right w:val="single" w:sz="4" w:color="D9D9D9"/>
-            </w:tcBorders>
-            <w:tcMar>
-              <w:top w:w="80" w:type="dxa"/>
-              <w:bottom w:w="80" w:type="dxa"/>
-              <w:left w:w="80" w:type="dxa"/>
-              <w:right w:w="80" w:type="dxa"/>
-            </w:tcMar>
-          </w:tcPr>
-          <w:p>
-            <w:pPr>
-              <w:spacing w:after="20" w:before="0"/>
-              <w:ind w:left="0" w:right="0"/>
-            </w:pPr>
-            <w:r>
-              <w:rPr>
-                <w:b/>
-                <w:sz w:val="20"/>
-              </w:rPr>
-              <w:t>RM11</w:t>
-            </w:r>
-          </w:p>
-        </w:tc>
-        <w:tc>
-          <w:tcPr>
-            <w:tcW w:type="dxa" w:w="7370"/>
-            <w:vAlign w:val="center"/>
-            <w:shd w:fill="FFFFFF"/>
-            <w:tcBorders>
-              <w:top w:val="single" w:sz="4" w:color="D9D9D9"/>
-              <w:left w:val="single" w:sz="4" w:color="D9D9D9"/>
-              <w:bottom w:val="single" w:sz="4" w:color="D9D9D9"/>
-              <w:right w:val="single" w:sz="4" w:color="D9D9D9"/>
-            </w:tcBorders>
-            <w:tcMar>
-              <w:top w:w="80" w:type="dxa"/>
-              <w:bottom w:w="80" w:type="dxa"/>
-              <w:left w:w="80" w:type="dxa"/>
-              <w:right w:w="80" w:type="dxa"/>
-            </w:tcMar>
-          </w:tcPr>
-          <w:p>
-            <w:pPr>
-              <w:spacing w:after="20" w:before="0"/>
-              <w:ind w:left="0" w:right="0"/>
-            </w:pPr>
-            <w:r>
-              <w:rPr>
-                <w:b w:val="0"/>
-                <w:sz w:val="20"/>
-              </w:rPr>
-              <w:t>L’état Docker et la disponibilité applicative sont distincts : un conteneur démarré ne garantit pas que son application fonctionne. Une information Docker inaccessible est indiquée comme inconnue, et non comme « conteneur arrêté ».</w:t>
-            </w:r>
-          </w:p>
-        </w:tc>
-      </w:tr>
-      <w:tr>
-        <w:trPr>
-          <w:cantSplit/>
-        </w:trPr>
-        <w:tc>
-          <w:tcPr>
-            <w:tcW w:type="dxa" w:w="2268"/>
-            <w:vAlign w:val="center"/>
-            <w:shd w:fill="FFFFFF"/>
-            <w:tcBorders>
-              <w:top w:val="single" w:sz="4" w:color="D9D9D9"/>
-              <w:left w:val="single" w:sz="4" w:color="D9D9D9"/>
-              <w:bottom w:val="single" w:sz="4" w:color="D9D9D9"/>
-              <w:right w:val="single" w:sz="4" w:color="D9D9D9"/>
-            </w:tcBorders>
-            <w:tcMar>
-              <w:top w:w="80" w:type="dxa"/>
-              <w:bottom w:w="80" w:type="dxa"/>
-              <w:left w:w="80" w:type="dxa"/>
-              <w:right w:w="80" w:type="dxa"/>
-            </w:tcMar>
-          </w:tcPr>
-          <w:p>
-            <w:pPr>
-              <w:spacing w:after="20" w:before="0"/>
-              <w:ind w:left="0" w:right="0"/>
-            </w:pPr>
-            <w:r>
-              <w:rPr>
-                <w:b/>
-                <w:sz w:val="20"/>
-              </w:rPr>
-              <w:t>RM12</w:t>
-            </w:r>
-          </w:p>
-        </w:tc>
-        <w:tc>
-          <w:tcPr>
-            <w:tcW w:type="dxa" w:w="7370"/>
-            <w:vAlign w:val="center"/>
-            <w:shd w:fill="FFFFFF"/>
-            <w:tcBorders>
-              <w:top w:val="single" w:sz="4" w:color="D9D9D9"/>
-              <w:left w:val="single" w:sz="4" w:color="D9D9D9"/>
-              <w:bottom w:val="single" w:sz="4" w:color="D9D9D9"/>
-              <w:right w:val="single" w:sz="4" w:color="D9D9D9"/>
-            </w:tcBorders>
-            <w:tcMar>
-              <w:top w:w="80" w:type="dxa"/>
-              <w:bottom w:w="80" w:type="dxa"/>
-              <w:left w:w="80" w:type="dxa"/>
-              <w:right w:w="80" w:type="dxa"/>
-            </w:tcMar>
-          </w:tcPr>
-          <w:p>
-            <w:pPr>
-              <w:spacing w:after="20" w:before="0"/>
-              <w:ind w:left="0" w:right="0"/>
-            </w:pPr>
-            <w:r>
-              <w:rPr>
-                <w:b w:val="0"/>
-                <w:sz w:val="20"/>
-              </w:rPr>
-              <w:t>Chaque information de surveillance est horodatée. Elle est considérée comme périmée au-delà de deux intervalles d’actualisation plus le délai maximal du contrôle.</w:t>
-            </w:r>
-          </w:p>
-        </w:tc>
-      </w:tr>
-      <w:tr>
-        <w:trPr>
-          <w:cantSplit/>
-        </w:trPr>
-        <w:tc>
-          <w:tcPr>
-            <w:tcW w:type="dxa" w:w="2268"/>
-            <w:vAlign w:val="center"/>
-            <w:shd w:fill="FFFFFF"/>
-            <w:tcBorders>
-              <w:top w:val="single" w:sz="4" w:color="D9D9D9"/>
-              <w:left w:val="single" w:sz="4" w:color="D9D9D9"/>
-              <w:bottom w:val="single" w:sz="4" w:color="D9D9D9"/>
-              <w:right w:val="single" w:sz="4" w:color="D9D9D9"/>
-            </w:tcBorders>
-            <w:tcMar>
-              <w:top w:w="80" w:type="dxa"/>
-              <w:bottom w:w="80" w:type="dxa"/>
-              <w:left w:w="80" w:type="dxa"/>
-              <w:right w:w="80" w:type="dxa"/>
-            </w:tcMar>
-          </w:tcPr>
-          <w:p>
-            <w:pPr>
-              <w:spacing w:after="20" w:before="0"/>
-              <w:ind w:left="0" w:right="0"/>
-            </w:pPr>
-            <w:r>
-              <w:rPr>
-                <w:b/>
-                <w:sz w:val="20"/>
-              </w:rPr>
-              <w:t>RM13</w:t>
-            </w:r>
-          </w:p>
-        </w:tc>
-        <w:tc>
-          <w:tcPr>
-            <w:tcW w:type="dxa" w:w="7370"/>
-            <w:vAlign w:val="center"/>
-            <w:shd w:fill="FFFFFF"/>
-            <w:tcBorders>
-              <w:top w:val="single" w:sz="4" w:color="D9D9D9"/>
-              <w:left w:val="single" w:sz="4" w:color="D9D9D9"/>
-              <w:bottom w:val="single" w:sz="4" w:color="D9D9D9"/>
-              <w:right w:val="single" w:sz="4" w:color="D9D9D9"/>
-            </w:tcBorders>
-            <w:tcMar>
-              <w:top w:w="80" w:type="dxa"/>
-              <w:bottom w:w="80" w:type="dxa"/>
-              <w:left w:w="80" w:type="dxa"/>
-              <w:right w:w="80" w:type="dxa"/>
-            </w:tcMar>
-          </w:tcPr>
-          <w:p>
-            <w:pPr>
-              <w:spacing w:after="20" w:before="0"/>
-              <w:ind w:left="0" w:right="0"/>
-            </w:pPr>
-            <w:r>
-              <w:rPr>
-                <w:b w:val="0"/>
-                <w:sz w:val="20"/>
-              </w:rPr>
-              <w:t>Un service peut être associé à un conteneur pour le pilotage. Les services sans association Docker restent surveillables. Seuls les conteneurs explicitement autorisés peuvent être commandés ; les composants nécessaires à HomeOps sont exclus.</w:t>
-            </w:r>
-          </w:p>
-        </w:tc>
-      </w:tr>
-      <w:tr>
-        <w:trPr>
-          <w:cantSplit/>
-        </w:trPr>
-        <w:tc>
-          <w:tcPr>
-            <w:tcW w:type="dxa" w:w="2268"/>
-            <w:vAlign w:val="center"/>
-            <w:shd w:fill="FFFFFF"/>
-            <w:tcBorders>
-              <w:top w:val="single" w:sz="4" w:color="D9D9D9"/>
-              <w:left w:val="single" w:sz="4" w:color="D9D9D9"/>
-              <w:bottom w:val="single" w:sz="4" w:color="D9D9D9"/>
-              <w:right w:val="single" w:sz="4" w:color="D9D9D9"/>
-            </w:tcBorders>
-            <w:tcMar>
-              <w:top w:w="80" w:type="dxa"/>
-              <w:bottom w:w="80" w:type="dxa"/>
-              <w:left w:w="80" w:type="dxa"/>
-              <w:right w:w="80" w:type="dxa"/>
-            </w:tcMar>
-          </w:tcPr>
-          <w:p>
-            <w:pPr>
-              <w:spacing w:after="20" w:before="0"/>
-              <w:ind w:left="0" w:right="0"/>
-            </w:pPr>
-            <w:r>
-              <w:rPr>
-                <w:b/>
-                <w:sz w:val="20"/>
-              </w:rPr>
-              <w:t>RM14</w:t>
-            </w:r>
-          </w:p>
-        </w:tc>
-        <w:tc>
-          <w:tcPr>
-            <w:tcW w:type="dxa" w:w="7370"/>
-            <w:vAlign w:val="center"/>
-            <w:shd w:fill="FFFFFF"/>
-            <w:tcBorders>
-              <w:top w:val="single" w:sz="4" w:color="D9D9D9"/>
-              <w:left w:val="single" w:sz="4" w:color="D9D9D9"/>
-              <w:bottom w:val="single" w:sz="4" w:color="D9D9D9"/>
-              <w:right w:val="single" w:sz="4" w:color="D9D9D9"/>
-            </w:tcBorders>
-            <w:tcMar>
-              <w:top w:w="80" w:type="dxa"/>
-              <w:bottom w:w="80" w:type="dxa"/>
-              <w:left w:w="80" w:type="dxa"/>
-              <w:right w:w="80" w:type="dxa"/>
-            </w:tcMar>
-          </w:tcPr>
-          <w:p>
-            <w:pPr>
-              <w:spacing w:after="20" w:before="0"/>
-              <w:ind w:left="0" w:right="0"/>
-            </w:pPr>
-            <w:r>
-              <w:rPr>
-                <w:b w:val="0"/>
-                <w:sz w:val="20"/>
-              </w:rPr>
-              <w:t>Chaque démarrage, arrêt ou redémarrage nécessite une confirmation mentionnant la cible. Les autorisations sont vérifiées côté serveur. Une seule opération peut être en cours par conteneur.</w:t>
-            </w:r>
-          </w:p>
-        </w:tc>
-      </w:tr>
-      <w:tr>
-        <w:trPr>
-          <w:cantSplit/>
-        </w:trPr>
-        <w:tc>
-          <w:tcPr>
-            <w:tcW w:type="dxa" w:w="2268"/>
-            <w:vAlign w:val="center"/>
-            <w:shd w:fill="FFFFFF"/>
-            <w:tcBorders>
-              <w:top w:val="single" w:sz="4" w:color="D9D9D9"/>
-              <w:left w:val="single" w:sz="4" w:color="D9D9D9"/>
-              <w:bottom w:val="single" w:sz="4" w:color="D9D9D9"/>
-              <w:right w:val="single" w:sz="4" w:color="D9D9D9"/>
-            </w:tcBorders>
-            <w:tcMar>
-              <w:top w:w="80" w:type="dxa"/>
-              <w:bottom w:w="80" w:type="dxa"/>
-              <w:left w:w="80" w:type="dxa"/>
-              <w:right w:w="80" w:type="dxa"/>
-            </w:tcMar>
-          </w:tcPr>
-          <w:p>
-            <w:pPr>
-              <w:spacing w:after="20" w:before="0"/>
-              <w:ind w:left="0" w:right="0"/>
-            </w:pPr>
-            <w:r>
-              <w:rPr>
-                <w:b/>
-                <w:sz w:val="20"/>
-              </w:rPr>
-              <w:t>RM15</w:t>
-            </w:r>
-          </w:p>
-        </w:tc>
-        <w:tc>
-          <w:tcPr>
-            <w:tcW w:type="dxa" w:w="7370"/>
-            <w:vAlign w:val="center"/>
-            <w:shd w:fill="FFFFFF"/>
-            <w:tcBorders>
-              <w:top w:val="single" w:sz="4" w:color="D9D9D9"/>
-              <w:left w:val="single" w:sz="4" w:color="D9D9D9"/>
-              <w:bottom w:val="single" w:sz="4" w:color="D9D9D9"/>
-              <w:right w:val="single" w:sz="4" w:color="D9D9D9"/>
-            </w:tcBorders>
-            <w:tcMar>
-              <w:top w:w="80" w:type="dxa"/>
-              <w:bottom w:w="80" w:type="dxa"/>
-              <w:left w:w="80" w:type="dxa"/>
-              <w:right w:w="80" w:type="dxa"/>
-            </w:tcMar>
-          </w:tcPr>
-          <w:p>
-            <w:pPr>
-              <w:spacing w:after="20" w:before="0"/>
-              <w:ind w:left="0" w:right="0"/>
-            </w:pPr>
-            <w:r>
-              <w:rPr>
-                <w:b w:val="0"/>
-                <w:sz w:val="20"/>
-              </w:rPr>
-              <w:t>Avant un arrêt volontaire, l’administrateur choisit une maintenance temporaire ou une suspension de surveillance. Cette protection est appliquée avant la commande. En cas d’échec ou de résultat incertain, elle reste visible et peut être levée manuellement.</w:t>
-            </w:r>
-          </w:p>
-        </w:tc>
-      </w:tr>
-      <w:tr>
-        <w:trPr>
-          <w:cantSplit/>
-        </w:trPr>
-        <w:tc>
-          <w:tcPr>
-            <w:tcW w:type="dxa" w:w="2268"/>
-            <w:vAlign w:val="center"/>
-            <w:shd w:fill="FFFFFF"/>
-            <w:tcBorders>
-              <w:top w:val="single" w:sz="4" w:color="D9D9D9"/>
-              <w:left w:val="single" w:sz="4" w:color="D9D9D9"/>
-              <w:bottom w:val="single" w:sz="4" w:color="D9D9D9"/>
-              <w:right w:val="single" w:sz="4" w:color="D9D9D9"/>
-            </w:tcBorders>
-            <w:tcMar>
-              <w:top w:w="80" w:type="dxa"/>
-              <w:bottom w:w="80" w:type="dxa"/>
-              <w:left w:w="80" w:type="dxa"/>
-              <w:right w:w="80" w:type="dxa"/>
-            </w:tcMar>
-          </w:tcPr>
-          <w:p>
-            <w:pPr>
-              <w:spacing w:after="20" w:before="0"/>
-              <w:ind w:left="0" w:right="0"/>
-            </w:pPr>
-            <w:r>
-              <w:rPr>
-                <w:b/>
-                <w:sz w:val="20"/>
-              </w:rPr>
-              <w:t>RM16</w:t>
-            </w:r>
-          </w:p>
-        </w:tc>
-        <w:tc>
-          <w:tcPr>
-            <w:tcW w:type="dxa" w:w="7370"/>
-            <w:vAlign w:val="center"/>
-            <w:shd w:fill="FFFFFF"/>
-            <w:tcBorders>
-              <w:top w:val="single" w:sz="4" w:color="D9D9D9"/>
-              <w:left w:val="single" w:sz="4" w:color="D9D9D9"/>
-              <w:bottom w:val="single" w:sz="4" w:color="D9D9D9"/>
-              <w:right w:val="single" w:sz="4" w:color="D9D9D9"/>
-            </w:tcBorders>
-            <w:tcMar>
-              <w:top w:w="80" w:type="dxa"/>
-              <w:bottom w:w="80" w:type="dxa"/>
-              <w:left w:w="80" w:type="dxa"/>
-              <w:right w:w="80" w:type="dxa"/>
-            </w:tcMar>
-          </w:tcPr>
-          <w:p>
-            <w:pPr>
-              <w:spacing w:after="20" w:before="0"/>
-              <w:ind w:left="0" w:right="0"/>
-            </w:pPr>
-            <w:r>
-              <w:rPr>
-                <w:b w:val="0"/>
-                <w:sz w:val="20"/>
-              </w:rPr>
-              <w:t>Démarrer un conteneur ne lève pas implicitement une maintenance ou une suspension : l’administrateur reprend explicitement la surveillance ou termine la maintenance.</w:t>
-            </w:r>
-          </w:p>
-        </w:tc>
-      </w:tr>
-      <w:tr>
-        <w:trPr>
-          <w:cantSplit/>
-        </w:trPr>
-        <w:tc>
-          <w:tcPr>
-            <w:tcW w:type="dxa" w:w="2268"/>
-            <w:vAlign w:val="center"/>
-            <w:shd w:fill="FFFFFF"/>
-            <w:tcBorders>
-              <w:top w:val="single" w:sz="4" w:color="D9D9D9"/>
-              <w:left w:val="single" w:sz="4" w:color="D9D9D9"/>
-              <w:bottom w:val="single" w:sz="4" w:color="D9D9D9"/>
-              <w:right w:val="single" w:sz="4" w:color="D9D9D9"/>
-            </w:tcBorders>
-            <w:tcMar>
-              <w:top w:w="80" w:type="dxa"/>
-              <w:bottom w:w="80" w:type="dxa"/>
-              <w:left w:w="80" w:type="dxa"/>
-              <w:right w:w="80" w:type="dxa"/>
-            </w:tcMar>
-          </w:tcPr>
-          <w:p>
-            <w:pPr>
-              <w:spacing w:after="20" w:before="0"/>
-              <w:ind w:left="0" w:right="0"/>
-            </w:pPr>
-            <w:r>
-              <w:rPr>
-                <w:b/>
-                <w:sz w:val="20"/>
-              </w:rPr>
-              <w:t>RM17</w:t>
-            </w:r>
-          </w:p>
-        </w:tc>
-        <w:tc>
-          <w:tcPr>
-            <w:tcW w:type="dxa" w:w="7370"/>
-            <w:vAlign w:val="center"/>
-            <w:shd w:fill="FFFFFF"/>
-            <w:tcBorders>
-              <w:top w:val="single" w:sz="4" w:color="D9D9D9"/>
-              <w:left w:val="single" w:sz="4" w:color="D9D9D9"/>
-              <w:bottom w:val="single" w:sz="4" w:color="D9D9D9"/>
-              <w:right w:val="single" w:sz="4" w:color="D9D9D9"/>
-            </w:tcBorders>
-            <w:tcMar>
-              <w:top w:w="80" w:type="dxa"/>
-              <w:bottom w:w="80" w:type="dxa"/>
-              <w:left w:w="80" w:type="dxa"/>
-              <w:right w:w="80" w:type="dxa"/>
-            </w:tcMar>
-          </w:tcPr>
-          <w:p>
-            <w:pPr>
-              <w:spacing w:after="20" w:before="0"/>
-              <w:ind w:left="0" w:right="0"/>
-            </w:pPr>
-            <w:r>
-              <w:rPr>
-                <w:b w:val="0"/>
-                <w:sz w:val="20"/>
-              </w:rPr>
-              <w:t>Une intervention conserve l’action, la date, la cible, l’initiateur et le résultat : en cours, réussi, échoué ou indéterminé. Aucun nouvel essai automatique n’est lancé si le résultat est incertain.</w:t>
-            </w:r>
-          </w:p>
-        </w:tc>
-      </w:tr>
-      <w:tr>
-        <w:trPr>
-          <w:cantSplit/>
-        </w:trPr>
-        <w:tc>
-          <w:tcPr>
-            <w:tcW w:type="dxa" w:w="2268"/>
-            <w:vAlign w:val="center"/>
-            <w:shd w:fill="FFFFFF"/>
-            <w:tcBorders>
-              <w:top w:val="single" w:sz="4" w:color="D9D9D9"/>
-              <w:left w:val="single" w:sz="4" w:color="D9D9D9"/>
-              <w:bottom w:val="single" w:sz="4" w:color="D9D9D9"/>
-              <w:right w:val="single" w:sz="4" w:color="D9D9D9"/>
-            </w:tcBorders>
-            <w:tcMar>
-              <w:top w:w="80" w:type="dxa"/>
-              <w:bottom w:w="80" w:type="dxa"/>
-              <w:left w:w="80" w:type="dxa"/>
-              <w:right w:w="80" w:type="dxa"/>
-            </w:tcMar>
-          </w:tcPr>
-          <w:p>
-            <w:pPr>
-              <w:spacing w:after="20" w:before="0"/>
-              <w:ind w:left="0" w:right="0"/>
-            </w:pPr>
-            <w:r>
-              <w:rPr>
-                <w:b/>
-                <w:sz w:val="20"/>
-              </w:rPr>
-              <w:t>RM18</w:t>
-            </w:r>
-          </w:p>
-        </w:tc>
-        <w:tc>
-          <w:tcPr>
-            <w:tcW w:type="dxa" w:w="7370"/>
-            <w:vAlign w:val="center"/>
-            <w:shd w:fill="FFFFFF"/>
-            <w:tcBorders>
-              <w:top w:val="single" w:sz="4" w:color="D9D9D9"/>
-              <w:left w:val="single" w:sz="4" w:color="D9D9D9"/>
-              <w:bottom w:val="single" w:sz="4" w:color="D9D9D9"/>
-              <w:right w:val="single" w:sz="4" w:color="D9D9D9"/>
-            </w:tcBorders>
-            <w:tcMar>
-              <w:top w:w="80" w:type="dxa"/>
-              <w:bottom w:w="80" w:type="dxa"/>
-              <w:left w:w="80" w:type="dxa"/>
-              <w:right w:w="80" w:type="dxa"/>
-            </w:tcMar>
-          </w:tcPr>
-          <w:p>
-            <w:pPr>
-              <w:spacing w:after="20" w:before="0"/>
-              <w:ind w:left="0" w:right="0"/>
-            </w:pPr>
-            <w:r>
-              <w:rPr>
-                <w:b w:val="0"/>
-                <w:sz w:val="20"/>
-              </w:rPr>
-              <w:t>Le succès d’une commande ne clôture pas un incident. Les sondes doivent confirmer le rétablissement. Si l’hôte ou le connecteur est injoignable, l’impossibilité d’intervenir est signalée.</w:t>
-            </w:r>
-          </w:p>
-        </w:tc>
-      </w:tr>
-      <w:tr>
-        <w:trPr>
-          <w:cantSplit/>
-        </w:trPr>
-        <w:tc>
-          <w:tcPr>
-            <w:tcW w:type="dxa" w:w="2268"/>
-            <w:vAlign w:val="center"/>
-            <w:shd w:fill="FFFFFF"/>
-            <w:tcBorders>
-              <w:top w:val="single" w:sz="4" w:color="D9D9D9"/>
-              <w:left w:val="single" w:sz="4" w:color="D9D9D9"/>
-              <w:bottom w:val="single" w:sz="4" w:color="D9D9D9"/>
-              <w:right w:val="single" w:sz="4" w:color="D9D9D9"/>
-            </w:tcBorders>
-            <w:tcMar>
-              <w:top w:w="80" w:type="dxa"/>
-              <w:bottom w:w="80" w:type="dxa"/>
-              <w:left w:w="80" w:type="dxa"/>
-              <w:right w:w="80" w:type="dxa"/>
-            </w:tcMar>
-          </w:tcPr>
-          <w:p>
-            <w:pPr>
-              <w:spacing w:after="20" w:before="0"/>
-              <w:ind w:left="0" w:right="0"/>
-            </w:pPr>
-            <w:r>
-              <w:rPr>
-                <w:b/>
-                <w:sz w:val="20"/>
-              </w:rPr>
-              <w:t>RM19</w:t>
-            </w:r>
-          </w:p>
-        </w:tc>
-        <w:tc>
-          <w:tcPr>
-            <w:tcW w:type="dxa" w:w="7370"/>
-            <w:vAlign w:val="center"/>
-            <w:shd w:fill="FFFFFF"/>
-            <w:tcBorders>
-              <w:top w:val="single" w:sz="4" w:color="D9D9D9"/>
-              <w:left w:val="single" w:sz="4" w:color="D9D9D9"/>
-              <w:bottom w:val="single" w:sz="4" w:color="D9D9D9"/>
-              <w:right w:val="single" w:sz="4" w:color="D9D9D9"/>
-            </w:tcBorders>
-            <w:tcMar>
-              <w:top w:w="80" w:type="dxa"/>
-              <w:bottom w:w="80" w:type="dxa"/>
-              <w:left w:w="80" w:type="dxa"/>
-              <w:right w:w="80" w:type="dxa"/>
-            </w:tcMar>
-          </w:tcPr>
-          <w:p>
-            <w:pPr>
-              <w:spacing w:after="20" w:before="0"/>
-              <w:ind w:left="0" w:right="0"/>
-            </w:pPr>
-            <w:r>
-              <w:rPr>
-                <w:b w:val="0"/>
-                <w:sz w:val="20"/>
-              </w:rPr>
-              <w:t>Les résultats détaillés sont conservés 30 jours par défaut. Incidents, notes et interventions sont conservés tant que le service existe.</w:t>
-            </w:r>
-          </w:p>
-        </w:tc>
-      </w:tr>
-      <w:tr>
-        <w:trPr>
-          <w:cantSplit/>
-        </w:trPr>
-        <w:tc>
-          <w:tcPr>
-            <w:tcW w:type="dxa" w:w="2268"/>
-            <w:vAlign w:val="center"/>
-            <w:shd w:fill="FFFFFF"/>
-            <w:tcBorders>
-              <w:top w:val="single" w:sz="4" w:color="D9D9D9"/>
-              <w:left w:val="single" w:sz="4" w:color="D9D9D9"/>
-              <w:bottom w:val="single" w:sz="4" w:color="D9D9D9"/>
-              <w:right w:val="single" w:sz="4" w:color="D9D9D9"/>
-            </w:tcBorders>
-            <w:tcMar>
-              <w:top w:w="80" w:type="dxa"/>
-              <w:bottom w:w="80" w:type="dxa"/>
-              <w:left w:w="80" w:type="dxa"/>
-              <w:right w:w="80" w:type="dxa"/>
-            </w:tcMar>
-          </w:tcPr>
-          <w:p>
-            <w:pPr>
-              <w:spacing w:after="20" w:before="0"/>
-              <w:ind w:left="0" w:right="0"/>
-            </w:pPr>
-            <w:r>
-              <w:rPr>
-                <w:b/>
-                <w:sz w:val="20"/>
-              </w:rPr>
-              <w:t>RM20</w:t>
-            </w:r>
-          </w:p>
-        </w:tc>
-        <w:tc>
-          <w:tcPr>
-            <w:tcW w:type="dxa" w:w="7370"/>
-            <w:vAlign w:val="center"/>
-            <w:shd w:fill="FFFFFF"/>
-            <w:tcBorders>
-              <w:top w:val="single" w:sz="4" w:color="D9D9D9"/>
-              <w:left w:val="single" w:sz="4" w:color="D9D9D9"/>
-              <w:bottom w:val="single" w:sz="4" w:color="D9D9D9"/>
-              <w:right w:val="single" w:sz="4" w:color="D9D9D9"/>
-            </w:tcBorders>
-            <w:tcMar>
-              <w:top w:w="80" w:type="dxa"/>
-              <w:bottom w:w="80" w:type="dxa"/>
-              <w:left w:w="80" w:type="dxa"/>
-              <w:right w:w="80" w:type="dxa"/>
-            </w:tcMar>
-          </w:tcPr>
-          <w:p>
-            <w:pPr>
-              <w:spacing w:after="20" w:before="0"/>
-              <w:ind w:left="0" w:right="0"/>
-            </w:pPr>
-            <w:r>
-              <w:rPr>
-                <w:b w:val="0"/>
-                <w:sz w:val="20"/>
-              </w:rPr>
-              <w:t>Supprimer un service supprime ses sondes et son historique après confirmation. Cela ne supprime ni n’arrête le conteneur associé.</w:t>
-            </w:r>
-          </w:p>
-        </w:tc>
-      </w:tr>
-      <w:tr>
-        <w:trPr>
-          <w:cantSplit/>
-        </w:trPr>
-        <w:tc>
-          <w:tcPr>
-            <w:tcW w:type="dxa" w:w="2268"/>
-            <w:vAlign w:val="center"/>
-            <w:shd w:fill="FFFFFF"/>
-            <w:tcBorders>
-              <w:top w:val="single" w:sz="4" w:color="D9D9D9"/>
-              <w:left w:val="single" w:sz="4" w:color="D9D9D9"/>
-              <w:bottom w:val="single" w:sz="4" w:color="D9D9D9"/>
-              <w:right w:val="single" w:sz="4" w:color="D9D9D9"/>
-            </w:tcBorders>
-            <w:tcMar>
-              <w:top w:w="80" w:type="dxa"/>
-              <w:bottom w:w="80" w:type="dxa"/>
-              <w:left w:w="80" w:type="dxa"/>
-              <w:right w:w="80" w:type="dxa"/>
-            </w:tcMar>
-          </w:tcPr>
-          <w:p>
-            <w:pPr>
-              <w:spacing w:after="20" w:before="0"/>
-              <w:ind w:left="0" w:right="0"/>
-            </w:pPr>
-            <w:r>
-              <w:rPr>
-                <w:b/>
-                <w:sz w:val="20"/>
-              </w:rPr>
-              <w:t>RM21</w:t>
-            </w:r>
-          </w:p>
-        </w:tc>
-        <w:tc>
-          <w:tcPr>
-            <w:tcW w:type="dxa" w:w="7370"/>
-            <w:vAlign w:val="center"/>
-            <w:shd w:fill="FFFFFF"/>
-            <w:tcBorders>
-              <w:top w:val="single" w:sz="4" w:color="D9D9D9"/>
-              <w:left w:val="single" w:sz="4" w:color="D9D9D9"/>
-              <w:bottom w:val="single" w:sz="4" w:color="D9D9D9"/>
-              <w:right w:val="single" w:sz="4" w:color="D9D9D9"/>
-            </w:tcBorders>
-            <w:tcMar>
-              <w:top w:w="80" w:type="dxa"/>
-              <w:bottom w:w="80" w:type="dxa"/>
-              <w:left w:w="80" w:type="dxa"/>
-              <w:right w:w="80" w:type="dxa"/>
-            </w:tcMar>
-          </w:tcPr>
-          <w:p>
-            <w:pPr>
-              <w:spacing w:after="20" w:before="0"/>
-              <w:ind w:left="0" w:right="0"/>
-            </w:pPr>
-            <w:r>
-              <w:rPr>
-                <w:b w:val="0"/>
-                <w:sz w:val="20"/>
-              </w:rPr>
-              <w:t>Seul l’administrateur modifie les données ou déclenche une action. L’accès kiosque est restreint côté serveur et n’affiche aucun secret.</w:t>
-            </w:r>
-          </w:p>
-        </w:tc>
-      </w:tr>
-      <w:tr>
-        <w:trPr>
-          <w:cantSplit/>
-        </w:trPr>
-        <w:tc>
-          <w:tcPr>
-            <w:tcW w:type="dxa" w:w="2268"/>
-            <w:vAlign w:val="center"/>
-            <w:shd w:fill="FFFFFF"/>
-            <w:tcBorders>
-              <w:top w:val="single" w:sz="4" w:color="D9D9D9"/>
-              <w:left w:val="single" w:sz="4" w:color="D9D9D9"/>
-              <w:bottom w:val="single" w:sz="4" w:color="D9D9D9"/>
-              <w:right w:val="single" w:sz="4" w:color="D9D9D9"/>
-            </w:tcBorders>
-            <w:tcMar>
-              <w:top w:w="80" w:type="dxa"/>
-              <w:bottom w:w="80" w:type="dxa"/>
-              <w:left w:w="80" w:type="dxa"/>
-              <w:right w:w="80" w:type="dxa"/>
-            </w:tcMar>
-          </w:tcPr>
-          <w:p>
-            <w:pPr>
-              <w:spacing w:after="20" w:before="0"/>
-              <w:ind w:left="0" w:right="0"/>
-            </w:pPr>
-            <w:r>
-              <w:rPr>
-                <w:b/>
-                <w:sz w:val="20"/>
-              </w:rPr>
-              <w:t>RM22</w:t>
-            </w:r>
-          </w:p>
-        </w:tc>
-        <w:tc>
-          <w:tcPr>
-            <w:tcW w:type="dxa" w:w="7370"/>
-            <w:vAlign w:val="center"/>
-            <w:shd w:fill="FFFFFF"/>
-            <w:tcBorders>
-              <w:top w:val="single" w:sz="4" w:color="D9D9D9"/>
-              <w:left w:val="single" w:sz="4" w:color="D9D9D9"/>
-              <w:bottom w:val="single" w:sz="4" w:color="D9D9D9"/>
-              <w:right w:val="single" w:sz="4" w:color="D9D9D9"/>
-            </w:tcBorders>
-            <w:tcMar>
-              <w:top w:w="80" w:type="dxa"/>
-              <w:bottom w:w="80" w:type="dxa"/>
-              <w:left w:w="80" w:type="dxa"/>
-              <w:right w:w="80" w:type="dxa"/>
-            </w:tcMar>
-          </w:tcPr>
-          <w:p>
-            <w:pPr>
-              <w:spacing w:after="20" w:before="0"/>
-              <w:ind w:left="0" w:right="0"/>
-            </w:pPr>
-            <w:r>
-              <w:rPr>
-                <w:b w:val="0"/>
-                <w:sz w:val="20"/>
-              </w:rPr>
-              <w:t>Chaque instance possède un seul compte administrateur dans le MVP. Sa création s’effectue lors d’une initialisation protégée par un secret fourni au déploiement. Une fois le compte créé, ce parcours est désactivé. Aucun identifiant ni mot de passe par défaut n’est codé en dur.</w:t>
-            </w:r>
-          </w:p>
-        </w:tc>
-      </w:tr>
-    </w:tbl>
-    <w:p>
-      <w:pPr>
-        <w:spacing w:after="0"/>
-      </w:pPr>
-    </w:p>
-    <w:p>
-      <w:pPr>
-        <w:pStyle w:val="Heading1"/>
-      </w:pPr>
-      <w:r>
-        <w:t>Écrans prévus</w:t>
-      </w:r>
-    </w:p>
-    <w:tbl>
-      <w:tblPr>
-        <w:jc w:val="center"/>
-        <w:tblLayout w:type="fixed"/>
-        <w:tblLook w:firstColumn="1" w:firstRow="1" w:lastColumn="0" w:lastRow="0" w:noHBand="0" w:noVBand="1" w:val="04A0"/>
-        <w:tblW w:w="9638" w:type="dxa"/>
-        <w:tblInd w:w="0" w:type="dxa"/>
-      </w:tblPr>
-      <w:tblGrid>
-        <w:gridCol w:w="2268"/>
-        <w:gridCol w:w="7370"/>
-      </w:tblGrid>
-      <w:tr>
-        <w:trPr>
-          <w:cantSplit/>
-          <w:tblHeader/>
-        </w:trPr>
-        <w:tc>
-          <w:tcPr>
-            <w:tcW w:type="dxa" w:w="2268"/>
-            <w:vAlign w:val="center"/>
-            <w:shd w:fill="DFE8EF"/>
-            <w:tcBorders>
-              <w:top w:val="single" w:sz="4" w:color="D9D9D9"/>
-              <w:left w:val="single" w:sz="4" w:color="D9D9D9"/>
-              <w:bottom w:val="single" w:sz="4" w:color="D9D9D9"/>
-              <w:right w:val="single" w:sz="4" w:color="D9D9D9"/>
-            </w:tcBorders>
-            <w:tcMar>
-              <w:top w:w="80" w:type="dxa"/>
-              <w:bottom w:w="80" w:type="dxa"/>
-              <w:left w:w="80" w:type="dxa"/>
-              <w:right w:w="80" w:type="dxa"/>
-            </w:tcMar>
-          </w:tcPr>
-          <w:p>
-            <w:pPr>
-              <w:spacing w:after="20" w:before="0"/>
-              <w:ind w:left="0" w:right="0"/>
-            </w:pPr>
-            <w:r>
-              <w:rPr>
-                <w:b/>
-                <w:sz w:val="20"/>
-              </w:rPr>
-              <w:t>Écran</w:t>
-            </w:r>
-          </w:p>
-        </w:tc>
-        <w:tc>
-          <w:tcPr>
-            <w:tcW w:type="dxa" w:w="7370"/>
-            <w:vAlign w:val="center"/>
-            <w:shd w:fill="DFE8EF"/>
-            <w:tcBorders>
-              <w:top w:val="single" w:sz="4" w:color="D9D9D9"/>
-              <w:left w:val="single" w:sz="4" w:color="D9D9D9"/>
-              <w:bottom w:val="single" w:sz="4" w:color="D9D9D9"/>
-              <w:right w:val="single" w:sz="4" w:color="D9D9D9"/>
-            </w:tcBorders>
-            <w:tcMar>
-              <w:top w:w="80" w:type="dxa"/>
-              <w:bottom w:w="80" w:type="dxa"/>
-              <w:left w:w="80" w:type="dxa"/>
-              <w:right w:w="80" w:type="dxa"/>
-            </w:tcMar>
-          </w:tcPr>
-          <w:p>
-            <w:pPr>
-              <w:spacing w:after="20" w:before="0"/>
-              <w:ind w:left="0" w:right="0"/>
-            </w:pPr>
-            <w:r>
-              <w:rPr>
-                <w:b/>
-                <w:sz w:val="20"/>
-              </w:rPr>
-              <w:t>Contenu principal</w:t>
-            </w:r>
-          </w:p>
-        </w:tc>
-      </w:tr>
-      <w:tr>
-        <w:trPr>
-          <w:cantSplit/>
-        </w:trPr>
-        <w:tc>
-          <w:tcPr>
-            <w:tcW w:type="dxa" w:w="2268"/>
-            <w:vAlign w:val="center"/>
-            <w:shd w:fill="FFFFFF"/>
-            <w:tcBorders>
-              <w:top w:val="single" w:sz="4" w:color="D9D9D9"/>
-              <w:left w:val="single" w:sz="4" w:color="D9D9D9"/>
-              <w:bottom w:val="single" w:sz="4" w:color="D9D9D9"/>
-              <w:right w:val="single" w:sz="4" w:color="D9D9D9"/>
-            </w:tcBorders>
-            <w:tcMar>
-              <w:top w:w="80" w:type="dxa"/>
-              <w:bottom w:w="80" w:type="dxa"/>
-              <w:left w:w="80" w:type="dxa"/>
-              <w:right w:w="80" w:type="dxa"/>
-            </w:tcMar>
-          </w:tcPr>
-          <w:p>
-            <w:pPr>
-              <w:spacing w:after="20" w:before="0"/>
-              <w:ind w:left="0" w:right="0"/>
-            </w:pPr>
-            <w:r>
-              <w:rPr>
-                <w:b/>
-                <w:sz w:val="20"/>
-              </w:rPr>
-              <w:t>Connexion</w:t>
-            </w:r>
-          </w:p>
-        </w:tc>
-        <w:tc>
-          <w:tcPr>
-            <w:tcW w:type="dxa" w:w="7370"/>
-            <w:vAlign w:val="center"/>
-            <w:shd w:fill="FFFFFF"/>
-            <w:tcBorders>
-              <w:top w:val="single" w:sz="4" w:color="D9D9D9"/>
-              <w:left w:val="single" w:sz="4" w:color="D9D9D9"/>
-              <w:bottom w:val="single" w:sz="4" w:color="D9D9D9"/>
-              <w:right w:val="single" w:sz="4" w:color="D9D9D9"/>
-            </w:tcBorders>
-            <w:tcMar>
-              <w:top w:w="80" w:type="dxa"/>
-              <w:bottom w:w="80" w:type="dxa"/>
-              <w:left w:w="80" w:type="dxa"/>
-              <w:right w:w="80" w:type="dxa"/>
-            </w:tcMar>
-          </w:tcPr>
-          <w:p>
-            <w:pPr>
-              <w:spacing w:after="20" w:before="0"/>
-              <w:ind w:left="0" w:right="0"/>
-            </w:pPr>
-            <w:r>
-              <w:rPr>
-                <w:b w:val="0"/>
-                <w:sz w:val="20"/>
-              </w:rPr>
-              <w:t>Identification.</w:t>
-            </w:r>
-          </w:p>
-        </w:tc>
-      </w:tr>
-      <w:tr>
-        <w:trPr>
-          <w:cantSplit/>
-        </w:trPr>
-        <w:tc>
-          <w:tcPr>
-            <w:tcW w:type="dxa" w:w="2268"/>
-            <w:vAlign w:val="center"/>
-            <w:shd w:fill="FFFFFF"/>
-            <w:tcBorders>
-              <w:top w:val="single" w:sz="4" w:color="D9D9D9"/>
-              <w:left w:val="single" w:sz="4" w:color="D9D9D9"/>
-              <w:bottom w:val="single" w:sz="4" w:color="D9D9D9"/>
-              <w:right w:val="single" w:sz="4" w:color="D9D9D9"/>
-            </w:tcBorders>
-            <w:tcMar>
-              <w:top w:w="80" w:type="dxa"/>
-              <w:bottom w:w="80" w:type="dxa"/>
-              <w:left w:w="80" w:type="dxa"/>
-              <w:right w:w="80" w:type="dxa"/>
-            </w:tcMar>
-          </w:tcPr>
-          <w:p>
-            <w:pPr>
-              <w:spacing w:after="20" w:before="0"/>
-              <w:ind w:left="0" w:right="0"/>
-            </w:pPr>
-            <w:r>
-              <w:rPr>
-                <w:b/>
-                <w:sz w:val="20"/>
-              </w:rPr>
-              <w:t>Tableau de bord</w:t>
-            </w:r>
-          </w:p>
-        </w:tc>
-        <w:tc>
-          <w:tcPr>
-            <w:tcW w:type="dxa" w:w="7370"/>
-            <w:vAlign w:val="center"/>
-            <w:shd w:fill="FFFFFF"/>
-            <w:tcBorders>
-              <w:top w:val="single" w:sz="4" w:color="D9D9D9"/>
-              <w:left w:val="single" w:sz="4" w:color="D9D9D9"/>
-              <w:bottom w:val="single" w:sz="4" w:color="D9D9D9"/>
-              <w:right w:val="single" w:sz="4" w:color="D9D9D9"/>
-            </w:tcBorders>
-            <w:tcMar>
-              <w:top w:w="80" w:type="dxa"/>
-              <w:bottom w:w="80" w:type="dxa"/>
-              <w:left w:w="80" w:type="dxa"/>
-              <w:right w:w="80" w:type="dxa"/>
-            </w:tcMar>
-          </w:tcPr>
-          <w:p>
-            <w:pPr>
-              <w:spacing w:after="20" w:before="0"/>
-              <w:ind w:left="0" w:right="0"/>
-            </w:pPr>
-            <w:r>
-              <w:rPr>
-                <w:b w:val="0"/>
-                <w:sz w:val="20"/>
-              </w:rPr>
-              <w:t>Services, disponibilité, incidents actifs et avertissements.</w:t>
-            </w:r>
-          </w:p>
-        </w:tc>
-      </w:tr>
-      <w:tr>
-        <w:trPr>
-          <w:cantSplit/>
-        </w:trPr>
-        <w:tc>
-          <w:tcPr>
-            <w:tcW w:type="dxa" w:w="2268"/>
-            <w:vAlign w:val="center"/>
-            <w:shd w:fill="FFFFFF"/>
-            <w:tcBorders>
-              <w:top w:val="single" w:sz="4" w:color="D9D9D9"/>
-              <w:left w:val="single" w:sz="4" w:color="D9D9D9"/>
-              <w:bottom w:val="single" w:sz="4" w:color="D9D9D9"/>
-              <w:right w:val="single" w:sz="4" w:color="D9D9D9"/>
-            </w:tcBorders>
-            <w:tcMar>
-              <w:top w:w="80" w:type="dxa"/>
-              <w:bottom w:w="80" w:type="dxa"/>
-              <w:left w:w="80" w:type="dxa"/>
-              <w:right w:w="80" w:type="dxa"/>
-            </w:tcMar>
-          </w:tcPr>
-          <w:p>
-            <w:pPr>
-              <w:spacing w:after="20" w:before="0"/>
-              <w:ind w:left="0" w:right="0"/>
-            </w:pPr>
-            <w:r>
-              <w:rPr>
-                <w:b/>
-                <w:sz w:val="20"/>
-              </w:rPr>
-              <w:t>Fiche service</w:t>
-            </w:r>
-          </w:p>
-        </w:tc>
-        <w:tc>
-          <w:tcPr>
-            <w:tcW w:type="dxa" w:w="7370"/>
-            <w:vAlign w:val="center"/>
-            <w:shd w:fill="FFFFFF"/>
-            <w:tcBorders>
-              <w:top w:val="single" w:sz="4" w:color="D9D9D9"/>
-              <w:left w:val="single" w:sz="4" w:color="D9D9D9"/>
-              <w:bottom w:val="single" w:sz="4" w:color="D9D9D9"/>
-              <w:right w:val="single" w:sz="4" w:color="D9D9D9"/>
-            </w:tcBorders>
-            <w:tcMar>
-              <w:top w:w="80" w:type="dxa"/>
-              <w:bottom w:w="80" w:type="dxa"/>
-              <w:left w:w="80" w:type="dxa"/>
-              <w:right w:w="80" w:type="dxa"/>
-            </w:tcMar>
-          </w:tcPr>
-          <w:p>
-            <w:pPr>
-              <w:spacing w:after="20" w:before="0"/>
-              <w:ind w:left="0" w:right="0"/>
-            </w:pPr>
-            <w:r>
-              <w:rPr>
-                <w:b w:val="0"/>
-                <w:sz w:val="20"/>
-              </w:rPr>
-              <w:t>Configuration, sondes, informations techniques, état Docker, contrôle immédiat, commandes, maintenance et historique.</w:t>
-            </w:r>
-          </w:p>
-        </w:tc>
-      </w:tr>
-      <w:tr>
-        <w:trPr>
-          <w:cantSplit/>
-        </w:trPr>
-        <w:tc>
-          <w:tcPr>
-            <w:tcW w:type="dxa" w:w="2268"/>
-            <w:vAlign w:val="center"/>
-            <w:shd w:fill="FFFFFF"/>
-            <w:tcBorders>
-              <w:top w:val="single" w:sz="4" w:color="D9D9D9"/>
-              <w:left w:val="single" w:sz="4" w:color="D9D9D9"/>
-              <w:bottom w:val="single" w:sz="4" w:color="D9D9D9"/>
-              <w:right w:val="single" w:sz="4" w:color="D9D9D9"/>
-            </w:tcBorders>
-            <w:tcMar>
-              <w:top w:w="80" w:type="dxa"/>
-              <w:bottom w:w="80" w:type="dxa"/>
-              <w:left w:w="80" w:type="dxa"/>
-              <w:right w:w="80" w:type="dxa"/>
-            </w:tcMar>
-          </w:tcPr>
-          <w:p>
-            <w:pPr>
-              <w:spacing w:after="20" w:before="0"/>
-              <w:ind w:left="0" w:right="0"/>
-            </w:pPr>
-            <w:r>
-              <w:rPr>
-                <w:b/>
-                <w:sz w:val="20"/>
-              </w:rPr>
-              <w:t>Incidents</w:t>
-            </w:r>
-          </w:p>
-        </w:tc>
-        <w:tc>
-          <w:tcPr>
-            <w:tcW w:type="dxa" w:w="7370"/>
-            <w:vAlign w:val="center"/>
-            <w:shd w:fill="FFFFFF"/>
-            <w:tcBorders>
-              <w:top w:val="single" w:sz="4" w:color="D9D9D9"/>
-              <w:left w:val="single" w:sz="4" w:color="D9D9D9"/>
-              <w:bottom w:val="single" w:sz="4" w:color="D9D9D9"/>
-              <w:right w:val="single" w:sz="4" w:color="D9D9D9"/>
-            </w:tcBorders>
-            <w:tcMar>
-              <w:top w:w="80" w:type="dxa"/>
-              <w:bottom w:w="80" w:type="dxa"/>
-              <w:left w:w="80" w:type="dxa"/>
-              <w:right w:w="80" w:type="dxa"/>
-            </w:tcMar>
-          </w:tcPr>
-          <w:p>
-            <w:pPr>
-              <w:spacing w:after="20" w:before="0"/>
-              <w:ind w:left="0" w:right="0"/>
-            </w:pPr>
-            <w:r>
-              <w:rPr>
-                <w:b w:val="0"/>
-                <w:sz w:val="20"/>
-              </w:rPr>
-              <w:t>Liste et détail : chronologie, prise en charge, notes et accès aux interventions.</w:t>
-            </w:r>
-          </w:p>
-        </w:tc>
-      </w:tr>
-      <w:tr>
-        <w:trPr>
-          <w:cantSplit/>
-        </w:trPr>
-        <w:tc>
-          <w:tcPr>
-            <w:tcW w:type="dxa" w:w="2268"/>
-            <w:vAlign w:val="center"/>
-            <w:shd w:fill="FFFFFF"/>
-            <w:tcBorders>
-              <w:top w:val="single" w:sz="4" w:color="D9D9D9"/>
-              <w:left w:val="single" w:sz="4" w:color="D9D9D9"/>
-              <w:bottom w:val="single" w:sz="4" w:color="D9D9D9"/>
-              <w:right w:val="single" w:sz="4" w:color="D9D9D9"/>
-            </w:tcBorders>
-            <w:tcMar>
-              <w:top w:w="80" w:type="dxa"/>
-              <w:bottom w:w="80" w:type="dxa"/>
-              <w:left w:w="80" w:type="dxa"/>
-              <w:right w:w="80" w:type="dxa"/>
-            </w:tcMar>
-          </w:tcPr>
-          <w:p>
-            <w:pPr>
-              <w:spacing w:after="20" w:before="0"/>
-              <w:ind w:left="0" w:right="0"/>
-            </w:pPr>
-            <w:r>
-              <w:rPr>
-                <w:b/>
-                <w:sz w:val="20"/>
-              </w:rPr>
-              <w:t>Paramètres</w:t>
-            </w:r>
-          </w:p>
-        </w:tc>
-        <w:tc>
-          <w:tcPr>
-            <w:tcW w:type="dxa" w:w="7370"/>
-            <w:vAlign w:val="center"/>
-            <w:shd w:fill="FFFFFF"/>
-            <w:tcBorders>
-              <w:top w:val="single" w:sz="4" w:color="D9D9D9"/>
-              <w:left w:val="single" w:sz="4" w:color="D9D9D9"/>
-              <w:bottom w:val="single" w:sz="4" w:color="D9D9D9"/>
-              <w:right w:val="single" w:sz="4" w:color="D9D9D9"/>
-            </w:tcBorders>
-            <w:tcMar>
-              <w:top w:w="80" w:type="dxa"/>
-              <w:bottom w:w="80" w:type="dxa"/>
-              <w:left w:w="80" w:type="dxa"/>
-              <w:right w:w="80" w:type="dxa"/>
-            </w:tcMar>
-          </w:tcPr>
-          <w:p>
-            <w:pPr>
-              <w:spacing w:after="20" w:before="0"/>
-              <w:ind w:left="0" w:right="0"/>
-            </w:pPr>
-            <w:r>
-              <w:rPr>
-                <w:b w:val="0"/>
-                <w:sz w:val="20"/>
-              </w:rPr>
-              <w:t>Mot de passe, courriel d’alerte, réglages généraux et état du connecteur Docker.</w:t>
-            </w:r>
-          </w:p>
-        </w:tc>
-      </w:tr>
-      <w:tr>
-        <w:trPr>
-          <w:cantSplit/>
-        </w:trPr>
-        <w:tc>
-          <w:tcPr>
-            <w:tcW w:type="dxa" w:w="2268"/>
-            <w:vAlign w:val="center"/>
-            <w:shd w:fill="FFFFFF"/>
-            <w:tcBorders>
-              <w:top w:val="single" w:sz="4" w:color="D9D9D9"/>
-              <w:left w:val="single" w:sz="4" w:color="D9D9D9"/>
-              <w:bottom w:val="single" w:sz="4" w:color="D9D9D9"/>
-              <w:right w:val="single" w:sz="4" w:color="D9D9D9"/>
-            </w:tcBorders>
-            <w:tcMar>
-              <w:top w:w="80" w:type="dxa"/>
-              <w:bottom w:w="80" w:type="dxa"/>
-              <w:left w:w="80" w:type="dxa"/>
-              <w:right w:w="80" w:type="dxa"/>
-            </w:tcMar>
-          </w:tcPr>
-          <w:p>
-            <w:pPr>
-              <w:spacing w:after="20" w:before="0"/>
-              <w:ind w:left="0" w:right="0"/>
-            </w:pPr>
-            <w:r>
-              <w:rPr>
-                <w:b/>
-                <w:sz w:val="20"/>
-              </w:rPr>
-              <w:t>Kiosque</w:t>
-            </w:r>
-          </w:p>
-        </w:tc>
-        <w:tc>
-          <w:tcPr>
-            <w:tcW w:type="dxa" w:w="7370"/>
-            <w:vAlign w:val="center"/>
-            <w:shd w:fill="FFFFFF"/>
-            <w:tcBorders>
-              <w:top w:val="single" w:sz="4" w:color="D9D9D9"/>
-              <w:left w:val="single" w:sz="4" w:color="D9D9D9"/>
-              <w:bottom w:val="single" w:sz="4" w:color="D9D9D9"/>
-              <w:right w:val="single" w:sz="4" w:color="D9D9D9"/>
-            </w:tcBorders>
-            <w:tcMar>
-              <w:top w:w="80" w:type="dxa"/>
-              <w:bottom w:w="80" w:type="dxa"/>
-              <w:left w:w="80" w:type="dxa"/>
-              <w:right w:w="80" w:type="dxa"/>
-            </w:tcMar>
-          </w:tcPr>
-          <w:p>
-            <w:pPr>
-              <w:spacing w:after="20" w:before="0"/>
-              <w:ind w:left="0" w:right="0"/>
-            </w:pPr>
-            <w:r>
-              <w:rPr>
-                <w:b w:val="0"/>
-                <w:sz w:val="20"/>
-              </w:rPr>
-              <w:t>Dashboard lisible à distance, actualisé automatiquement et en lecture seule.</w:t>
-            </w:r>
-          </w:p>
-        </w:tc>
-      </w:tr>
-      <w:tr>
-        <w:trPr>
-          <w:cantSplit/>
-        </w:trPr>
-        <w:tc>
-          <w:tcPr>
-            <w:tcW w:type="dxa" w:w="2268"/>
-            <w:vAlign w:val="center"/>
-            <w:shd w:fill="FFFFFF"/>
-            <w:tcBorders>
-              <w:top w:val="single" w:sz="4" w:color="D9D9D9"/>
-              <w:left w:val="single" w:sz="4" w:color="D9D9D9"/>
-              <w:bottom w:val="single" w:sz="4" w:color="D9D9D9"/>
-              <w:right w:val="single" w:sz="4" w:color="D9D9D9"/>
-            </w:tcBorders>
-            <w:tcMar>
-              <w:top w:w="80" w:type="dxa"/>
-              <w:bottom w:w="80" w:type="dxa"/>
-              <w:left w:w="80" w:type="dxa"/>
-              <w:right w:w="80" w:type="dxa"/>
-            </w:tcMar>
-          </w:tcPr>
-          <w:p>
-            <w:pPr>
-              <w:spacing w:after="20" w:before="0"/>
-              <w:ind w:left="0" w:right="0"/>
-            </w:pPr>
-            <w:r>
-              <w:rPr>
-                <w:b/>
-                <w:sz w:val="20"/>
-              </w:rPr>
-              <w:t>Initialisation</w:t>
-            </w:r>
-          </w:p>
-        </w:tc>
-        <w:tc>
-          <w:tcPr>
-            <w:tcW w:type="dxa" w:w="7370"/>
-            <w:vAlign w:val="center"/>
-            <w:shd w:fill="FFFFFF"/>
-            <w:tcBorders>
-              <w:top w:val="single" w:sz="4" w:color="D9D9D9"/>
-              <w:left w:val="single" w:sz="4" w:color="D9D9D9"/>
-              <w:bottom w:val="single" w:sz="4" w:color="D9D9D9"/>
-              <w:right w:val="single" w:sz="4" w:color="D9D9D9"/>
-            </w:tcBorders>
-            <w:tcMar>
-              <w:top w:w="80" w:type="dxa"/>
-              <w:bottom w:w="80" w:type="dxa"/>
-              <w:left w:w="80" w:type="dxa"/>
-              <w:right w:w="80" w:type="dxa"/>
-            </w:tcMar>
-          </w:tcPr>
-          <w:p>
-            <w:pPr>
-              <w:spacing w:after="20" w:before="0"/>
-              <w:ind w:left="0" w:right="0"/>
-            </w:pPr>
-            <w:r>
-              <w:rPr>
-                <w:b w:val="0"/>
-                <w:sz w:val="20"/>
-              </w:rPr>
-              <w:t>Création du compte administrateur au premier démarrage, après vérification du secret d’initialisation. Écran inaccessible après configuration.</w:t>
-            </w:r>
-          </w:p>
-        </w:tc>
-      </w:tr>
-    </w:tbl>
-    <w:p>
-      <w:pPr>
-        <w:spacing w:after="0"/>
-      </w:pPr>
-    </w:p>
-    <w:p>
-      <w:r>
-        <w:t>L’interface est responsive, avec les mêmes actions administratives sur PC et mobile. La PWA permet son installation sur les appareils compatibles. Les notifications du MVP sont envoyées par courriel.</w:t>
-      </w:r>
-    </w:p>
-    <w:p>
-      <w:pPr>
-        <w:pStyle w:val="Heading1"/>
-      </w:pPr>
-      <w:r>
-        <w:t>Lab de test et passage au homelab</w:t>
-      </w:r>
-    </w:p>
-    <w:tbl>
-      <w:tblPr>
-        <w:jc w:val="center"/>
-        <w:tblLayout w:type="fixed"/>
-        <w:tblLook w:firstColumn="1" w:firstRow="1" w:lastColumn="0" w:lastRow="0" w:noHBand="0" w:noVBand="1" w:val="04A0"/>
-        <w:tblW w:w="9638" w:type="dxa"/>
-        <w:tblInd w:w="0" w:type="dxa"/>
-      </w:tblPr>
-      <w:tblGrid>
-        <w:gridCol w:w="2268"/>
-        <w:gridCol w:w="7370"/>
-      </w:tblGrid>
-      <w:tr>
-        <w:trPr>
-          <w:cantSplit/>
-          <w:tblHeader/>
-        </w:trPr>
-        <w:tc>
-          <w:tcPr>
-            <w:tcW w:type="dxa" w:w="2268"/>
-            <w:vAlign w:val="center"/>
-            <w:shd w:fill="DFE8EF"/>
-            <w:tcBorders>
-              <w:top w:val="single" w:sz="4" w:color="D9D9D9"/>
-              <w:left w:val="single" w:sz="4" w:color="D9D9D9"/>
-              <w:bottom w:val="single" w:sz="4" w:color="D9D9D9"/>
-              <w:right w:val="single" w:sz="4" w:color="D9D9D9"/>
-            </w:tcBorders>
-            <w:tcMar>
-              <w:top w:w="80" w:type="dxa"/>
-              <w:bottom w:w="80" w:type="dxa"/>
-              <w:left w:w="80" w:type="dxa"/>
-              <w:right w:w="80" w:type="dxa"/>
-            </w:tcMar>
-          </w:tcPr>
-          <w:p>
-            <w:pPr>
-              <w:spacing w:after="20" w:before="0"/>
-              <w:ind w:left="0" w:right="0"/>
-            </w:pPr>
-            <w:r>
-              <w:rPr>
-                <w:b/>
-                <w:sz w:val="20"/>
-              </w:rPr>
-              <w:t>Exigence</w:t>
-            </w:r>
-          </w:p>
-        </w:tc>
-        <w:tc>
-          <w:tcPr>
-            <w:tcW w:type="dxa" w:w="7370"/>
-            <w:vAlign w:val="center"/>
-            <w:shd w:fill="DFE8EF"/>
-            <w:tcBorders>
-              <w:top w:val="single" w:sz="4" w:color="D9D9D9"/>
-              <w:left w:val="single" w:sz="4" w:color="D9D9D9"/>
-              <w:bottom w:val="single" w:sz="4" w:color="D9D9D9"/>
-              <w:right w:val="single" w:sz="4" w:color="D9D9D9"/>
-            </w:tcBorders>
-            <w:tcMar>
-              <w:top w:w="80" w:type="dxa"/>
-              <w:bottom w:w="80" w:type="dxa"/>
-              <w:left w:w="80" w:type="dxa"/>
-              <w:right w:w="80" w:type="dxa"/>
-            </w:tcMar>
-          </w:tcPr>
-          <w:p>
-            <w:pPr>
-              <w:spacing w:after="20" w:before="0"/>
-              <w:ind w:left="0" w:right="0"/>
-            </w:pPr>
-            <w:r>
-              <w:rPr>
-                <w:b/>
-                <w:sz w:val="20"/>
-              </w:rPr>
-              <w:t>Mise en œuvre</w:t>
-            </w:r>
-          </w:p>
-        </w:tc>
-      </w:tr>
-      <w:tr>
-        <w:trPr>
-          <w:cantSplit/>
-        </w:trPr>
-        <w:tc>
-          <w:tcPr>
-            <w:tcW w:type="dxa" w:w="2268"/>
-            <w:vAlign w:val="center"/>
-            <w:shd w:fill="FFFFFF"/>
-            <w:tcBorders>
-              <w:top w:val="single" w:sz="4" w:color="D9D9D9"/>
-              <w:left w:val="single" w:sz="4" w:color="D9D9D9"/>
-              <w:bottom w:val="single" w:sz="4" w:color="D9D9D9"/>
-              <w:right w:val="single" w:sz="4" w:color="D9D9D9"/>
-            </w:tcBorders>
-            <w:tcMar>
-              <w:top w:w="80" w:type="dxa"/>
-              <w:bottom w:w="80" w:type="dxa"/>
-              <w:left w:w="80" w:type="dxa"/>
-              <w:right w:w="80" w:type="dxa"/>
-            </w:tcMar>
-          </w:tcPr>
-          <w:p>
-            <w:pPr>
-              <w:spacing w:after="20" w:before="0"/>
-              <w:ind w:left="0" w:right="0"/>
-            </w:pPr>
-            <w:r>
-              <w:rPr>
-                <w:b/>
-                <w:sz w:val="20"/>
-              </w:rPr>
-              <w:t>Contrôles réels</w:t>
-            </w:r>
-          </w:p>
-        </w:tc>
-        <w:tc>
-          <w:tcPr>
-            <w:tcW w:type="dxa" w:w="7370"/>
-            <w:vAlign w:val="center"/>
-            <w:shd w:fill="FFFFFF"/>
-            <w:tcBorders>
-              <w:top w:val="single" w:sz="4" w:color="D9D9D9"/>
-              <w:left w:val="single" w:sz="4" w:color="D9D9D9"/>
-              <w:bottom w:val="single" w:sz="4" w:color="D9D9D9"/>
-              <w:right w:val="single" w:sz="4" w:color="D9D9D9"/>
-            </w:tcBorders>
-            <w:tcMar>
-              <w:top w:w="80" w:type="dxa"/>
-              <w:bottom w:w="80" w:type="dxa"/>
-              <w:left w:w="80" w:type="dxa"/>
-              <w:right w:w="80" w:type="dxa"/>
-            </w:tcMar>
-          </w:tcPr>
-          <w:p>
-            <w:pPr>
-              <w:spacing w:after="20" w:before="0"/>
-              <w:ind w:left="0" w:right="0"/>
-            </w:pPr>
-            <w:r>
-              <w:rPr>
-                <w:b w:val="0"/>
-                <w:sz w:val="20"/>
-              </w:rPr>
-              <w:t>Services HTTP, TCP et HTTPS de test, avec erreurs, lenteurs et certificats de test. Les sondes effectuent de véritables requêtes réseau.</w:t>
-            </w:r>
-          </w:p>
-        </w:tc>
-      </w:tr>
-      <w:tr>
-        <w:trPr>
-          <w:cantSplit/>
-        </w:trPr>
-        <w:tc>
-          <w:tcPr>
-            <w:tcW w:type="dxa" w:w="2268"/>
-            <w:vAlign w:val="center"/>
-            <w:shd w:fill="FFFFFF"/>
-            <w:tcBorders>
-              <w:top w:val="single" w:sz="4" w:color="D9D9D9"/>
-              <w:left w:val="single" w:sz="4" w:color="D9D9D9"/>
-              <w:bottom w:val="single" w:sz="4" w:color="D9D9D9"/>
-              <w:right w:val="single" w:sz="4" w:color="D9D9D9"/>
-            </w:tcBorders>
-            <w:tcMar>
-              <w:top w:w="80" w:type="dxa"/>
-              <w:bottom w:w="80" w:type="dxa"/>
-              <w:left w:w="80" w:type="dxa"/>
-              <w:right w:w="80" w:type="dxa"/>
-            </w:tcMar>
-          </w:tcPr>
-          <w:p>
-            <w:pPr>
-              <w:spacing w:after="20" w:before="0"/>
-              <w:ind w:left="0" w:right="0"/>
-            </w:pPr>
-            <w:r>
-              <w:rPr>
-                <w:b/>
-                <w:sz w:val="20"/>
-              </w:rPr>
-              <w:t>Pilotage réel</w:t>
-            </w:r>
-          </w:p>
-        </w:tc>
-        <w:tc>
-          <w:tcPr>
-            <w:tcW w:type="dxa" w:w="7370"/>
-            <w:vAlign w:val="center"/>
-            <w:shd w:fill="FFFFFF"/>
-            <w:tcBorders>
-              <w:top w:val="single" w:sz="4" w:color="D9D9D9"/>
-              <w:left w:val="single" w:sz="4" w:color="D9D9D9"/>
-              <w:bottom w:val="single" w:sz="4" w:color="D9D9D9"/>
-              <w:right w:val="single" w:sz="4" w:color="D9D9D9"/>
-            </w:tcBorders>
-            <w:tcMar>
-              <w:top w:w="80" w:type="dxa"/>
-              <w:bottom w:w="80" w:type="dxa"/>
-              <w:left w:w="80" w:type="dxa"/>
-              <w:right w:w="80" w:type="dxa"/>
-            </w:tcMar>
-          </w:tcPr>
-          <w:p>
-            <w:pPr>
-              <w:spacing w:after="20" w:before="0"/>
-              <w:ind w:left="0" w:right="0"/>
-            </w:pPr>
-            <w:r>
-              <w:rPr>
-                <w:b w:val="0"/>
-                <w:sz w:val="20"/>
-              </w:rPr>
-              <w:t>Conteneurs autorisés permettant de tester démarrage, arrêt, redémarrage et vérification du rétablissement.</w:t>
-            </w:r>
-          </w:p>
-        </w:tc>
-      </w:tr>
-      <w:tr>
-        <w:trPr>
-          <w:cantSplit/>
-        </w:trPr>
-        <w:tc>
-          <w:tcPr>
-            <w:tcW w:type="dxa" w:w="2268"/>
-            <w:vAlign w:val="center"/>
-            <w:shd w:fill="FFFFFF"/>
-            <w:tcBorders>
-              <w:top w:val="single" w:sz="4" w:color="D9D9D9"/>
-              <w:left w:val="single" w:sz="4" w:color="D9D9D9"/>
-              <w:bottom w:val="single" w:sz="4" w:color="D9D9D9"/>
-              <w:right w:val="single" w:sz="4" w:color="D9D9D9"/>
-            </w:tcBorders>
-            <w:tcMar>
-              <w:top w:w="80" w:type="dxa"/>
-              <w:bottom w:w="80" w:type="dxa"/>
-              <w:left w:w="80" w:type="dxa"/>
-              <w:right w:w="80" w:type="dxa"/>
-            </w:tcMar>
-          </w:tcPr>
-          <w:p>
-            <w:pPr>
-              <w:spacing w:after="20" w:before="0"/>
-              <w:ind w:left="0" w:right="0"/>
-            </w:pPr>
-            <w:r>
-              <w:rPr>
-                <w:b/>
-                <w:sz w:val="20"/>
-              </w:rPr>
-              <w:t>Déploiement reproductible</w:t>
-            </w:r>
-          </w:p>
-        </w:tc>
-        <w:tc>
-          <w:tcPr>
-            <w:tcW w:type="dxa" w:w="7370"/>
-            <w:vAlign w:val="center"/>
-            <w:shd w:fill="FFFFFF"/>
-            <w:tcBorders>
-              <w:top w:val="single" w:sz="4" w:color="D9D9D9"/>
-              <w:left w:val="single" w:sz="4" w:color="D9D9D9"/>
-              <w:bottom w:val="single" w:sz="4" w:color="D9D9D9"/>
-              <w:right w:val="single" w:sz="4" w:color="D9D9D9"/>
-            </w:tcBorders>
-            <w:tcMar>
-              <w:top w:w="80" w:type="dxa"/>
-              <w:bottom w:w="80" w:type="dxa"/>
-              <w:left w:w="80" w:type="dxa"/>
-              <w:right w:w="80" w:type="dxa"/>
-            </w:tcMar>
-          </w:tcPr>
-          <w:p>
-            <w:pPr>
-              <w:spacing w:after="20" w:before="0"/>
-              <w:ind w:left="0" w:right="0"/>
-            </w:pPr>
-            <w:r>
-              <w:rPr>
-                <w:b w:val="0"/>
-                <w:sz w:val="20"/>
-              </w:rPr>
-              <w:t>Mêmes versions des images HomeOps et même procédure entre lab et homelab ; configurations adaptées à chaque environnement.</w:t>
-            </w:r>
-          </w:p>
-        </w:tc>
-      </w:tr>
-      <w:tr>
-        <w:trPr>
-          <w:cantSplit/>
-        </w:trPr>
-        <w:tc>
-          <w:tcPr>
-            <w:tcW w:type="dxa" w:w="2268"/>
-            <w:vAlign w:val="center"/>
-            <w:shd w:fill="FFFFFF"/>
-            <w:tcBorders>
-              <w:top w:val="single" w:sz="4" w:color="D9D9D9"/>
-              <w:left w:val="single" w:sz="4" w:color="D9D9D9"/>
-              <w:bottom w:val="single" w:sz="4" w:color="D9D9D9"/>
-              <w:right w:val="single" w:sz="4" w:color="D9D9D9"/>
-            </w:tcBorders>
-            <w:tcMar>
-              <w:top w:w="80" w:type="dxa"/>
-              <w:bottom w:w="80" w:type="dxa"/>
-              <w:left w:w="80" w:type="dxa"/>
-              <w:right w:w="80" w:type="dxa"/>
-            </w:tcMar>
-          </w:tcPr>
-          <w:p>
-            <w:pPr>
-              <w:spacing w:after="20" w:before="0"/>
-              <w:ind w:left="0" w:right="0"/>
-            </w:pPr>
-            <w:r>
-              <w:rPr>
-                <w:b/>
-                <w:sz w:val="20"/>
-              </w:rPr>
-              <w:t>Configuration externalisée</w:t>
-            </w:r>
-          </w:p>
-        </w:tc>
-        <w:tc>
-          <w:tcPr>
-            <w:tcW w:type="dxa" w:w="7370"/>
-            <w:vAlign w:val="center"/>
-            <w:shd w:fill="FFFFFF"/>
-            <w:tcBorders>
-              <w:top w:val="single" w:sz="4" w:color="D9D9D9"/>
-              <w:left w:val="single" w:sz="4" w:color="D9D9D9"/>
-              <w:bottom w:val="single" w:sz="4" w:color="D9D9D9"/>
-              <w:right w:val="single" w:sz="4" w:color="D9D9D9"/>
-            </w:tcBorders>
-            <w:tcMar>
-              <w:top w:w="80" w:type="dxa"/>
-              <w:bottom w:w="80" w:type="dxa"/>
-              <w:left w:w="80" w:type="dxa"/>
-              <w:right w:w="80" w:type="dxa"/>
-            </w:tcMar>
-          </w:tcPr>
-          <w:p>
-            <w:pPr>
-              <w:spacing w:after="20" w:before="0"/>
-              <w:ind w:left="0" w:right="0"/>
-            </w:pPr>
-            <w:r>
-              <w:rPr>
-                <w:b w:val="0"/>
-                <w:sz w:val="20"/>
-              </w:rPr>
-              <w:t>Aucun secret, adresse ou chemin propre au lab codé en dur.</w:t>
-            </w:r>
-          </w:p>
-        </w:tc>
-      </w:tr>
-      <w:tr>
-        <w:trPr>
-          <w:cantSplit/>
-        </w:trPr>
-        <w:tc>
-          <w:tcPr>
-            <w:tcW w:type="dxa" w:w="2268"/>
-            <w:vAlign w:val="center"/>
-            <w:shd w:fill="FFFFFF"/>
-            <w:tcBorders>
-              <w:top w:val="single" w:sz="4" w:color="D9D9D9"/>
-              <w:left w:val="single" w:sz="4" w:color="D9D9D9"/>
-              <w:bottom w:val="single" w:sz="4" w:color="D9D9D9"/>
-              <w:right w:val="single" w:sz="4" w:color="D9D9D9"/>
-            </w:tcBorders>
-            <w:tcMar>
-              <w:top w:w="80" w:type="dxa"/>
-              <w:bottom w:w="80" w:type="dxa"/>
-              <w:left w:w="80" w:type="dxa"/>
-              <w:right w:w="80" w:type="dxa"/>
-            </w:tcMar>
-          </w:tcPr>
-          <w:p>
-            <w:pPr>
-              <w:spacing w:after="20" w:before="0"/>
-              <w:ind w:left="0" w:right="0"/>
-            </w:pPr>
-            <w:r>
-              <w:rPr>
-                <w:b/>
-                <w:sz w:val="20"/>
-              </w:rPr>
-              <w:t>Isolation</w:t>
-            </w:r>
-          </w:p>
-        </w:tc>
-        <w:tc>
-          <w:tcPr>
-            <w:tcW w:type="dxa" w:w="7370"/>
-            <w:vAlign w:val="center"/>
-            <w:shd w:fill="FFFFFF"/>
-            <w:tcBorders>
-              <w:top w:val="single" w:sz="4" w:color="D9D9D9"/>
-              <w:left w:val="single" w:sz="4" w:color="D9D9D9"/>
-              <w:bottom w:val="single" w:sz="4" w:color="D9D9D9"/>
-              <w:right w:val="single" w:sz="4" w:color="D9D9D9"/>
-            </w:tcBorders>
-            <w:tcMar>
-              <w:top w:w="80" w:type="dxa"/>
-              <w:bottom w:w="80" w:type="dxa"/>
-              <w:left w:w="80" w:type="dxa"/>
-              <w:right w:w="80" w:type="dxa"/>
-            </w:tcMar>
-          </w:tcPr>
-          <w:p>
-            <w:pPr>
-              <w:spacing w:after="20" w:before="0"/>
-              <w:ind w:left="0" w:right="0"/>
-            </w:pPr>
-            <w:r>
-              <w:rPr>
-                <w:b w:val="0"/>
-                <w:sz w:val="20"/>
-              </w:rPr>
-              <w:t>Données, secrets et cibles distincts ; le lab ne peut pas commander les conteneurs du homelab réel.</w:t>
-            </w:r>
-          </w:p>
-        </w:tc>
-      </w:tr>
-      <w:tr>
-        <w:trPr>
-          <w:cantSplit/>
-        </w:trPr>
-        <w:tc>
-          <w:tcPr>
-            <w:tcW w:type="dxa" w:w="2268"/>
-            <w:vAlign w:val="center"/>
-            <w:shd w:fill="FFFFFF"/>
-            <w:tcBorders>
-              <w:top w:val="single" w:sz="4" w:color="D9D9D9"/>
-              <w:left w:val="single" w:sz="4" w:color="D9D9D9"/>
-              <w:bottom w:val="single" w:sz="4" w:color="D9D9D9"/>
-              <w:right w:val="single" w:sz="4" w:color="D9D9D9"/>
-            </w:tcBorders>
-            <w:tcMar>
-              <w:top w:w="80" w:type="dxa"/>
-              <w:bottom w:w="80" w:type="dxa"/>
-              <w:left w:w="80" w:type="dxa"/>
-              <w:right w:w="80" w:type="dxa"/>
-            </w:tcMar>
-          </w:tcPr>
-          <w:p>
-            <w:pPr>
-              <w:spacing w:after="20" w:before="0"/>
-              <w:ind w:left="0" w:right="0"/>
-            </w:pPr>
-            <w:r>
-              <w:rPr>
-                <w:b/>
-                <w:sz w:val="20"/>
-              </w:rPr>
-              <w:t>Validation réseau</w:t>
-            </w:r>
-          </w:p>
-        </w:tc>
-        <w:tc>
-          <w:tcPr>
-            <w:tcW w:type="dxa" w:w="7370"/>
-            <w:vAlign w:val="center"/>
-            <w:shd w:fill="FFFFFF"/>
-            <w:tcBorders>
-              <w:top w:val="single" w:sz="4" w:color="D9D9D9"/>
-              <w:left w:val="single" w:sz="4" w:color="D9D9D9"/>
-              <w:bottom w:val="single" w:sz="4" w:color="D9D9D9"/>
-              <w:right w:val="single" w:sz="4" w:color="D9D9D9"/>
-            </w:tcBorders>
-            <w:tcMar>
-              <w:top w:w="80" w:type="dxa"/>
-              <w:bottom w:w="80" w:type="dxa"/>
-              <w:left w:w="80" w:type="dxa"/>
-              <w:right w:w="80" w:type="dxa"/>
-            </w:tcMar>
-          </w:tcPr>
-          <w:p>
-            <w:pPr>
-              <w:spacing w:after="20" w:before="0"/>
-              <w:ind w:left="0" w:right="0"/>
-            </w:pPr>
-            <w:r>
-              <w:rPr>
-                <w:b w:val="0"/>
-                <w:sz w:val="20"/>
-              </w:rPr>
-              <w:t>Tester une cible extérieure au réseau Docker, DNS, filtrage réseau, HTTPS et accès mobile via VPN.</w:t>
-            </w:r>
-          </w:p>
-        </w:tc>
-      </w:tr>
-      <w:tr>
-        <w:trPr>
-          <w:cantSplit/>
-        </w:trPr>
-        <w:tc>
-          <w:tcPr>
-            <w:tcW w:type="dxa" w:w="2268"/>
-            <w:vAlign w:val="center"/>
-            <w:shd w:fill="FFFFFF"/>
-            <w:tcBorders>
-              <w:top w:val="single" w:sz="4" w:color="D9D9D9"/>
-              <w:left w:val="single" w:sz="4" w:color="D9D9D9"/>
-              <w:bottom w:val="single" w:sz="4" w:color="D9D9D9"/>
-              <w:right w:val="single" w:sz="4" w:color="D9D9D9"/>
-            </w:tcBorders>
-            <w:tcMar>
-              <w:top w:w="80" w:type="dxa"/>
-              <w:bottom w:w="80" w:type="dxa"/>
-              <w:left w:w="80" w:type="dxa"/>
-              <w:right w:w="80" w:type="dxa"/>
-            </w:tcMar>
-          </w:tcPr>
-          <w:p>
-            <w:pPr>
-              <w:spacing w:after="20" w:before="0"/>
-              <w:ind w:left="0" w:right="0"/>
-            </w:pPr>
-            <w:r>
-              <w:rPr>
-                <w:b/>
-                <w:sz w:val="20"/>
-              </w:rPr>
-              <w:t>Recette de bascule</w:t>
-            </w:r>
-          </w:p>
-        </w:tc>
-        <w:tc>
-          <w:tcPr>
-            <w:tcW w:type="dxa" w:w="7370"/>
-            <w:vAlign w:val="center"/>
-            <w:shd w:fill="FFFFFF"/>
-            <w:tcBorders>
-              <w:top w:val="single" w:sz="4" w:color="D9D9D9"/>
-              <w:left w:val="single" w:sz="4" w:color="D9D9D9"/>
-              <w:bottom w:val="single" w:sz="4" w:color="D9D9D9"/>
-              <w:right w:val="single" w:sz="4" w:color="D9D9D9"/>
-            </w:tcBorders>
-            <w:tcMar>
-              <w:top w:w="80" w:type="dxa"/>
-              <w:bottom w:w="80" w:type="dxa"/>
-              <w:left w:w="80" w:type="dxa"/>
-              <w:right w:w="80" w:type="dxa"/>
-            </w:tcMar>
-          </w:tcPr>
-          <w:p>
-            <w:pPr>
-              <w:spacing w:after="20" w:before="0"/>
-              <w:ind w:left="0" w:right="0"/>
-            </w:pPr>
-            <w:r>
-              <w:rPr>
-                <w:b w:val="0"/>
-                <w:sz w:val="20"/>
-              </w:rPr>
-              <w:t>Valider sur le homelab les sondes, alertes, autorisations, commandes, persistance et restauration.</w:t>
-            </w:r>
-          </w:p>
-        </w:tc>
-      </w:tr>
-    </w:tbl>
-    <w:p>
-      <w:pPr>
-        <w:spacing w:after="0"/>
-      </w:pPr>
-    </w:p>
-    <w:p>
-      <w:r>
-        <w:t>Le lab permet de développer sans attendre le matériel. La validation sur le réseau et le matériel réels reste nécessaire avant la mise en exploitation.</w:t>
-      </w:r>
-    </w:p>
-    <w:p>
-      <w:pPr>
-        <w:pStyle w:val="Heading1"/>
-      </w:pPr>
-      <w:r>
-        <w:t>Socle technique</w:t>
-      </w:r>
-    </w:p>
-    <w:tbl>
-      <w:tblPr>
-        <w:jc w:val="center"/>
-        <w:tblLayout w:type="fixed"/>
-        <w:tblLook w:firstColumn="1" w:firstRow="1" w:lastColumn="0" w:lastRow="0" w:noHBand="0" w:noVBand="1" w:val="04A0"/>
-        <w:tblW w:w="9638" w:type="dxa"/>
-        <w:tblInd w:w="0" w:type="dxa"/>
-      </w:tblPr>
-      <w:tblGrid>
-        <w:gridCol w:w="2268"/>
-        <w:gridCol w:w="7370"/>
-      </w:tblGrid>
-      <w:tr>
-        <w:trPr>
-          <w:cantSplit/>
-          <w:tblHeader/>
-        </w:trPr>
-        <w:tc>
-          <w:tcPr>
-            <w:tcW w:type="dxa" w:w="2268"/>
-            <w:vAlign w:val="center"/>
-            <w:shd w:fill="DFE8EF"/>
-            <w:tcBorders>
-              <w:top w:val="single" w:sz="4" w:color="D9D9D9"/>
-              <w:left w:val="single" w:sz="4" w:color="D9D9D9"/>
-              <w:bottom w:val="single" w:sz="4" w:color="D9D9D9"/>
-              <w:right w:val="single" w:sz="4" w:color="D9D9D9"/>
-            </w:tcBorders>
-            <w:tcMar>
-              <w:top w:w="80" w:type="dxa"/>
-              <w:bottom w:w="80" w:type="dxa"/>
-              <w:left w:w="80" w:type="dxa"/>
-              <w:right w:w="80" w:type="dxa"/>
-            </w:tcMar>
-          </w:tcPr>
-          <w:p>
-            <w:pPr>
-              <w:spacing w:after="20" w:before="0"/>
-              <w:ind w:left="0" w:right="0"/>
-            </w:pPr>
-            <w:r>
-              <w:rPr>
-                <w:b/>
-                <w:sz w:val="20"/>
-              </w:rPr>
-              <w:t>Composant</w:t>
-            </w:r>
-          </w:p>
-        </w:tc>
-        <w:tc>
-          <w:tcPr>
-            <w:tcW w:type="dxa" w:w="7370"/>
-            <w:vAlign w:val="center"/>
-            <w:shd w:fill="DFE8EF"/>
-            <w:tcBorders>
-              <w:top w:val="single" w:sz="4" w:color="D9D9D9"/>
-              <w:left w:val="single" w:sz="4" w:color="D9D9D9"/>
-              <w:bottom w:val="single" w:sz="4" w:color="D9D9D9"/>
-              <w:right w:val="single" w:sz="4" w:color="D9D9D9"/>
-            </w:tcBorders>
-            <w:tcMar>
-              <w:top w:w="80" w:type="dxa"/>
-              <w:bottom w:w="80" w:type="dxa"/>
-              <w:left w:w="80" w:type="dxa"/>
-              <w:right w:w="80" w:type="dxa"/>
-            </w:tcMar>
-          </w:tcPr>
-          <w:p>
-            <w:pPr>
-              <w:spacing w:after="20" w:before="0"/>
-              <w:ind w:left="0" w:right="0"/>
-            </w:pPr>
-            <w:r>
-              <w:rPr>
-                <w:b/>
-                <w:sz w:val="20"/>
-              </w:rPr>
-              <w:t>Choix</w:t>
-            </w:r>
-          </w:p>
-        </w:tc>
-      </w:tr>
-      <w:tr>
-        <w:trPr>
-          <w:cantSplit/>
-        </w:trPr>
-        <w:tc>
-          <w:tcPr>
-            <w:tcW w:type="dxa" w:w="2268"/>
-            <w:vAlign w:val="center"/>
-            <w:shd w:fill="FFFFFF"/>
-            <w:tcBorders>
-              <w:top w:val="single" w:sz="4" w:color="D9D9D9"/>
-              <w:left w:val="single" w:sz="4" w:color="D9D9D9"/>
-              <w:bottom w:val="single" w:sz="4" w:color="D9D9D9"/>
-              <w:right w:val="single" w:sz="4" w:color="D9D9D9"/>
-            </w:tcBorders>
-            <w:tcMar>
-              <w:top w:w="80" w:type="dxa"/>
-              <w:bottom w:w="80" w:type="dxa"/>
-              <w:left w:w="80" w:type="dxa"/>
-              <w:right w:w="80" w:type="dxa"/>
-            </w:tcMar>
-          </w:tcPr>
-          <w:p>
-            <w:pPr>
-              <w:spacing w:after="20" w:before="0"/>
-              <w:ind w:left="0" w:right="0"/>
-            </w:pPr>
-            <w:r>
-              <w:rPr>
-                <w:b/>
-                <w:sz w:val="20"/>
-              </w:rPr>
-              <w:t>Application</w:t>
-            </w:r>
-          </w:p>
-        </w:tc>
-        <w:tc>
-          <w:tcPr>
-            <w:tcW w:type="dxa" w:w="7370"/>
-            <w:vAlign w:val="center"/>
-            <w:shd w:fill="FFFFFF"/>
-            <w:tcBorders>
-              <w:top w:val="single" w:sz="4" w:color="D9D9D9"/>
-              <w:left w:val="single" w:sz="4" w:color="D9D9D9"/>
-              <w:bottom w:val="single" w:sz="4" w:color="D9D9D9"/>
-              <w:right w:val="single" w:sz="4" w:color="D9D9D9"/>
-            </w:tcBorders>
-            <w:tcMar>
-              <w:top w:w="80" w:type="dxa"/>
-              <w:bottom w:w="80" w:type="dxa"/>
-              <w:left w:w="80" w:type="dxa"/>
-              <w:right w:w="80" w:type="dxa"/>
-            </w:tcMar>
-          </w:tcPr>
-          <w:p>
-            <w:pPr>
-              <w:spacing w:after="20" w:before="0"/>
-              <w:ind w:left="0" w:right="0"/>
-            </w:pPr>
-            <w:r>
-              <w:rPr>
-                <w:b w:val="0"/>
-                <w:sz w:val="20"/>
-              </w:rPr>
-              <w:t>C# / ASP.NET Core MVC avec vues Razor, HTML/CSS responsive et JavaScript léger.</w:t>
-            </w:r>
-          </w:p>
-        </w:tc>
-      </w:tr>
-      <w:tr>
-        <w:trPr>
-          <w:cantSplit/>
-        </w:trPr>
-        <w:tc>
-          <w:tcPr>
-            <w:tcW w:type="dxa" w:w="2268"/>
-            <w:vAlign w:val="center"/>
-            <w:shd w:fill="FFFFFF"/>
-            <w:tcBorders>
-              <w:top w:val="single" w:sz="4" w:color="D9D9D9"/>
-              <w:left w:val="single" w:sz="4" w:color="D9D9D9"/>
-              <w:bottom w:val="single" w:sz="4" w:color="D9D9D9"/>
-              <w:right w:val="single" w:sz="4" w:color="D9D9D9"/>
-            </w:tcBorders>
-            <w:tcMar>
-              <w:top w:w="80" w:type="dxa"/>
-              <w:bottom w:w="80" w:type="dxa"/>
-              <w:left w:w="80" w:type="dxa"/>
-              <w:right w:w="80" w:type="dxa"/>
-            </w:tcMar>
-          </w:tcPr>
-          <w:p>
-            <w:pPr>
-              <w:spacing w:after="20" w:before="0"/>
-              <w:ind w:left="0" w:right="0"/>
-            </w:pPr>
-            <w:r>
-              <w:rPr>
-                <w:b/>
-                <w:sz w:val="20"/>
-              </w:rPr>
-              <w:t>Données</w:t>
-            </w:r>
-          </w:p>
-        </w:tc>
-        <w:tc>
-          <w:tcPr>
-            <w:tcW w:type="dxa" w:w="7370"/>
-            <w:vAlign w:val="center"/>
-            <w:shd w:fill="FFFFFF"/>
-            <w:tcBorders>
-              <w:top w:val="single" w:sz="4" w:color="D9D9D9"/>
-              <w:left w:val="single" w:sz="4" w:color="D9D9D9"/>
-              <w:bottom w:val="single" w:sz="4" w:color="D9D9D9"/>
-              <w:right w:val="single" w:sz="4" w:color="D9D9D9"/>
-            </w:tcBorders>
-            <w:tcMar>
-              <w:top w:w="80" w:type="dxa"/>
-              <w:bottom w:w="80" w:type="dxa"/>
-              <w:left w:w="80" w:type="dxa"/>
-              <w:right w:w="80" w:type="dxa"/>
-            </w:tcMar>
-          </w:tcPr>
-          <w:p>
-            <w:pPr>
-              <w:spacing w:after="20" w:before="0"/>
-              <w:ind w:left="0" w:right="0"/>
-            </w:pPr>
-            <w:r>
-              <w:rPr>
-                <w:b w:val="0"/>
-                <w:sz w:val="20"/>
-              </w:rPr>
-              <w:t>PostgreSQL et Entity Framework Core.</w:t>
-            </w:r>
-          </w:p>
-        </w:tc>
-      </w:tr>
-      <w:tr>
-        <w:trPr>
-          <w:cantSplit/>
-        </w:trPr>
-        <w:tc>
-          <w:tcPr>
-            <w:tcW w:type="dxa" w:w="2268"/>
-            <w:vAlign w:val="center"/>
-            <w:shd w:fill="FFFFFF"/>
-            <w:tcBorders>
-              <w:top w:val="single" w:sz="4" w:color="D9D9D9"/>
-              <w:left w:val="single" w:sz="4" w:color="D9D9D9"/>
-              <w:bottom w:val="single" w:sz="4" w:color="D9D9D9"/>
-              <w:right w:val="single" w:sz="4" w:color="D9D9D9"/>
-            </w:tcBorders>
-            <w:tcMar>
-              <w:top w:w="80" w:type="dxa"/>
-              <w:bottom w:w="80" w:type="dxa"/>
-              <w:left w:w="80" w:type="dxa"/>
-              <w:right w:w="80" w:type="dxa"/>
-            </w:tcMar>
-          </w:tcPr>
-          <w:p>
-            <w:pPr>
-              <w:spacing w:after="20" w:before="0"/>
-              <w:ind w:left="0" w:right="0"/>
-            </w:pPr>
-            <w:r>
-              <w:rPr>
-                <w:b/>
-                <w:sz w:val="20"/>
-              </w:rPr>
-              <w:t>Surveillance</w:t>
-            </w:r>
-          </w:p>
-        </w:tc>
-        <w:tc>
-          <w:tcPr>
-            <w:tcW w:type="dxa" w:w="7370"/>
-            <w:vAlign w:val="center"/>
-            <w:shd w:fill="FFFFFF"/>
-            <w:tcBorders>
-              <w:top w:val="single" w:sz="4" w:color="D9D9D9"/>
-              <w:left w:val="single" w:sz="4" w:color="D9D9D9"/>
-              <w:bottom w:val="single" w:sz="4" w:color="D9D9D9"/>
-              <w:right w:val="single" w:sz="4" w:color="D9D9D9"/>
-            </w:tcBorders>
-            <w:tcMar>
-              <w:top w:w="80" w:type="dxa"/>
-              <w:bottom w:w="80" w:type="dxa"/>
-              <w:left w:w="80" w:type="dxa"/>
-              <w:right w:w="80" w:type="dxa"/>
-            </w:tcMar>
-          </w:tcPr>
-          <w:p>
-            <w:pPr>
-              <w:spacing w:after="20" w:before="0"/>
-              <w:ind w:left="0" w:right="0"/>
-            </w:pPr>
-            <w:r>
-              <w:rPr>
-                <w:b w:val="0"/>
-                <w:sz w:val="20"/>
-              </w:rPr>
-              <w:t>Worker .NET indépendant de l’interface.</w:t>
-            </w:r>
-          </w:p>
-        </w:tc>
-      </w:tr>
-      <w:tr>
-        <w:trPr>
-          <w:cantSplit/>
-        </w:trPr>
-        <w:tc>
-          <w:tcPr>
-            <w:tcW w:type="dxa" w:w="2268"/>
-            <w:vAlign w:val="center"/>
-            <w:shd w:fill="FFFFFF"/>
-            <w:tcBorders>
-              <w:top w:val="single" w:sz="4" w:color="D9D9D9"/>
-              <w:left w:val="single" w:sz="4" w:color="D9D9D9"/>
-              <w:bottom w:val="single" w:sz="4" w:color="D9D9D9"/>
-              <w:right w:val="single" w:sz="4" w:color="D9D9D9"/>
-            </w:tcBorders>
-            <w:tcMar>
-              <w:top w:w="80" w:type="dxa"/>
-              <w:bottom w:w="80" w:type="dxa"/>
-              <w:left w:w="80" w:type="dxa"/>
-              <w:right w:w="80" w:type="dxa"/>
-            </w:tcMar>
-          </w:tcPr>
-          <w:p>
-            <w:pPr>
-              <w:spacing w:after="20" w:before="0"/>
-              <w:ind w:left="0" w:right="0"/>
-            </w:pPr>
-            <w:r>
-              <w:rPr>
-                <w:b/>
-                <w:sz w:val="20"/>
-              </w:rPr>
-              <w:t>Connecteur Docker</w:t>
-            </w:r>
-          </w:p>
-        </w:tc>
-        <w:tc>
-          <w:tcPr>
-            <w:tcW w:type="dxa" w:w="7370"/>
-            <w:vAlign w:val="center"/>
-            <w:shd w:fill="FFFFFF"/>
-            <w:tcBorders>
-              <w:top w:val="single" w:sz="4" w:color="D9D9D9"/>
-              <w:left w:val="single" w:sz="4" w:color="D9D9D9"/>
-              <w:bottom w:val="single" w:sz="4" w:color="D9D9D9"/>
-              <w:right w:val="single" w:sz="4" w:color="D9D9D9"/>
-            </w:tcBorders>
-            <w:tcMar>
-              <w:top w:w="80" w:type="dxa"/>
-              <w:bottom w:w="80" w:type="dxa"/>
-              <w:left w:w="80" w:type="dxa"/>
-              <w:right w:w="80" w:type="dxa"/>
-            </w:tcMar>
-          </w:tcPr>
-          <w:p>
-            <w:pPr>
-              <w:spacing w:after="20" w:before="0"/>
-              <w:ind w:left="0" w:right="0"/>
-            </w:pPr>
-            <w:r>
-              <w:rPr>
-                <w:b w:val="0"/>
-                <w:sz w:val="20"/>
-              </w:rPr>
-              <w:t>Composant isolé permettant de consulter l’état et d’exécuter les trois actions autorisées sur les seules cibles configurées. Aucun accès direct au socket Docker depuis l’application web.</w:t>
-            </w:r>
-          </w:p>
-        </w:tc>
-      </w:tr>
-      <w:tr>
-        <w:trPr>
-          <w:cantSplit/>
-        </w:trPr>
-        <w:tc>
-          <w:tcPr>
-            <w:tcW w:type="dxa" w:w="2268"/>
-            <w:vAlign w:val="center"/>
-            <w:shd w:fill="FFFFFF"/>
-            <w:tcBorders>
-              <w:top w:val="single" w:sz="4" w:color="D9D9D9"/>
-              <w:left w:val="single" w:sz="4" w:color="D9D9D9"/>
-              <w:bottom w:val="single" w:sz="4" w:color="D9D9D9"/>
-              <w:right w:val="single" w:sz="4" w:color="D9D9D9"/>
-            </w:tcBorders>
-            <w:tcMar>
-              <w:top w:w="80" w:type="dxa"/>
-              <w:bottom w:w="80" w:type="dxa"/>
-              <w:left w:w="80" w:type="dxa"/>
-              <w:right w:w="80" w:type="dxa"/>
-            </w:tcMar>
-          </w:tcPr>
-          <w:p>
-            <w:pPr>
-              <w:spacing w:after="20" w:before="0"/>
-              <w:ind w:left="0" w:right="0"/>
-            </w:pPr>
-            <w:r>
-              <w:rPr>
-                <w:b/>
-                <w:sz w:val="20"/>
-              </w:rPr>
-              <w:t>Déploiement et accès</w:t>
-            </w:r>
-          </w:p>
-        </w:tc>
-        <w:tc>
-          <w:tcPr>
-            <w:tcW w:type="dxa" w:w="7370"/>
-            <w:vAlign w:val="center"/>
-            <w:shd w:fill="FFFFFF"/>
-            <w:tcBorders>
-              <w:top w:val="single" w:sz="4" w:color="D9D9D9"/>
-              <w:left w:val="single" w:sz="4" w:color="D9D9D9"/>
-              <w:bottom w:val="single" w:sz="4" w:color="D9D9D9"/>
-              <w:right w:val="single" w:sz="4" w:color="D9D9D9"/>
-            </w:tcBorders>
-            <w:tcMar>
-              <w:top w:w="80" w:type="dxa"/>
-              <w:bottom w:w="80" w:type="dxa"/>
-              <w:left w:w="80" w:type="dxa"/>
-              <w:right w:w="80" w:type="dxa"/>
-            </w:tcMar>
-          </w:tcPr>
-          <w:p>
-            <w:pPr>
-              <w:spacing w:after="20" w:before="0"/>
-              <w:ind w:left="0" w:right="0"/>
-            </w:pPr>
-            <w:r>
-              <w:rPr>
-                <w:b w:val="0"/>
-                <w:sz w:val="20"/>
-              </w:rPr>
-              <w:t>Docker Compose, HTTPS et VPN pour l’accès distant.</w:t>
-            </w:r>
-          </w:p>
-        </w:tc>
-      </w:tr>
-      <w:tr>
-        <w:trPr>
-          <w:cantSplit/>
-        </w:trPr>
-        <w:tc>
-          <w:tcPr>
-            <w:tcW w:type="dxa" w:w="2268"/>
-            <w:vAlign w:val="center"/>
-            <w:shd w:fill="FFFFFF"/>
-            <w:tcBorders>
-              <w:top w:val="single" w:sz="4" w:color="D9D9D9"/>
-              <w:left w:val="single" w:sz="4" w:color="D9D9D9"/>
-              <w:bottom w:val="single" w:sz="4" w:color="D9D9D9"/>
-              <w:right w:val="single" w:sz="4" w:color="D9D9D9"/>
-            </w:tcBorders>
-            <w:tcMar>
-              <w:top w:w="80" w:type="dxa"/>
-              <w:bottom w:w="80" w:type="dxa"/>
-              <w:left w:w="80" w:type="dxa"/>
-              <w:right w:w="80" w:type="dxa"/>
-            </w:tcMar>
-          </w:tcPr>
-          <w:p>
-            <w:pPr>
-              <w:spacing w:after="20" w:before="0"/>
-              <w:ind w:left="0" w:right="0"/>
-            </w:pPr>
-            <w:r>
-              <w:rPr>
-                <w:b/>
-                <w:sz w:val="20"/>
-              </w:rPr>
-              <w:t>Qualité et exploitation</w:t>
-            </w:r>
-          </w:p>
-        </w:tc>
-        <w:tc>
-          <w:tcPr>
-            <w:tcW w:type="dxa" w:w="7370"/>
-            <w:vAlign w:val="center"/>
-            <w:shd w:fill="FFFFFF"/>
-            <w:tcBorders>
-              <w:top w:val="single" w:sz="4" w:color="D9D9D9"/>
-              <w:left w:val="single" w:sz="4" w:color="D9D9D9"/>
-              <w:bottom w:val="single" w:sz="4" w:color="D9D9D9"/>
-              <w:right w:val="single" w:sz="4" w:color="D9D9D9"/>
-            </w:tcBorders>
-            <w:tcMar>
-              <w:top w:w="80" w:type="dxa"/>
-              <w:bottom w:w="80" w:type="dxa"/>
-              <w:left w:w="80" w:type="dxa"/>
-              <w:right w:w="80" w:type="dxa"/>
-            </w:tcMar>
-          </w:tcPr>
-          <w:p>
-            <w:pPr>
-              <w:spacing w:after="20" w:before="0"/>
-              <w:ind w:left="0" w:right="0"/>
-            </w:pPr>
-            <w:r>
-              <w:rPr>
-                <w:b w:val="0"/>
-                <w:sz w:val="20"/>
-              </w:rPr>
-              <w:t>Tests, accessibilité, sécurité, CI/CD, documentation, sauvegarde et restauration testée.</w:t>
-            </w:r>
-          </w:p>
-        </w:tc>
-      </w:tr>
-      <w:tr>
-        <w:trPr>
-          <w:cantSplit/>
-        </w:trPr>
-        <w:tc>
-          <w:tcPr>
-            <w:tcW w:type="dxa" w:w="2268"/>
-            <w:vAlign w:val="center"/>
-            <w:shd w:fill="FFFFFF"/>
-            <w:tcBorders>
-              <w:top w:val="single" w:sz="4" w:color="D9D9D9"/>
-              <w:left w:val="single" w:sz="4" w:color="D9D9D9"/>
-              <w:bottom w:val="single" w:sz="4" w:color="D9D9D9"/>
-              <w:right w:val="single" w:sz="4" w:color="D9D9D9"/>
-            </w:tcBorders>
-            <w:tcMar>
-              <w:top w:w="80" w:type="dxa"/>
-              <w:bottom w:w="80" w:type="dxa"/>
-              <w:left w:w="80" w:type="dxa"/>
-              <w:right w:w="80" w:type="dxa"/>
-            </w:tcMar>
-          </w:tcPr>
-          <w:p>
-            <w:pPr>
-              <w:spacing w:after="20" w:before="0"/>
-              <w:ind w:left="0" w:right="0"/>
-            </w:pPr>
-            <w:r>
-              <w:rPr>
-                <w:b/>
-                <w:sz w:val="20"/>
-              </w:rPr>
-              <w:t>Supervision de HomeOps</w:t>
-            </w:r>
-          </w:p>
-        </w:tc>
-        <w:tc>
-          <w:tcPr>
-            <w:tcW w:type="dxa" w:w="7370"/>
-            <w:vAlign w:val="center"/>
-            <w:shd w:fill="FFFFFF"/>
-            <w:tcBorders>
-              <w:top w:val="single" w:sz="4" w:color="D9D9D9"/>
-              <w:left w:val="single" w:sz="4" w:color="D9D9D9"/>
-              <w:bottom w:val="single" w:sz="4" w:color="D9D9D9"/>
-              <w:right w:val="single" w:sz="4" w:color="D9D9D9"/>
-            </w:tcBorders>
-            <w:tcMar>
-              <w:top w:w="80" w:type="dxa"/>
-              <w:bottom w:w="80" w:type="dxa"/>
-              <w:left w:w="80" w:type="dxa"/>
-              <w:right w:w="80" w:type="dxa"/>
-            </w:tcMar>
-          </w:tcPr>
-          <w:p>
-            <w:pPr>
-              <w:spacing w:after="20" w:before="0"/>
-              <w:ind w:left="0" w:right="0"/>
-            </w:pPr>
-            <w:r>
-              <w:rPr>
-                <w:b w:val="0"/>
-                <w:sz w:val="20"/>
-              </w:rPr>
-              <w:t>Contrôles de l’application, de la base et du worker ; heartbeat vers un dispositif extérieur au domaine de panne du homelab.</w:t>
-            </w:r>
-          </w:p>
-        </w:tc>
-      </w:tr>
-    </w:tbl>
-    <w:p>
-      <w:pPr>
-        <w:spacing w:after="0"/>
-      </w:pPr>
-    </w:p>
-    <w:p>
-      <w:pPr>
-        <w:pStyle w:val="Heading1"/>
-      </w:pPr>
-      <w:r>
-        <w:t>Hors MVP</w:t>
-      </w:r>
-    </w:p>
-    <w:p>
-      <w:r>
-        <w:t>Découverte automatique Docker, plusieurs hôtes Docker pilotables, adaptateurs Proxmox/Prometheus, CVE, consommation énergétique, plusieurs comptes par instance et gestion centralisée des installations de plusieurs utilisateurs, notifications push, calendrier avancé, journaux complets des conteneurs, terminal distant, mises à jour ou suppressions de conteneurs, redémarrage de l’hôte et réparations automatiques.</w:t>
-      </w:r>
-    </w:p>
-    <w:p>
-      <w:pPr>
-        <w:pStyle w:val="Heading1"/>
-      </w:pPr>
-      <w:r>
-        <w:t>Critères de réussite</w:t>
-      </w:r>
-    </w:p>
-    <w:tbl>
-      <w:tblPr>
-        <w:jc w:val="center"/>
-        <w:tblLayout w:type="fixed"/>
-        <w:tblLook w:firstColumn="1" w:firstRow="1" w:lastColumn="0" w:lastRow="0" w:noHBand="0" w:noVBand="1" w:val="04A0"/>
-        <w:tblW w:w="9638" w:type="dxa"/>
-        <w:tblInd w:w="0" w:type="dxa"/>
-      </w:tblPr>
-      <w:tblGrid>
-        <w:gridCol w:w="2268"/>
-        <w:gridCol w:w="7370"/>
-      </w:tblGrid>
-      <w:tr>
-        <w:trPr>
-          <w:cantSplit/>
-          <w:tblHeader/>
-        </w:trPr>
-        <w:tc>
-          <w:tcPr>
-            <w:tcW w:type="dxa" w:w="2268"/>
-            <w:vAlign w:val="center"/>
-            <w:shd w:fill="DFE8EF"/>
-            <w:tcBorders>
-              <w:top w:val="single" w:sz="4" w:color="D9D9D9"/>
-              <w:left w:val="single" w:sz="4" w:color="D9D9D9"/>
-              <w:bottom w:val="single" w:sz="4" w:color="D9D9D9"/>
-              <w:right w:val="single" w:sz="4" w:color="D9D9D9"/>
-            </w:tcBorders>
-            <w:tcMar>
-              <w:top w:w="80" w:type="dxa"/>
-              <w:bottom w:w="80" w:type="dxa"/>
-              <w:left w:w="80" w:type="dxa"/>
-              <w:right w:w="80" w:type="dxa"/>
-            </w:tcMar>
-          </w:tcPr>
-          <w:p>
-            <w:pPr>
-              <w:spacing w:after="20" w:before="0"/>
-              <w:ind w:left="0" w:right="0"/>
-            </w:pPr>
-            <w:r>
-              <w:rPr>
-                <w:b/>
-                <w:sz w:val="20"/>
+                <w:color w:val="FFFFFF"/>
+                <w:sz w:val="21"/>
               </w:rPr>
               <w:t>Scénario</w:t>
             </w:r>
@@ -6199,31 +1760,25 @@
         </w:tc>
         <w:tc>
           <w:tcPr>
-            <w:tcW w:type="dxa" w:w="7370"/>
+            <w:tcW w:type="dxa" w:w="7710"/>
             <w:vAlign w:val="center"/>
-            <w:shd w:fill="DFE8EF"/>
-            <w:tcBorders>
-              <w:top w:val="single" w:sz="4" w:color="D9D9D9"/>
-              <w:left w:val="single" w:sz="4" w:color="D9D9D9"/>
-              <w:bottom w:val="single" w:sz="4" w:color="D9D9D9"/>
-              <w:right w:val="single" w:sz="4" w:color="D9D9D9"/>
-            </w:tcBorders>
+            <w:shd w:fill="303940"/>
             <w:tcMar>
-              <w:top w:w="80" w:type="dxa"/>
-              <w:bottom w:w="80" w:type="dxa"/>
-              <w:left w:w="80" w:type="dxa"/>
-              <w:right w:w="80" w:type="dxa"/>
+              <w:top w:w="90" w:type="dxa"/>
+              <w:bottom w:w="90" w:type="dxa"/>
+              <w:left w:w="110" w:type="dxa"/>
+              <w:right w:w="110" w:type="dxa"/>
             </w:tcMar>
           </w:tcPr>
           <w:p>
             <w:pPr>
-              <w:spacing w:after="20" w:before="0"/>
-              <w:ind w:left="0" w:right="0"/>
+              <w:spacing w:after="0" w:line="250" w:lineRule="auto"/>
             </w:pPr>
             <w:r>
               <w:rPr>
                 <w:b/>
-                <w:sz w:val="20"/>
+                <w:color w:val="FFFFFF"/>
+                <w:sz w:val="21"/>
               </w:rPr>
               <w:t>Résultat attendu</w:t>
             </w:r>
@@ -6236,65 +1791,53 @@
         </w:trPr>
         <w:tc>
           <w:tcPr>
-            <w:tcW w:type="dxa" w:w="2268"/>
+            <w:tcW w:type="dxa" w:w="1928"/>
             <w:vAlign w:val="center"/>
-            <w:shd w:fill="FFFFFF"/>
-            <w:tcBorders>
-              <w:top w:val="single" w:sz="4" w:color="D9D9D9"/>
-              <w:left w:val="single" w:sz="4" w:color="D9D9D9"/>
-              <w:bottom w:val="single" w:sz="4" w:color="D9D9D9"/>
-              <w:right w:val="single" w:sz="4" w:color="D9D9D9"/>
-            </w:tcBorders>
+            <w:shd w:fill="F3F5F6"/>
             <w:tcMar>
-              <w:top w:w="80" w:type="dxa"/>
-              <w:bottom w:w="80" w:type="dxa"/>
-              <w:left w:w="80" w:type="dxa"/>
-              <w:right w:w="80" w:type="dxa"/>
+              <w:top w:w="90" w:type="dxa"/>
+              <w:bottom w:w="90" w:type="dxa"/>
+              <w:left w:w="110" w:type="dxa"/>
+              <w:right w:w="110" w:type="dxa"/>
             </w:tcMar>
           </w:tcPr>
           <w:p>
             <w:pPr>
-              <w:spacing w:after="20" w:before="0"/>
-              <w:ind w:left="0" w:right="0"/>
+              <w:spacing w:after="0" w:line="250" w:lineRule="auto"/>
             </w:pPr>
             <w:r>
               <w:rPr>
                 <w:b/>
-                <w:sz w:val="20"/>
+                <w:color w:val="000000"/>
+                <w:sz w:val="21"/>
               </w:rPr>
-              <w:t>Surveiller</w:t>
+              <w:t>Surveiller et diagnostiquer</w:t>
             </w:r>
           </w:p>
         </w:tc>
         <w:tc>
           <w:tcPr>
-            <w:tcW w:type="dxa" w:w="7370"/>
+            <w:tcW w:type="dxa" w:w="7710"/>
             <w:vAlign w:val="center"/>
-            <w:shd w:fill="FFFFFF"/>
-            <w:tcBorders>
-              <w:top w:val="single" w:sz="4" w:color="D9D9D9"/>
-              <w:left w:val="single" w:sz="4" w:color="D9D9D9"/>
-              <w:bottom w:val="single" w:sz="4" w:color="D9D9D9"/>
-              <w:right w:val="single" w:sz="4" w:color="D9D9D9"/>
-            </w:tcBorders>
+            <w:shd w:fill="F3F5F6"/>
             <w:tcMar>
-              <w:top w:w="80" w:type="dxa"/>
-              <w:bottom w:w="80" w:type="dxa"/>
-              <w:left w:w="80" w:type="dxa"/>
-              <w:right w:w="80" w:type="dxa"/>
+              <w:top w:w="90" w:type="dxa"/>
+              <w:bottom w:w="90" w:type="dxa"/>
+              <w:left w:w="110" w:type="dxa"/>
+              <w:right w:w="110" w:type="dxa"/>
             </w:tcMar>
           </w:tcPr>
           <w:p>
             <w:pPr>
-              <w:spacing w:after="20" w:before="0"/>
-              <w:ind w:left="0" w:right="0"/>
+              <w:spacing w:after="0" w:line="250" w:lineRule="auto"/>
             </w:pPr>
             <w:r>
               <w:rPr>
                 <w:b w:val="0"/>
-                <w:sz w:val="20"/>
+                <w:color w:val="000000"/>
+                <w:sz w:val="21"/>
               </w:rPr>
-              <w:t>Ajouter un service, configurer ses sondes et consulter des résultats réels et horodatés.</w:t>
+              <w:t>Ajouter un service, obtenir des résultats réels, provoquer une panne, recevoir une alerte et acquitter l’incident depuis le mobile.</w:t>
             </w:r>
           </w:p>
         </w:tc>
@@ -6305,65 +1848,53 @@
         </w:trPr>
         <w:tc>
           <w:tcPr>
-            <w:tcW w:type="dxa" w:w="2268"/>
+            <w:tcW w:type="dxa" w:w="1928"/>
             <w:vAlign w:val="center"/>
             <w:shd w:fill="FFFFFF"/>
-            <w:tcBorders>
-              <w:top w:val="single" w:sz="4" w:color="D9D9D9"/>
-              <w:left w:val="single" w:sz="4" w:color="D9D9D9"/>
-              <w:bottom w:val="single" w:sz="4" w:color="D9D9D9"/>
-              <w:right w:val="single" w:sz="4" w:color="D9D9D9"/>
-            </w:tcBorders>
             <w:tcMar>
-              <w:top w:w="80" w:type="dxa"/>
-              <w:bottom w:w="80" w:type="dxa"/>
-              <w:left w:w="80" w:type="dxa"/>
-              <w:right w:w="80" w:type="dxa"/>
+              <w:top w:w="90" w:type="dxa"/>
+              <w:bottom w:w="90" w:type="dxa"/>
+              <w:left w:w="110" w:type="dxa"/>
+              <w:right w:w="110" w:type="dxa"/>
             </w:tcMar>
           </w:tcPr>
           <w:p>
             <w:pPr>
-              <w:spacing w:after="20" w:before="0"/>
-              <w:ind w:left="0" w:right="0"/>
+              <w:spacing w:after="0" w:line="250" w:lineRule="auto"/>
             </w:pPr>
             <w:r>
               <w:rPr>
                 <w:b/>
-                <w:sz w:val="20"/>
+                <w:color w:val="000000"/>
+                <w:sz w:val="21"/>
               </w:rPr>
-              <w:t>Diagnostiquer</w:t>
+              <w:t>Intervenir</w:t>
             </w:r>
           </w:p>
         </w:tc>
         <w:tc>
           <w:tcPr>
-            <w:tcW w:type="dxa" w:w="7370"/>
+            <w:tcW w:type="dxa" w:w="7710"/>
             <w:vAlign w:val="center"/>
             <w:shd w:fill="FFFFFF"/>
-            <w:tcBorders>
-              <w:top w:val="single" w:sz="4" w:color="D9D9D9"/>
-              <w:left w:val="single" w:sz="4" w:color="D9D9D9"/>
-              <w:bottom w:val="single" w:sz="4" w:color="D9D9D9"/>
-              <w:right w:val="single" w:sz="4" w:color="D9D9D9"/>
-            </w:tcBorders>
             <w:tcMar>
-              <w:top w:w="80" w:type="dxa"/>
-              <w:bottom w:w="80" w:type="dxa"/>
-              <w:left w:w="80" w:type="dxa"/>
-              <w:right w:w="80" w:type="dxa"/>
+              <w:top w:w="90" w:type="dxa"/>
+              <w:bottom w:w="90" w:type="dxa"/>
+              <w:left w:w="110" w:type="dxa"/>
+              <w:right w:w="110" w:type="dxa"/>
             </w:tcMar>
           </w:tcPr>
           <w:p>
             <w:pPr>
-              <w:spacing w:after="20" w:before="0"/>
-              <w:ind w:left="0" w:right="0"/>
+              <w:spacing w:after="0" w:line="250" w:lineRule="auto"/>
             </w:pPr>
             <w:r>
               <w:rPr>
                 <w:b w:val="0"/>
-                <w:sz w:val="20"/>
+                <w:color w:val="000000"/>
+                <w:sz w:val="21"/>
               </w:rPr>
-              <w:t>Provoquer une panne, recevoir une alerte, consulter les informations techniques et acquitter l’incident depuis le mobile.</w:t>
+              <w:t>Redémarrer un conteneur autorisé et constater le rétablissement confirmé par les sondes ; tester également un arrêt sous maintenance ou suspension, puis un démarrage et la reprise explicite de surveillance.</w:t>
             </w:r>
           </w:p>
         </w:tc>
@@ -6374,65 +1905,53 @@
         </w:trPr>
         <w:tc>
           <w:tcPr>
-            <w:tcW w:type="dxa" w:w="2268"/>
+            <w:tcW w:type="dxa" w:w="1928"/>
             <w:vAlign w:val="center"/>
-            <w:shd w:fill="FFFFFF"/>
-            <w:tcBorders>
-              <w:top w:val="single" w:sz="4" w:color="D9D9D9"/>
-              <w:left w:val="single" w:sz="4" w:color="D9D9D9"/>
-              <w:bottom w:val="single" w:sz="4" w:color="D9D9D9"/>
-              <w:right w:val="single" w:sz="4" w:color="D9D9D9"/>
-            </w:tcBorders>
+            <w:shd w:fill="F3F5F6"/>
             <w:tcMar>
-              <w:top w:w="80" w:type="dxa"/>
-              <w:bottom w:w="80" w:type="dxa"/>
-              <w:left w:w="80" w:type="dxa"/>
-              <w:right w:w="80" w:type="dxa"/>
+              <w:top w:w="90" w:type="dxa"/>
+              <w:bottom w:w="90" w:type="dxa"/>
+              <w:left w:w="110" w:type="dxa"/>
+              <w:right w:w="110" w:type="dxa"/>
             </w:tcMar>
           </w:tcPr>
           <w:p>
             <w:pPr>
-              <w:spacing w:after="20" w:before="0"/>
-              <w:ind w:left="0" w:right="0"/>
+              <w:spacing w:after="0" w:line="250" w:lineRule="auto"/>
             </w:pPr>
             <w:r>
               <w:rPr>
                 <w:b/>
-                <w:sz w:val="20"/>
+                <w:color w:val="000000"/>
+                <w:sz w:val="21"/>
               </w:rPr>
-              <w:t>Rétablir</w:t>
+              <w:t>Tracer et restreindre</w:t>
             </w:r>
           </w:p>
         </w:tc>
         <w:tc>
           <w:tcPr>
-            <w:tcW w:type="dxa" w:w="7370"/>
+            <w:tcW w:type="dxa" w:w="7710"/>
             <w:vAlign w:val="center"/>
-            <w:shd w:fill="FFFFFF"/>
-            <w:tcBorders>
-              <w:top w:val="single" w:sz="4" w:color="D9D9D9"/>
-              <w:left w:val="single" w:sz="4" w:color="D9D9D9"/>
-              <w:bottom w:val="single" w:sz="4" w:color="D9D9D9"/>
-              <w:right w:val="single" w:sz="4" w:color="D9D9D9"/>
-            </w:tcBorders>
+            <w:shd w:fill="F3F5F6"/>
             <w:tcMar>
-              <w:top w:w="80" w:type="dxa"/>
-              <w:bottom w:w="80" w:type="dxa"/>
-              <w:left w:w="80" w:type="dxa"/>
-              <w:right w:w="80" w:type="dxa"/>
+              <w:top w:w="90" w:type="dxa"/>
+              <w:bottom w:w="90" w:type="dxa"/>
+              <w:left w:w="110" w:type="dxa"/>
+              <w:right w:w="110" w:type="dxa"/>
             </w:tcMar>
           </w:tcPr>
           <w:p>
             <w:pPr>
-              <w:spacing w:after="20" w:before="0"/>
-              <w:ind w:left="0" w:right="0"/>
+              <w:spacing w:after="0" w:line="250" w:lineRule="auto"/>
             </w:pPr>
             <w:r>
               <w:rPr>
                 <w:b w:val="0"/>
-                <w:sz w:val="20"/>
+                <w:color w:val="000000"/>
+                <w:sz w:val="21"/>
               </w:rPr>
-              <w:t>Confirmer le redémarrage d’un conteneur autorisé et constater la clôture de l’incident après validation par les sondes.</w:t>
+              <w:t>Retrouver résultats, notes et interventions ; vérifier que le kiosque ne permet aucune modification.</w:t>
             </w:r>
           </w:p>
         </w:tc>
@@ -6443,65 +1962,53 @@
         </w:trPr>
         <w:tc>
           <w:tcPr>
-            <w:tcW w:type="dxa" w:w="2268"/>
+            <w:tcW w:type="dxa" w:w="1928"/>
             <w:vAlign w:val="center"/>
             <w:shd w:fill="FFFFFF"/>
-            <w:tcBorders>
-              <w:top w:val="single" w:sz="4" w:color="D9D9D9"/>
-              <w:left w:val="single" w:sz="4" w:color="D9D9D9"/>
-              <w:bottom w:val="single" w:sz="4" w:color="D9D9D9"/>
-              <w:right w:val="single" w:sz="4" w:color="D9D9D9"/>
-            </w:tcBorders>
             <w:tcMar>
-              <w:top w:w="80" w:type="dxa"/>
-              <w:bottom w:w="80" w:type="dxa"/>
-              <w:left w:w="80" w:type="dxa"/>
-              <w:right w:w="80" w:type="dxa"/>
+              <w:top w:w="90" w:type="dxa"/>
+              <w:bottom w:w="90" w:type="dxa"/>
+              <w:left w:w="110" w:type="dxa"/>
+              <w:right w:w="110" w:type="dxa"/>
             </w:tcMar>
           </w:tcPr>
           <w:p>
             <w:pPr>
-              <w:spacing w:after="20" w:before="0"/>
-              <w:ind w:left="0" w:right="0"/>
+              <w:spacing w:after="0" w:line="250" w:lineRule="auto"/>
             </w:pPr>
             <w:r>
               <w:rPr>
                 <w:b/>
-                <w:sz w:val="20"/>
+                <w:color w:val="000000"/>
+                <w:sz w:val="21"/>
               </w:rPr>
-              <w:t>Arrêter volontairement</w:t>
+              <w:t>Mesurer</w:t>
             </w:r>
           </w:p>
         </w:tc>
         <w:tc>
           <w:tcPr>
-            <w:tcW w:type="dxa" w:w="7370"/>
+            <w:tcW w:type="dxa" w:w="7710"/>
             <w:vAlign w:val="center"/>
             <w:shd w:fill="FFFFFF"/>
-            <w:tcBorders>
-              <w:top w:val="single" w:sz="4" w:color="D9D9D9"/>
-              <w:left w:val="single" w:sz="4" w:color="D9D9D9"/>
-              <w:bottom w:val="single" w:sz="4" w:color="D9D9D9"/>
-              <w:right w:val="single" w:sz="4" w:color="D9D9D9"/>
-            </w:tcBorders>
             <w:tcMar>
-              <w:top w:w="80" w:type="dxa"/>
-              <w:bottom w:w="80" w:type="dxa"/>
-              <w:left w:w="80" w:type="dxa"/>
-              <w:right w:w="80" w:type="dxa"/>
+              <w:top w:w="90" w:type="dxa"/>
+              <w:bottom w:w="90" w:type="dxa"/>
+              <w:left w:w="110" w:type="dxa"/>
+              <w:right w:w="110" w:type="dxa"/>
             </w:tcMar>
           </w:tcPr>
           <w:p>
             <w:pPr>
-              <w:spacing w:after="20" w:before="0"/>
-              <w:ind w:left="0" w:right="0"/>
+              <w:spacing w:after="0" w:line="250" w:lineRule="auto"/>
             </w:pPr>
             <w:r>
               <w:rPr>
                 <w:b w:val="0"/>
-                <w:sz w:val="20"/>
+                <w:color w:val="000000"/>
+                <w:sz w:val="21"/>
               </w:rPr>
-              <w:t>Choisir une maintenance ou une suspension, arrêter le conteneur sans fausse alerte, puis le démarrer et reprendre la surveillance.</w:t>
+              <w:t>Configurer la prise, afficher W, kWh et coût estimé ; vérifier une perte de connexion et une remise à zéro du compteur. Rejouer la collecte sur le matériel réel.</w:t>
             </w:r>
           </w:p>
         </w:tc>
@@ -6512,217 +2019,62 @@
         </w:trPr>
         <w:tc>
           <w:tcPr>
-            <w:tcW w:type="dxa" w:w="2268"/>
+            <w:tcW w:type="dxa" w:w="1928"/>
             <w:vAlign w:val="center"/>
-            <w:shd w:fill="FFFFFF"/>
-            <w:tcBorders>
-              <w:top w:val="single" w:sz="4" w:color="D9D9D9"/>
-              <w:left w:val="single" w:sz="4" w:color="D9D9D9"/>
-              <w:bottom w:val="single" w:sz="4" w:color="D9D9D9"/>
-              <w:right w:val="single" w:sz="4" w:color="D9D9D9"/>
-            </w:tcBorders>
+            <w:shd w:fill="F3F5F6"/>
             <w:tcMar>
-              <w:top w:w="80" w:type="dxa"/>
-              <w:bottom w:w="80" w:type="dxa"/>
-              <w:left w:w="80" w:type="dxa"/>
-              <w:right w:w="80" w:type="dxa"/>
+              <w:top w:w="90" w:type="dxa"/>
+              <w:bottom w:w="90" w:type="dxa"/>
+              <w:left w:w="110" w:type="dxa"/>
+              <w:right w:w="110" w:type="dxa"/>
             </w:tcMar>
           </w:tcPr>
           <w:p>
             <w:pPr>
-              <w:spacing w:after="20" w:before="0"/>
-              <w:ind w:left="0" w:right="0"/>
+              <w:spacing w:after="0" w:line="250" w:lineRule="auto"/>
             </w:pPr>
             <w:r>
               <w:rPr>
                 <w:b/>
-                <w:sz w:val="20"/>
+                <w:color w:val="000000"/>
+                <w:sz w:val="21"/>
               </w:rPr>
-              <w:t>Tracer et restreindre</w:t>
+              <w:t>Installer et migrer</w:t>
             </w:r>
           </w:p>
         </w:tc>
         <w:tc>
           <w:tcPr>
-            <w:tcW w:type="dxa" w:w="7370"/>
+            <w:tcW w:type="dxa" w:w="7710"/>
             <w:vAlign w:val="center"/>
-            <w:shd w:fill="FFFFFF"/>
-            <w:tcBorders>
-              <w:top w:val="single" w:sz="4" w:color="D9D9D9"/>
-              <w:left w:val="single" w:sz="4" w:color="D9D9D9"/>
-              <w:bottom w:val="single" w:sz="4" w:color="D9D9D9"/>
-              <w:right w:val="single" w:sz="4" w:color="D9D9D9"/>
-            </w:tcBorders>
+            <w:shd w:fill="F3F5F6"/>
             <w:tcMar>
-              <w:top w:w="80" w:type="dxa"/>
-              <w:bottom w:w="80" w:type="dxa"/>
-              <w:left w:w="80" w:type="dxa"/>
-              <w:right w:w="80" w:type="dxa"/>
+              <w:top w:w="90" w:type="dxa"/>
+              <w:bottom w:w="90" w:type="dxa"/>
+              <w:left w:w="110" w:type="dxa"/>
+              <w:right w:w="110" w:type="dxa"/>
             </w:tcMar>
           </w:tcPr>
           <w:p>
             <w:pPr>
-              <w:spacing w:after="20" w:before="0"/>
-              <w:ind w:left="0" w:right="0"/>
+              <w:spacing w:after="0" w:line="250" w:lineRule="auto"/>
             </w:pPr>
             <w:r>
               <w:rPr>
                 <w:b w:val="0"/>
-                <w:sz w:val="20"/>
+                <w:color w:val="000000"/>
+                <w:sz w:val="21"/>
               </w:rPr>
-              <w:t>Retrouver les résultats, notes et interventions ; vérifier que le kiosque ne permet aucune modification.</w:t>
-            </w:r>
-          </w:p>
-        </w:tc>
-      </w:tr>
-      <w:tr>
-        <w:trPr>
-          <w:cantSplit/>
-        </w:trPr>
-        <w:tc>
-          <w:tcPr>
-            <w:tcW w:type="dxa" w:w="2268"/>
-            <w:vAlign w:val="center"/>
-            <w:shd w:fill="FFFFFF"/>
-            <w:tcBorders>
-              <w:top w:val="single" w:sz="4" w:color="D9D9D9"/>
-              <w:left w:val="single" w:sz="4" w:color="D9D9D9"/>
-              <w:bottom w:val="single" w:sz="4" w:color="D9D9D9"/>
-              <w:right w:val="single" w:sz="4" w:color="D9D9D9"/>
-            </w:tcBorders>
-            <w:tcMar>
-              <w:top w:w="80" w:type="dxa"/>
-              <w:bottom w:w="80" w:type="dxa"/>
-              <w:left w:w="80" w:type="dxa"/>
-              <w:right w:w="80" w:type="dxa"/>
-            </w:tcMar>
-          </w:tcPr>
-          <w:p>
-            <w:pPr>
-              <w:spacing w:after="20" w:before="0"/>
-              <w:ind w:left="0" w:right="0"/>
-            </w:pPr>
-            <w:r>
-              <w:rPr>
-                <w:b/>
-                <w:sz w:val="20"/>
-              </w:rPr>
-              <w:t>Migrer</w:t>
-            </w:r>
-          </w:p>
-        </w:tc>
-        <w:tc>
-          <w:tcPr>
-            <w:tcW w:type="dxa" w:w="7370"/>
-            <w:vAlign w:val="center"/>
-            <w:shd w:fill="FFFFFF"/>
-            <w:tcBorders>
-              <w:top w:val="single" w:sz="4" w:color="D9D9D9"/>
-              <w:left w:val="single" w:sz="4" w:color="D9D9D9"/>
-              <w:bottom w:val="single" w:sz="4" w:color="D9D9D9"/>
-              <w:right w:val="single" w:sz="4" w:color="D9D9D9"/>
-            </w:tcBorders>
-            <w:tcMar>
-              <w:top w:w="80" w:type="dxa"/>
-              <w:bottom w:w="80" w:type="dxa"/>
-              <w:left w:w="80" w:type="dxa"/>
-              <w:right w:w="80" w:type="dxa"/>
-            </w:tcMar>
-          </w:tcPr>
-          <w:p>
-            <w:pPr>
-              <w:spacing w:after="20" w:before="0"/>
-              <w:ind w:left="0" w:right="0"/>
-            </w:pPr>
-            <w:r>
-              <w:rPr>
-                <w:b w:val="0"/>
-                <w:sz w:val="20"/>
-              </w:rPr>
-              <w:t>Rejouer la recette sur le homelab réel avec les mêmes images applicatives et une configuration adaptée.</w:t>
-            </w:r>
-          </w:p>
-        </w:tc>
-      </w:tr>
-      <w:tr>
-        <w:trPr>
-          <w:cantSplit/>
-        </w:trPr>
-        <w:tc>
-          <w:tcPr>
-            <w:tcW w:type="dxa" w:w="2268"/>
-            <w:vAlign w:val="center"/>
-            <w:shd w:fill="FFFFFF"/>
-            <w:tcBorders>
-              <w:top w:val="single" w:sz="4" w:color="D9D9D9"/>
-              <w:left w:val="single" w:sz="4" w:color="D9D9D9"/>
-              <w:bottom w:val="single" w:sz="4" w:color="D9D9D9"/>
-              <w:right w:val="single" w:sz="4" w:color="D9D9D9"/>
-            </w:tcBorders>
-            <w:tcMar>
-              <w:top w:w="80" w:type="dxa"/>
-              <w:bottom w:w="80" w:type="dxa"/>
-              <w:left w:w="80" w:type="dxa"/>
-              <w:right w:w="80" w:type="dxa"/>
-            </w:tcMar>
-          </w:tcPr>
-          <w:p>
-            <w:pPr>
-              <w:spacing w:after="20" w:before="0"/>
-              <w:ind w:left="0" w:right="0"/>
-            </w:pPr>
-            <w:r>
-              <w:rPr>
-                <w:b/>
-                <w:sz w:val="20"/>
-              </w:rPr>
-              <w:t>Installer une nouvelle instance</w:t>
-            </w:r>
-          </w:p>
-        </w:tc>
-        <w:tc>
-          <w:tcPr>
-            <w:tcW w:type="dxa" w:w="7370"/>
-            <w:vAlign w:val="center"/>
-            <w:shd w:fill="FFFFFF"/>
-            <w:tcBorders>
-              <w:top w:val="single" w:sz="4" w:color="D9D9D9"/>
-              <w:left w:val="single" w:sz="4" w:color="D9D9D9"/>
-              <w:bottom w:val="single" w:sz="4" w:color="D9D9D9"/>
-              <w:right w:val="single" w:sz="4" w:color="D9D9D9"/>
-            </w:tcBorders>
-            <w:tcMar>
-              <w:top w:w="80" w:type="dxa"/>
-              <w:bottom w:w="80" w:type="dxa"/>
-              <w:left w:w="80" w:type="dxa"/>
-              <w:right w:w="80" w:type="dxa"/>
-            </w:tcMar>
-          </w:tcPr>
-          <w:p>
-            <w:pPr>
-              <w:spacing w:after="20" w:before="0"/>
-              <w:ind w:left="0" w:right="0"/>
-            </w:pPr>
-            <w:r>
-              <w:rPr>
-                <w:b w:val="0"/>
-                <w:sz w:val="20"/>
-              </w:rPr>
-              <w:t>Déployer HomeOps sur un environnement vierge, créer son compte administrateur et configurer ses propres services sans modifier le code. Vérifier que l’initialisation ne peut pas être rejouée après création du compte.</w:t>
+              <w:t>Déployer une instance vierge, créer l’administrateur et configurer ses services sans modifier le code ; vérifier la fermeture de l’initialisation et rejouer la recette sur le homelab avec les mêmes images.</w:t>
             </w:r>
           </w:p>
         </w:tc>
       </w:tr>
     </w:tbl>
-    <w:p>
-      <w:pPr>
-        <w:spacing w:after="0"/>
-      </w:pPr>
-    </w:p>
     <w:sectPr>
       <w:footerReference w:type="default" r:id="rId9"/>
       <w:pgSz w:w="11906" w:h="16838"/>
-      <w:pgMar w:top="1020" w:right="1134" w:bottom="1020" w:left="1134" w:header="454" w:footer="454" w:gutter="0"/>
+      <w:pgMar w:top="1020" w:right="1134" w:bottom="1020" w:left="1134" w:header="720" w:footer="720" w:gutter="0"/>
       <w:cols w:space="720"/>
       <w:docGrid w:linePitch="360"/>
     </w:sectPr>
@@ -6735,10 +2087,13 @@
   <w:p>
     <w:pPr>
       <w:pStyle w:val="Footer"/>
-      <w:jc w:val="center"/>
+      <w:jc w:val="right"/>
     </w:pPr>
     <w:r>
-      <w:t xml:space="preserve">HomeOps • Périmètre MVP — </w:t>
+      <w:rPr>
+        <w:sz w:val="18"/>
+      </w:rPr>
+      <w:t xml:space="preserve">HomeOps • Périmètre MVP • </w:t>
     </w:r>
     <w:fldSimple w:instr="PAGE"/>
   </w:p>
@@ -7109,12 +2464,14 @@
     <w:qFormat/>
     <w:rsid w:val="00FC693F"/>
     <w:pPr>
-      <w:spacing w:after="100"/>
+      <w:widowControl/>
+      <w:spacing w:after="120" w:line="264" w:lineRule="auto"/>
     </w:pPr>
     <w:rPr>
       <w:rFonts w:ascii="Calibri" w:hAnsi="Calibri"/>
       <w:color w:val="000000"/>
-      <w:sz w:val="20"/>
+      <w:sz w:val="23"/>
+      <w:lang w:val="fr-FR"/>
     </w:rPr>
   </w:style>
   <w:style w:type="paragraph" w:styleId="Header">
@@ -7172,7 +2529,7 @@
     <w:pPr>
       <w:keepNext/>
       <w:keepLines/>
-      <w:spacing w:before="240" w:after="140"/>
+      <w:spacing w:before="220" w:after="100" w:line="254" w:lineRule="auto"/>
       <w:outlineLvl w:val="0"/>
     </w:pPr>
     <w:rPr>
@@ -7196,7 +2553,7 @@
     <w:pPr>
       <w:keepNext/>
       <w:keepLines/>
-      <w:spacing w:before="200" w:after="0"/>
+      <w:spacing w:before="220" w:after="100" w:line="254" w:lineRule="auto"/>
       <w:outlineLvl w:val="1"/>
     </w:pPr>
     <w:rPr>
@@ -7204,7 +2561,7 @@
       <w:b/>
       <w:bCs/>
       <w:color w:val="000000"/>
-      <w:sz w:val="26"/>
+      <w:sz w:val="24"/>
       <w:szCs w:val="26"/>
     </w:rPr>
   </w:style>
@@ -7458,7 +2815,8 @@
     <w:qFormat/>
     <w:rsid w:val="00FC693F"/>
     <w:pPr>
-      <w:spacing w:after="300" w:line="240" w:lineRule="auto"/>
+      <w:keepNext/>
+      <w:spacing w:after="100" w:line="254" w:lineRule="auto" w:before="220"/>
       <w:contextualSpacing/>
     </w:pPr>
     <w:rPr>
@@ -7497,14 +2855,15 @@
       <w:numPr>
         <w:ilvl w:val="1"/>
       </w:numPr>
+      <w:spacing w:after="100" w:line="254" w:lineRule="auto"/>
     </w:pPr>
     <w:rPr>
-      <w:rFonts w:asciiTheme="majorHAnsi" w:eastAsiaTheme="majorEastAsia" w:hAnsiTheme="majorHAnsi" w:cstheme="majorBidi"/>
+      <w:rFonts w:asciiTheme="majorHAnsi" w:eastAsiaTheme="majorEastAsia" w:hAnsiTheme="majorHAnsi" w:cstheme="majorBidi" w:ascii="Calibri" w:hAnsi="Calibri"/>
       <w:i/>
       <w:iCs/>
       <w:color w:val="000000"/>
       <w:spacing w:val="15"/>
-      <w:sz w:val="24"/>
+      <w:sz w:val="22"/>
       <w:szCs w:val="24"/>
     </w:rPr>
   </w:style>
@@ -7640,8 +2999,14 @@
       <w:numPr>
         <w:numId w:val="1"/>
       </w:numPr>
+      <w:spacing w:after="120" w:line="264" w:lineRule="auto"/>
       <w:contextualSpacing/>
     </w:pPr>
+    <w:rPr>
+      <w:rFonts w:ascii="Calibri" w:hAnsi="Calibri"/>
+      <w:color w:val="000000"/>
+      <w:sz w:val="23"/>
+    </w:rPr>
   </w:style>
   <w:style w:type="paragraph" w:styleId="ListBullet2">
     <w:name w:val="List Bullet 2"/>
